--- a/docs/Documento_Entregables_Scrum_ORION.docx
+++ b/docs/Documento_Entregables_Scrum_ORION.docx
@@ -712,7 +712,6 @@
           <w:sz w:val="22"/>
           <w:szCs w:val="22"/>
         </w:rPr>
-        <w:lastRenderedPageBreak/>
         <w:t>Josteen Mayobanex Del Orbe (</w:t>
       </w:r>
       <w:hyperlink r:id="rId14" w:history="1">
@@ -845,6 +844,7 @@
           <w:sz w:val="22"/>
           <w:szCs w:val="22"/>
         </w:rPr>
+        <w:lastRenderedPageBreak/>
         <w:t>Jasuel De Los Santos (</w:t>
       </w:r>
       <w:hyperlink r:id="rId16" w:history="1">
@@ -1102,7 +1102,7 @@
     <w:p>
       <w:pPr>
         <w:jc w:val="center"/>
-        <w:divId w:val="143787320"/>
+        <w:divId w:val="1305158203"/>
         <w:rPr>
           <w:rFonts w:ascii="Segoe UI" w:eastAsia="Times New Roman" w:hAnsi="Segoe UI" w:cs="Segoe UI"/>
           <w:color w:val="1F2937"/>
@@ -1171,7 +1171,7 @@
     <w:p>
       <w:pPr>
         <w:jc w:val="center"/>
-        <w:divId w:val="356127008"/>
+        <w:divId w:val="427119861"/>
         <w:rPr>
           <w:rFonts w:ascii="Segoe UI" w:eastAsia="Times New Roman" w:hAnsi="Segoe UI" w:cs="Segoe UI"/>
           <w:i/>
@@ -1190,7 +1190,6 @@
           <w:sz w:val="20"/>
           <w:szCs w:val="20"/>
         </w:rPr>
-        <w:lastRenderedPageBreak/>
         <w:t>Tablero Activo en Jira Software - Flujo de Trabajo Scrum</w:t>
       </w:r>
     </w:p>
@@ -1230,6 +1229,7 @@
           <w:sz w:val="22"/>
           <w:szCs w:val="22"/>
         </w:rPr>
+        <w:lastRenderedPageBreak/>
         <w:t>Definición:</w:t>
       </w:r>
       <w:r>
@@ -2012,7 +2012,7 @@
       <w:pPr>
         <w:spacing w:before="300"/>
         <w:jc w:val="center"/>
-        <w:divId w:val="1403914477"/>
+        <w:divId w:val="602500414"/>
         <w:rPr>
           <w:rFonts w:ascii="Segoe UI" w:eastAsia="Times New Roman" w:hAnsi="Segoe UI" w:cs="Segoe UI"/>
           <w:color w:val="1F2937"/>
@@ -2082,7 +2082,7 @@
       <w:pPr>
         <w:spacing w:before="90" w:after="300"/>
         <w:jc w:val="center"/>
-        <w:divId w:val="1395279849"/>
+        <w:divId w:val="1642923266"/>
         <w:rPr>
           <w:rFonts w:ascii="Segoe UI" w:eastAsia="Times New Roman" w:hAnsi="Segoe UI" w:cs="Segoe UI"/>
           <w:i/>
@@ -2108,7 +2108,7 @@
       <w:pPr>
         <w:spacing w:before="300"/>
         <w:jc w:val="center"/>
-        <w:divId w:val="1947148765"/>
+        <w:divId w:val="1368068765"/>
         <w:rPr>
           <w:rFonts w:ascii="Segoe UI" w:eastAsia="Times New Roman" w:hAnsi="Segoe UI" w:cs="Segoe UI"/>
           <w:color w:val="1F2937"/>
@@ -2178,7 +2178,7 @@
       <w:pPr>
         <w:spacing w:before="90" w:after="300"/>
         <w:jc w:val="center"/>
-        <w:divId w:val="1947540622"/>
+        <w:divId w:val="262882107"/>
         <w:rPr>
           <w:rFonts w:ascii="Segoe UI" w:eastAsia="Times New Roman" w:hAnsi="Segoe UI" w:cs="Segoe UI"/>
           <w:i/>
@@ -3855,7 +3855,7 @@
       <w:pPr>
         <w:spacing w:before="300"/>
         <w:jc w:val="center"/>
-        <w:divId w:val="985158952"/>
+        <w:divId w:val="719280296"/>
         <w:rPr>
           <w:rFonts w:ascii="Segoe UI" w:eastAsia="Times New Roman" w:hAnsi="Segoe UI" w:cs="Segoe UI"/>
           <w:color w:val="1F2937"/>
@@ -3925,7 +3925,7 @@
       <w:pPr>
         <w:spacing w:before="90" w:after="300"/>
         <w:jc w:val="center"/>
-        <w:divId w:val="1356154616"/>
+        <w:divId w:val="1635327339"/>
         <w:rPr>
           <w:rFonts w:ascii="Segoe UI" w:eastAsia="Times New Roman" w:hAnsi="Segoe UI" w:cs="Segoe UI"/>
           <w:i/>
@@ -3951,7 +3951,7 @@
       <w:pPr>
         <w:spacing w:before="300"/>
         <w:jc w:val="center"/>
-        <w:divId w:val="176970952"/>
+        <w:divId w:val="164365823"/>
         <w:rPr>
           <w:rFonts w:ascii="Segoe UI" w:eastAsia="Times New Roman" w:hAnsi="Segoe UI" w:cs="Segoe UI"/>
           <w:color w:val="1F2937"/>
@@ -4021,7 +4021,7 @@
       <w:pPr>
         <w:spacing w:before="90" w:after="300"/>
         <w:jc w:val="center"/>
-        <w:divId w:val="2105682677"/>
+        <w:divId w:val="1083992375"/>
         <w:rPr>
           <w:rFonts w:ascii="Segoe UI" w:eastAsia="Times New Roman" w:hAnsi="Segoe UI" w:cs="Segoe UI"/>
           <w:i/>
@@ -5443,10 +5443,10 @@
             <v:path o:extrusionok="f" gradientshapeok="t" o:connecttype="rect"/>
             <o:lock v:ext="edit" aspectratio="t"/>
           </v:shapetype>
-          <v:shape id="_x0000_i1050" type="#_x0000_t75" style="width:20.25pt;height:17.25pt" o:ole="">
+          <v:shape id="_x0000_i1054" type="#_x0000_t75" style="width:20.25pt;height:17.25pt" o:ole="">
             <v:imagedata r:id="rId24" o:title=""/>
           </v:shape>
-          <w:control r:id="rId25" w:name="DefaultOcxName" w:shapeid="_x0000_i1050"/>
+          <w:control r:id="rId25" w:name="DefaultOcxName" w:shapeid="_x0000_i1054"/>
         </w:object>
       </w:r>
       <w:r>
@@ -5481,10 +5481,10 @@
           <w:szCs w:val="22"/>
         </w:rPr>
         <w:object w:dxaOrig="1440" w:dyaOrig="1440">
-          <v:shape id="_x0000_i1053" type="#_x0000_t75" style="width:20.25pt;height:17.25pt" o:ole="">
+          <v:shape id="_x0000_i1057" type="#_x0000_t75" style="width:20.25pt;height:17.25pt" o:ole="">
             <v:imagedata r:id="rId24" o:title=""/>
           </v:shape>
-          <w:control r:id="rId26" w:name="DefaultOcxName1" w:shapeid="_x0000_i1053"/>
+          <w:control r:id="rId26" w:name="DefaultOcxName1" w:shapeid="_x0000_i1057"/>
         </w:object>
       </w:r>
       <w:r>
@@ -5528,10 +5528,10 @@
           <w:szCs w:val="22"/>
         </w:rPr>
         <w:object w:dxaOrig="1440" w:dyaOrig="1440">
-          <v:shape id="_x0000_i1056" type="#_x0000_t75" style="width:20.25pt;height:17.25pt" o:ole="">
+          <v:shape id="_x0000_i1060" type="#_x0000_t75" style="width:20.25pt;height:17.25pt" o:ole="">
             <v:imagedata r:id="rId24" o:title=""/>
           </v:shape>
-          <w:control r:id="rId27" w:name="DefaultOcxName2" w:shapeid="_x0000_i1056"/>
+          <w:control r:id="rId27" w:name="DefaultOcxName2" w:shapeid="_x0000_i1060"/>
         </w:object>
       </w:r>
       <w:r>
@@ -5566,10 +5566,10 @@
           <w:szCs w:val="22"/>
         </w:rPr>
         <w:object w:dxaOrig="1440" w:dyaOrig="1440">
-          <v:shape id="_x0000_i1059" type="#_x0000_t75" style="width:20.25pt;height:17.25pt" o:ole="">
+          <v:shape id="_x0000_i1063" type="#_x0000_t75" style="width:20.25pt;height:17.25pt" o:ole="">
             <v:imagedata r:id="rId24" o:title=""/>
           </v:shape>
-          <w:control r:id="rId28" w:name="DefaultOcxName3" w:shapeid="_x0000_i1059"/>
+          <w:control r:id="rId28" w:name="DefaultOcxName3" w:shapeid="_x0000_i1063"/>
         </w:object>
       </w:r>
       <w:r>
@@ -5604,10 +5604,10 @@
           <w:szCs w:val="22"/>
         </w:rPr>
         <w:object w:dxaOrig="1440" w:dyaOrig="1440">
-          <v:shape id="_x0000_i1062" type="#_x0000_t75" style="width:20.25pt;height:17.25pt" o:ole="">
+          <v:shape id="_x0000_i1066" type="#_x0000_t75" style="width:20.25pt;height:17.25pt" o:ole="">
             <v:imagedata r:id="rId24" o:title=""/>
           </v:shape>
-          <w:control r:id="rId29" w:name="DefaultOcxName4" w:shapeid="_x0000_i1062"/>
+          <w:control r:id="rId29" w:name="DefaultOcxName4" w:shapeid="_x0000_i1066"/>
         </w:object>
       </w:r>
       <w:r>
@@ -5658,7 +5658,7 @@
       <w:pPr>
         <w:spacing w:before="300"/>
         <w:jc w:val="center"/>
-        <w:divId w:val="992950942"/>
+        <w:divId w:val="354306935"/>
         <w:rPr>
           <w:rFonts w:ascii="Segoe UI" w:eastAsia="Times New Roman" w:hAnsi="Segoe UI" w:cs="Segoe UI"/>
           <w:color w:val="1F2937"/>
@@ -5728,7 +5728,7 @@
       <w:pPr>
         <w:spacing w:before="90" w:after="300"/>
         <w:jc w:val="center"/>
-        <w:divId w:val="1004354776"/>
+        <w:divId w:val="796684350"/>
         <w:rPr>
           <w:rFonts w:ascii="Segoe UI" w:eastAsia="Times New Roman" w:hAnsi="Segoe UI" w:cs="Segoe UI"/>
           <w:i/>
@@ -5754,7 +5754,7 @@
       <w:pPr>
         <w:spacing w:before="300"/>
         <w:jc w:val="center"/>
-        <w:divId w:val="100806685"/>
+        <w:divId w:val="1679893164"/>
         <w:rPr>
           <w:rFonts w:ascii="Segoe UI" w:eastAsia="Times New Roman" w:hAnsi="Segoe UI" w:cs="Segoe UI"/>
           <w:color w:val="1F2937"/>
@@ -5824,7 +5824,7 @@
       <w:pPr>
         <w:spacing w:before="90" w:after="300"/>
         <w:jc w:val="center"/>
-        <w:divId w:val="1781097866"/>
+        <w:divId w:val="832837720"/>
         <w:rPr>
           <w:rFonts w:ascii="Segoe UI" w:eastAsia="Times New Roman" w:hAnsi="Segoe UI" w:cs="Segoe UI"/>
           <w:i/>
@@ -8715,7 +8715,7 @@
       <w:pPr>
         <w:shd w:val="clear" w:color="auto" w:fill="F8FAFC"/>
         <w:spacing w:before="150" w:after="240"/>
-        <w:divId w:val="163714489"/>
+        <w:divId w:val="1768844951"/>
         <w:rPr>
           <w:rFonts w:ascii="Segoe UI" w:hAnsi="Segoe UI" w:cs="Segoe UI"/>
           <w:i/>
@@ -8780,7 +8780,7 @@
       <w:pPr>
         <w:shd w:val="clear" w:color="auto" w:fill="F8FAFC"/>
         <w:spacing w:before="150" w:after="240"/>
-        <w:divId w:val="1639719428"/>
+        <w:divId w:val="1136803318"/>
         <w:rPr>
           <w:rFonts w:ascii="Segoe UI" w:hAnsi="Segoe UI" w:cs="Segoe UI"/>
           <w:i/>
@@ -8843,7 +8843,7 @@
         </w:numPr>
         <w:shd w:val="clear" w:color="auto" w:fill="F8FAFC"/>
         <w:spacing w:before="100" w:beforeAutospacing="1" w:after="60"/>
-        <w:divId w:val="765855020"/>
+        <w:divId w:val="722875821"/>
         <w:rPr>
           <w:rFonts w:ascii="Segoe UI" w:eastAsia="Times New Roman" w:hAnsi="Segoe UI" w:cs="Segoe UI"/>
           <w:i/>
@@ -8905,7 +8905,7 @@
         </w:numPr>
         <w:shd w:val="clear" w:color="auto" w:fill="F8FAFC"/>
         <w:spacing w:before="100" w:beforeAutospacing="1" w:after="240"/>
-        <w:divId w:val="765855020"/>
+        <w:divId w:val="722875821"/>
         <w:rPr>
           <w:rFonts w:ascii="Segoe UI" w:eastAsia="Times New Roman" w:hAnsi="Segoe UI" w:cs="Segoe UI"/>
           <w:i/>
@@ -8987,7 +8987,7 @@
       <w:pPr>
         <w:shd w:val="clear" w:color="auto" w:fill="F8FAFC"/>
         <w:spacing w:before="150" w:after="240"/>
-        <w:divId w:val="2119794315"/>
+        <w:divId w:val="917792751"/>
         <w:rPr>
           <w:rFonts w:ascii="Segoe UI" w:hAnsi="Segoe UI" w:cs="Segoe UI"/>
           <w:i/>
@@ -9046,7 +9046,7 @@
       <w:pPr>
         <w:shd w:val="clear" w:color="auto" w:fill="F8FAFC"/>
         <w:spacing w:before="150" w:after="240"/>
-        <w:divId w:val="1435978625"/>
+        <w:divId w:val="1629580153"/>
         <w:rPr>
           <w:rFonts w:ascii="Segoe UI" w:hAnsi="Segoe UI" w:cs="Segoe UI"/>
           <w:i/>
@@ -9105,7 +9105,7 @@
       <w:pPr>
         <w:shd w:val="clear" w:color="auto" w:fill="F8FAFC"/>
         <w:spacing w:before="150" w:after="240"/>
-        <w:divId w:val="900991872"/>
+        <w:divId w:val="789014817"/>
         <w:rPr>
           <w:rFonts w:ascii="Segoe UI" w:hAnsi="Segoe UI" w:cs="Segoe UI"/>
           <w:i/>
@@ -9342,7 +9342,7 @@
       <w:pPr>
         <w:shd w:val="clear" w:color="auto" w:fill="F8FAFC"/>
         <w:spacing w:before="150" w:after="240"/>
-        <w:divId w:val="264532901"/>
+        <w:divId w:val="276524295"/>
         <w:rPr>
           <w:rFonts w:ascii="Segoe UI" w:hAnsi="Segoe UI" w:cs="Segoe UI"/>
           <w:i/>
@@ -9401,7 +9401,7 @@
       <w:pPr>
         <w:shd w:val="clear" w:color="auto" w:fill="F8FAFC"/>
         <w:spacing w:before="150" w:after="240"/>
-        <w:divId w:val="807279700"/>
+        <w:divId w:val="1614819950"/>
         <w:rPr>
           <w:rFonts w:ascii="Segoe UI" w:hAnsi="Segoe UI" w:cs="Segoe UI"/>
           <w:i/>
@@ -9464,7 +9464,7 @@
         </w:numPr>
         <w:shd w:val="clear" w:color="auto" w:fill="F8FAFC"/>
         <w:spacing w:before="100" w:beforeAutospacing="1" w:after="60"/>
-        <w:divId w:val="2105373882"/>
+        <w:divId w:val="2011331520"/>
         <w:rPr>
           <w:rFonts w:ascii="Segoe UI" w:eastAsia="Times New Roman" w:hAnsi="Segoe UI" w:cs="Segoe UI"/>
           <w:i/>
@@ -9526,7 +9526,7 @@
         </w:numPr>
         <w:shd w:val="clear" w:color="auto" w:fill="F8FAFC"/>
         <w:spacing w:before="100" w:beforeAutospacing="1" w:after="240"/>
-        <w:divId w:val="2105373882"/>
+        <w:divId w:val="2011331520"/>
         <w:rPr>
           <w:rFonts w:ascii="Segoe UI" w:eastAsia="Times New Roman" w:hAnsi="Segoe UI" w:cs="Segoe UI"/>
           <w:i/>
@@ -9598,7 +9598,7 @@
       <w:pPr>
         <w:shd w:val="clear" w:color="auto" w:fill="F8FAFC"/>
         <w:spacing w:before="150" w:after="240"/>
-        <w:divId w:val="722869816"/>
+        <w:divId w:val="649746804"/>
         <w:rPr>
           <w:rFonts w:ascii="Segoe UI" w:hAnsi="Segoe UI" w:cs="Segoe UI"/>
           <w:i/>
@@ -9667,7 +9667,7 @@
       <w:pPr>
         <w:shd w:val="clear" w:color="auto" w:fill="F8FAFC"/>
         <w:spacing w:before="150" w:after="240"/>
-        <w:divId w:val="1459375991"/>
+        <w:divId w:val="1693801947"/>
         <w:rPr>
           <w:rFonts w:ascii="Segoe UI" w:hAnsi="Segoe UI" w:cs="Segoe UI"/>
           <w:i/>
@@ -9726,7 +9726,7 @@
       <w:pPr>
         <w:shd w:val="clear" w:color="auto" w:fill="F8FAFC"/>
         <w:spacing w:before="150" w:after="240"/>
-        <w:divId w:val="846751671"/>
+        <w:divId w:val="928922907"/>
         <w:rPr>
           <w:rFonts w:ascii="Segoe UI" w:hAnsi="Segoe UI" w:cs="Segoe UI"/>
           <w:i/>
@@ -9972,7 +9972,7 @@
       <w:pPr>
         <w:shd w:val="clear" w:color="auto" w:fill="F8FAFC"/>
         <w:spacing w:before="150" w:after="240"/>
-        <w:divId w:val="922878160"/>
+        <w:divId w:val="1792437178"/>
         <w:rPr>
           <w:rFonts w:ascii="Segoe UI" w:hAnsi="Segoe UI" w:cs="Segoe UI"/>
           <w:i/>
@@ -10021,7 +10021,7 @@
       <w:pPr>
         <w:shd w:val="clear" w:color="auto" w:fill="F8FAFC"/>
         <w:spacing w:before="150" w:after="240"/>
-        <w:divId w:val="1079060585"/>
+        <w:divId w:val="1546063151"/>
         <w:rPr>
           <w:rFonts w:ascii="Segoe UI" w:hAnsi="Segoe UI" w:cs="Segoe UI"/>
           <w:i/>
@@ -10084,7 +10084,7 @@
         </w:numPr>
         <w:shd w:val="clear" w:color="auto" w:fill="F8FAFC"/>
         <w:spacing w:before="100" w:beforeAutospacing="1" w:after="60"/>
-        <w:divId w:val="443497137"/>
+        <w:divId w:val="2086106729"/>
         <w:rPr>
           <w:rFonts w:ascii="Segoe UI" w:eastAsia="Times New Roman" w:hAnsi="Segoe UI" w:cs="Segoe UI"/>
           <w:i/>
@@ -10146,7 +10146,7 @@
         </w:numPr>
         <w:shd w:val="clear" w:color="auto" w:fill="F8FAFC"/>
         <w:spacing w:before="100" w:beforeAutospacing="1" w:after="240"/>
-        <w:divId w:val="443497137"/>
+        <w:divId w:val="2086106729"/>
         <w:rPr>
           <w:rFonts w:ascii="Segoe UI" w:eastAsia="Times New Roman" w:hAnsi="Segoe UI" w:cs="Segoe UI"/>
           <w:i/>
@@ -10218,7 +10218,7 @@
       <w:pPr>
         <w:shd w:val="clear" w:color="auto" w:fill="F8FAFC"/>
         <w:spacing w:before="150" w:after="240"/>
-        <w:divId w:val="661350768"/>
+        <w:divId w:val="886067763"/>
         <w:rPr>
           <w:rFonts w:ascii="Segoe UI" w:hAnsi="Segoe UI" w:cs="Segoe UI"/>
           <w:i/>
@@ -10277,7 +10277,7 @@
       <w:pPr>
         <w:shd w:val="clear" w:color="auto" w:fill="F8FAFC"/>
         <w:spacing w:before="150" w:after="240"/>
-        <w:divId w:val="603849263"/>
+        <w:divId w:val="147601439"/>
         <w:rPr>
           <w:rFonts w:ascii="Segoe UI" w:hAnsi="Segoe UI" w:cs="Segoe UI"/>
           <w:i/>
@@ -10332,7 +10332,7 @@
       <w:pPr>
         <w:shd w:val="clear" w:color="auto" w:fill="F8FAFC"/>
         <w:spacing w:before="150" w:after="240"/>
-        <w:divId w:val="991761624"/>
+        <w:divId w:val="642153625"/>
         <w:rPr>
           <w:rFonts w:ascii="Segoe UI" w:hAnsi="Segoe UI" w:cs="Segoe UI"/>
           <w:i/>
@@ -10559,7 +10559,7 @@
       <w:pPr>
         <w:shd w:val="clear" w:color="auto" w:fill="F8FAFC"/>
         <w:spacing w:before="150" w:after="240"/>
-        <w:divId w:val="1486359290"/>
+        <w:divId w:val="1841192747"/>
         <w:rPr>
           <w:rFonts w:ascii="Segoe UI" w:hAnsi="Segoe UI" w:cs="Segoe UI"/>
           <w:i/>
@@ -10608,7 +10608,7 @@
       <w:pPr>
         <w:shd w:val="clear" w:color="auto" w:fill="F8FAFC"/>
         <w:spacing w:before="150" w:after="240"/>
-        <w:divId w:val="588932307"/>
+        <w:divId w:val="419570753"/>
         <w:rPr>
           <w:rFonts w:ascii="Segoe UI" w:hAnsi="Segoe UI" w:cs="Segoe UI"/>
           <w:i/>
@@ -10651,7 +10651,7 @@
         </w:numPr>
         <w:shd w:val="clear" w:color="auto" w:fill="F8FAFC"/>
         <w:spacing w:before="100" w:beforeAutospacing="1" w:after="240"/>
-        <w:divId w:val="1013414143"/>
+        <w:divId w:val="621308842"/>
         <w:rPr>
           <w:rFonts w:ascii="Segoe UI" w:eastAsia="Times New Roman" w:hAnsi="Segoe UI" w:cs="Segoe UI"/>
           <w:i/>
@@ -10713,7 +10713,7 @@
       <w:pPr>
         <w:shd w:val="clear" w:color="auto" w:fill="F8FAFC"/>
         <w:spacing w:before="150" w:after="240"/>
-        <w:divId w:val="1822846291"/>
+        <w:divId w:val="103035842"/>
         <w:rPr>
           <w:rFonts w:ascii="Segoe UI" w:hAnsi="Segoe UI" w:cs="Segoe UI"/>
           <w:i/>
@@ -10762,7 +10762,7 @@
       <w:pPr>
         <w:shd w:val="clear" w:color="auto" w:fill="F8FAFC"/>
         <w:spacing w:before="150" w:after="240"/>
-        <w:divId w:val="932934261"/>
+        <w:divId w:val="729306797"/>
         <w:rPr>
           <w:rFonts w:ascii="Segoe UI" w:hAnsi="Segoe UI" w:cs="Segoe UI"/>
           <w:i/>
@@ -10811,7 +10811,7 @@
       <w:pPr>
         <w:shd w:val="clear" w:color="auto" w:fill="F8FAFC"/>
         <w:spacing w:before="150" w:after="240"/>
-        <w:divId w:val="266236216"/>
+        <w:divId w:val="1388215182"/>
         <w:rPr>
           <w:rFonts w:ascii="Segoe UI" w:hAnsi="Segoe UI" w:cs="Segoe UI"/>
           <w:i/>
@@ -11047,7 +11047,7 @@
       <w:pPr>
         <w:shd w:val="clear" w:color="auto" w:fill="F8FAFC"/>
         <w:spacing w:before="150" w:after="240"/>
-        <w:divId w:val="1318412179"/>
+        <w:divId w:val="769012116"/>
         <w:rPr>
           <w:rFonts w:ascii="Segoe UI" w:hAnsi="Segoe UI" w:cs="Segoe UI"/>
           <w:i/>
@@ -11106,7 +11106,7 @@
       <w:pPr>
         <w:shd w:val="clear" w:color="auto" w:fill="F8FAFC"/>
         <w:spacing w:before="150" w:after="240"/>
-        <w:divId w:val="551884418"/>
+        <w:divId w:val="92745061"/>
         <w:rPr>
           <w:rFonts w:ascii="Segoe UI" w:hAnsi="Segoe UI" w:cs="Segoe UI"/>
           <w:i/>
@@ -11165,7 +11165,7 @@
         </w:numPr>
         <w:shd w:val="clear" w:color="auto" w:fill="F8FAFC"/>
         <w:spacing w:before="100" w:beforeAutospacing="1" w:after="60"/>
-        <w:divId w:val="499927769"/>
+        <w:divId w:val="1826310504"/>
         <w:rPr>
           <w:rFonts w:ascii="Segoe UI" w:eastAsia="Times New Roman" w:hAnsi="Segoe UI" w:cs="Segoe UI"/>
           <w:i/>
@@ -11227,7 +11227,7 @@
         </w:numPr>
         <w:shd w:val="clear" w:color="auto" w:fill="F8FAFC"/>
         <w:spacing w:before="100" w:beforeAutospacing="1" w:after="240"/>
-        <w:divId w:val="499927769"/>
+        <w:divId w:val="1826310504"/>
         <w:rPr>
           <w:rFonts w:ascii="Segoe UI" w:eastAsia="Times New Roman" w:hAnsi="Segoe UI" w:cs="Segoe UI"/>
           <w:i/>
@@ -11299,7 +11299,7 @@
       <w:pPr>
         <w:shd w:val="clear" w:color="auto" w:fill="F8FAFC"/>
         <w:spacing w:before="150" w:after="240"/>
-        <w:divId w:val="1955597208"/>
+        <w:divId w:val="1249383570"/>
         <w:rPr>
           <w:rFonts w:ascii="Segoe UI" w:hAnsi="Segoe UI" w:cs="Segoe UI"/>
           <w:i/>
@@ -11358,7 +11358,7 @@
       <w:pPr>
         <w:shd w:val="clear" w:color="auto" w:fill="F8FAFC"/>
         <w:spacing w:before="150" w:after="240"/>
-        <w:divId w:val="1617129641"/>
+        <w:divId w:val="1025792079"/>
         <w:rPr>
           <w:rFonts w:ascii="Segoe UI" w:hAnsi="Segoe UI" w:cs="Segoe UI"/>
           <w:i/>
@@ -11417,7 +11417,7 @@
       <w:pPr>
         <w:shd w:val="clear" w:color="auto" w:fill="F8FAFC"/>
         <w:spacing w:before="150" w:after="240"/>
-        <w:divId w:val="680738152"/>
+        <w:divId w:val="2010062765"/>
         <w:rPr>
           <w:rFonts w:ascii="Segoe UI" w:hAnsi="Segoe UI" w:cs="Segoe UI"/>
           <w:i/>
@@ -11446,6 +11446,2330 @@
           <w:szCs w:val="22"/>
         </w:rPr>
         <w:t>eras etapas del maquetado (en lugar de confiar únicamente en el emulador del navegador) e implementaría Smart Commits en Git enlazados directamente a las subtareas de Jira desde el día uno para automatizar aún más el rastreo del código."</w:t>
+      </w:r>
+    </w:p>
+    <w:p>
+      <w:pPr>
+        <w:spacing w:before="360" w:after="360"/>
+        <w:rPr>
+          <w:rFonts w:ascii="Segoe UI" w:eastAsia="Times New Roman" w:hAnsi="Segoe UI" w:cs="Segoe UI"/>
+          <w:color w:val="1F2937"/>
+          <w:sz w:val="22"/>
+          <w:szCs w:val="22"/>
+        </w:rPr>
+      </w:pPr>
+      <w:r>
+        <w:rPr>
+          <w:rFonts w:ascii="Segoe UI" w:eastAsia="Times New Roman" w:hAnsi="Segoe UI" w:cs="Segoe UI"/>
+          <w:color w:val="1F2937"/>
+          <w:sz w:val="22"/>
+          <w:szCs w:val="22"/>
+        </w:rPr>
+        <w:pict>
+          <v:rect id="_x0000_i1049" style="width:0;height:1.5pt" o:hralign="center" o:hrstd="t" o:hr="t" fillcolor="#a0a0a0" stroked="f"/>
+        </w:pict>
+      </w:r>
+    </w:p>
+    <w:p>
+      <w:pPr>
+        <w:pStyle w:val="Ttulo3"/>
+        <w:rPr>
+          <w:rFonts w:ascii="Segoe UI" w:eastAsia="Times New Roman" w:hAnsi="Segoe UI" w:cs="Segoe UI"/>
+        </w:rPr>
+      </w:pPr>
+      <w:r>
+        <w:rPr>
+          <w:rFonts w:ascii="Segoe UI Symbol" w:eastAsia="Times New Roman" w:hAnsi="Segoe UI Symbol" w:cs="Segoe UI Symbol"/>
+        </w:rPr>
+        <w:t>👤</w:t>
+      </w:r>
+      <w:r>
+        <w:rPr>
+          <w:rFonts w:ascii="Segoe UI" w:eastAsia="Times New Roman" w:hAnsi="Segoe UI" w:cs="Segoe UI"/>
+        </w:rPr>
+        <w:t xml:space="preserve"> Evaluación Individual - Frontend Administrativo Supervisor (Emil Hari Montilla Salvador)</w:t>
+      </w:r>
+    </w:p>
+    <w:p>
+      <w:pPr>
+        <w:numPr>
+          <w:ilvl w:val="0"/>
+          <w:numId w:val="31"/>
+        </w:numPr>
+        <w:spacing w:before="100" w:beforeAutospacing="1" w:after="60"/>
+        <w:rPr>
+          <w:rFonts w:ascii="Segoe UI" w:eastAsia="Times New Roman" w:hAnsi="Segoe UI" w:cs="Segoe UI"/>
+          <w:color w:val="1F2937"/>
+          <w:sz w:val="22"/>
+          <w:szCs w:val="22"/>
+        </w:rPr>
+      </w:pPr>
+      <w:r>
+        <w:rPr>
+          <w:rStyle w:val="Textoennegrita"/>
+          <w:rFonts w:ascii="Segoe UI" w:eastAsia="Times New Roman" w:hAnsi="Segoe UI" w:cs="Segoe UI"/>
+          <w:color w:val="1F2937"/>
+          <w:sz w:val="22"/>
+          <w:szCs w:val="22"/>
+        </w:rPr>
+        <w:t>Nombre del Integrante:</w:t>
+      </w:r>
+      <w:r>
+        <w:rPr>
+          <w:rFonts w:ascii="Segoe UI" w:eastAsia="Times New Roman" w:hAnsi="Segoe UI" w:cs="Segoe UI"/>
+          <w:color w:val="1F2937"/>
+          <w:sz w:val="22"/>
+          <w:szCs w:val="22"/>
+        </w:rPr>
+        <w:t xml:space="preserve"> Emil Hari Montilla Salvador </w:t>
+      </w:r>
+    </w:p>
+    <w:p>
+      <w:pPr>
+        <w:numPr>
+          <w:ilvl w:val="0"/>
+          <w:numId w:val="31"/>
+        </w:numPr>
+        <w:spacing w:before="100" w:beforeAutospacing="1" w:after="60"/>
+        <w:rPr>
+          <w:rFonts w:ascii="Segoe UI" w:eastAsia="Times New Roman" w:hAnsi="Segoe UI" w:cs="Segoe UI"/>
+          <w:color w:val="1F2937"/>
+          <w:sz w:val="22"/>
+          <w:szCs w:val="22"/>
+        </w:rPr>
+      </w:pPr>
+      <w:r>
+        <w:rPr>
+          <w:rStyle w:val="Textoennegrita"/>
+          <w:rFonts w:ascii="Segoe UI" w:eastAsia="Times New Roman" w:hAnsi="Segoe UI" w:cs="Segoe UI"/>
+          <w:color w:val="1F2937"/>
+          <w:sz w:val="22"/>
+          <w:szCs w:val="22"/>
+        </w:rPr>
+        <w:t>Matrícula:</w:t>
+      </w:r>
+      <w:r>
+        <w:rPr>
+          <w:rFonts w:ascii="Segoe UI" w:eastAsia="Times New Roman" w:hAnsi="Segoe UI" w:cs="Segoe UI"/>
+          <w:color w:val="1F2937"/>
+          <w:sz w:val="22"/>
+          <w:szCs w:val="22"/>
+        </w:rPr>
+        <w:t xml:space="preserve"> 2022-0287 </w:t>
+      </w:r>
+    </w:p>
+    <w:p>
+      <w:pPr>
+        <w:numPr>
+          <w:ilvl w:val="0"/>
+          <w:numId w:val="31"/>
+        </w:numPr>
+        <w:spacing w:before="100" w:beforeAutospacing="1" w:after="60"/>
+        <w:rPr>
+          <w:rFonts w:ascii="Segoe UI" w:eastAsia="Times New Roman" w:hAnsi="Segoe UI" w:cs="Segoe UI"/>
+          <w:color w:val="1F2937"/>
+          <w:sz w:val="22"/>
+          <w:szCs w:val="22"/>
+        </w:rPr>
+      </w:pPr>
+      <w:r>
+        <w:rPr>
+          <w:rStyle w:val="Textoennegrita"/>
+          <w:rFonts w:ascii="Segoe UI" w:eastAsia="Times New Roman" w:hAnsi="Segoe UI" w:cs="Segoe UI"/>
+          <w:color w:val="1F2937"/>
+          <w:sz w:val="22"/>
+          <w:szCs w:val="22"/>
+        </w:rPr>
+        <w:t>Rol en el Sprint:</w:t>
+      </w:r>
+      <w:r>
+        <w:rPr>
+          <w:rFonts w:ascii="Segoe UI" w:eastAsia="Times New Roman" w:hAnsi="Segoe UI" w:cs="Segoe UI"/>
+          <w:color w:val="1F2937"/>
+          <w:sz w:val="22"/>
+          <w:szCs w:val="22"/>
+        </w:rPr>
+        <w:t xml:space="preserve"> </w:t>
+      </w:r>
+      <w:r>
+        <w:rPr>
+          <w:rFonts w:ascii="Segoe UI" w:eastAsia="Times New Roman" w:hAnsi="Segoe UI" w:cs="Segoe UI"/>
+          <w:color w:val="1F2937"/>
+          <w:sz w:val="22"/>
+          <w:szCs w:val="22"/>
+        </w:rPr>
+        <w:t xml:space="preserve">Frontend Administrativo del Panel de Control Consolidado del Supervisor (HU07) </w:t>
+      </w:r>
+    </w:p>
+    <w:p>
+      <w:pPr>
+        <w:numPr>
+          <w:ilvl w:val="0"/>
+          <w:numId w:val="31"/>
+        </w:numPr>
+        <w:spacing w:before="100" w:beforeAutospacing="1" w:after="60"/>
+        <w:rPr>
+          <w:rFonts w:ascii="Segoe UI" w:eastAsia="Times New Roman" w:hAnsi="Segoe UI" w:cs="Segoe UI"/>
+          <w:color w:val="1F2937"/>
+          <w:sz w:val="22"/>
+          <w:szCs w:val="22"/>
+        </w:rPr>
+      </w:pPr>
+      <w:r>
+        <w:rPr>
+          <w:rStyle w:val="Textoennegrita"/>
+          <w:rFonts w:ascii="Segoe UI" w:eastAsia="Times New Roman" w:hAnsi="Segoe UI" w:cs="Segoe UI"/>
+          <w:color w:val="1F2937"/>
+          <w:sz w:val="22"/>
+          <w:szCs w:val="22"/>
+        </w:rPr>
+        <w:t>Fecha de Evaluación:</w:t>
+      </w:r>
+      <w:r>
+        <w:rPr>
+          <w:rFonts w:ascii="Segoe UI" w:eastAsia="Times New Roman" w:hAnsi="Segoe UI" w:cs="Segoe UI"/>
+          <w:color w:val="1F2937"/>
+          <w:sz w:val="22"/>
+          <w:szCs w:val="22"/>
+        </w:rPr>
+        <w:t xml:space="preserve"> 19 de Agosto de 2026</w:t>
+      </w:r>
+    </w:p>
+    <w:p>
+      <w:pPr>
+        <w:pStyle w:val="Ttulo4"/>
+        <w:rPr>
+          <w:rFonts w:ascii="Segoe UI" w:eastAsia="Times New Roman" w:hAnsi="Segoe UI" w:cs="Segoe UI"/>
+        </w:rPr>
+      </w:pPr>
+      <w:r>
+        <w:rPr>
+          <w:rFonts w:ascii="Segoe UI" w:eastAsia="Times New Roman" w:hAnsi="Segoe UI" w:cs="Segoe UI"/>
+        </w:rPr>
+        <w:t>1. ¿Cómo fue su experiencia trabajando en equipo?</w:t>
+      </w:r>
+    </w:p>
+    <w:p>
+      <w:pPr>
+        <w:shd w:val="clear" w:color="auto" w:fill="F8FAFC"/>
+        <w:spacing w:before="150" w:after="240"/>
+        <w:divId w:val="1931160725"/>
+        <w:rPr>
+          <w:rFonts w:ascii="Segoe UI" w:hAnsi="Segoe UI" w:cs="Segoe UI"/>
+          <w:i/>
+          <w:iCs/>
+          <w:color w:val="334155"/>
+          <w:sz w:val="22"/>
+          <w:szCs w:val="22"/>
+        </w:rPr>
+      </w:pPr>
+      <w:r>
+        <w:rPr>
+          <w:rStyle w:val="nfasis"/>
+          <w:rFonts w:ascii="Segoe UI" w:hAnsi="Segoe UI" w:cs="Segoe UI"/>
+          <w:color w:val="334155"/>
+          <w:sz w:val="22"/>
+          <w:szCs w:val="22"/>
+        </w:rPr>
+        <w:t xml:space="preserve">"Mi experiencia trabajando en equipo fue buena, aunque al principio tuvimos algunos </w:t>
+      </w:r>
+      <w:r>
+        <w:rPr>
+          <w:rStyle w:val="nfasis"/>
+          <w:rFonts w:ascii="Segoe UI" w:hAnsi="Segoe UI" w:cs="Segoe UI"/>
+          <w:color w:val="334155"/>
+          <w:sz w:val="22"/>
+          <w:szCs w:val="22"/>
+        </w:rPr>
+        <w:t>problemas de comunicación y organización. Hubo varios días en los que no estaba muy claro qué tenía que hacer cada persona ni cómo se iban a conectar las diferentes partes del sistema, y eso nos atrasó bastante. Después de que nos organizamos mejor, pudimo</w:t>
+      </w:r>
+      <w:r>
+        <w:rPr>
+          <w:rStyle w:val="nfasis"/>
+          <w:rFonts w:ascii="Segoe UI" w:hAnsi="Segoe UI" w:cs="Segoe UI"/>
+          <w:color w:val="334155"/>
+          <w:sz w:val="22"/>
+          <w:szCs w:val="22"/>
+        </w:rPr>
+        <w:t>s dividir las responsabilidades y avanzar más rápido. En mi caso, trabajé principalmente en el frontend del panel administrativo junto con la persona encargada del backend, así que también tuve que coordinarme con él para saber qué datos iba a recibir y có</w:t>
+      </w:r>
+      <w:r>
+        <w:rPr>
+          <w:rStyle w:val="nfasis"/>
+          <w:rFonts w:ascii="Segoe UI" w:hAnsi="Segoe UI" w:cs="Segoe UI"/>
+          <w:color w:val="334155"/>
+          <w:sz w:val="22"/>
+          <w:szCs w:val="22"/>
+        </w:rPr>
+        <w:t>mo los iba a mostrar en la tabla. Al final siento que logramos trabajar mucho mejor como equipo y completar el proyecto."</w:t>
+      </w:r>
+    </w:p>
+    <w:p>
+      <w:pPr>
+        <w:pStyle w:val="Ttulo4"/>
+        <w:rPr>
+          <w:rFonts w:ascii="Segoe UI" w:eastAsia="Times New Roman" w:hAnsi="Segoe UI" w:cs="Segoe UI"/>
+        </w:rPr>
+      </w:pPr>
+      <w:r>
+        <w:rPr>
+          <w:rFonts w:ascii="Segoe UI" w:eastAsia="Times New Roman" w:hAnsi="Segoe UI" w:cs="Segoe UI"/>
+        </w:rPr>
+        <w:t>2. ¿Cómo fue trabajar utilizando la metodología Scrum?</w:t>
+      </w:r>
+    </w:p>
+    <w:p>
+      <w:pPr>
+        <w:shd w:val="clear" w:color="auto" w:fill="F8FAFC"/>
+        <w:spacing w:before="150" w:after="240"/>
+        <w:divId w:val="1775861272"/>
+        <w:rPr>
+          <w:rFonts w:ascii="Segoe UI" w:hAnsi="Segoe UI" w:cs="Segoe UI"/>
+          <w:i/>
+          <w:iCs/>
+          <w:color w:val="334155"/>
+          <w:sz w:val="22"/>
+          <w:szCs w:val="22"/>
+        </w:rPr>
+      </w:pPr>
+      <w:r>
+        <w:rPr>
+          <w:rStyle w:val="nfasis"/>
+          <w:rFonts w:ascii="Segoe UI" w:hAnsi="Segoe UI" w:cs="Segoe UI"/>
+          <w:color w:val="334155"/>
+          <w:sz w:val="22"/>
+          <w:szCs w:val="22"/>
+        </w:rPr>
+        <w:t>"Trabajar con Scrum me ayudó a entender mejor cómo se puede organizar un proyec</w:t>
+      </w:r>
+      <w:r>
+        <w:rPr>
+          <w:rStyle w:val="nfasis"/>
+          <w:rFonts w:ascii="Segoe UI" w:hAnsi="Segoe UI" w:cs="Segoe UI"/>
+          <w:color w:val="334155"/>
+          <w:sz w:val="22"/>
+          <w:szCs w:val="22"/>
+        </w:rPr>
+        <w:t>to entre varias personas. Algo que noté es que no basta con dividir las tareas, sino que también es importante estar comunicando constantemente qué se está haciendo y si existe algún problema. En nuestro caso, cuando empezamos a comunicarnos mejor y a tene</w:t>
+      </w:r>
+      <w:r>
+        <w:rPr>
+          <w:rStyle w:val="nfasis"/>
+          <w:rFonts w:ascii="Segoe UI" w:hAnsi="Segoe UI" w:cs="Segoe UI"/>
+          <w:color w:val="334155"/>
+          <w:sz w:val="22"/>
+          <w:szCs w:val="22"/>
+        </w:rPr>
+        <w:t>r más claras las historias de usuario y las responsabilidades de cada integrante, el trabajo comenzó a avanzar mucho más rápido. Creo que Scrum fue útil especialmente para detectar los bloqueos que teníamos y reorganizarnos antes de que fuera demasiado tar</w:t>
+      </w:r>
+      <w:r>
+        <w:rPr>
+          <w:rStyle w:val="nfasis"/>
+          <w:rFonts w:ascii="Segoe UI" w:hAnsi="Segoe UI" w:cs="Segoe UI"/>
+          <w:color w:val="334155"/>
+          <w:sz w:val="22"/>
+          <w:szCs w:val="22"/>
+        </w:rPr>
+        <w:t>de."</w:t>
+      </w:r>
+    </w:p>
+    <w:p>
+      <w:pPr>
+        <w:pStyle w:val="Ttulo4"/>
+        <w:rPr>
+          <w:rFonts w:ascii="Segoe UI" w:eastAsia="Times New Roman" w:hAnsi="Segoe UI" w:cs="Segoe UI"/>
+        </w:rPr>
+      </w:pPr>
+      <w:r>
+        <w:rPr>
+          <w:rFonts w:ascii="Segoe UI" w:eastAsia="Times New Roman" w:hAnsi="Segoe UI" w:cs="Segoe UI"/>
+        </w:rPr>
+        <w:t>3. ¿Qué aprendió a nivel técnico o metodológico durante este Sprint de 1 semana?</w:t>
+      </w:r>
+    </w:p>
+    <w:p>
+      <w:pPr>
+        <w:numPr>
+          <w:ilvl w:val="0"/>
+          <w:numId w:val="32"/>
+        </w:numPr>
+        <w:shd w:val="clear" w:color="auto" w:fill="F8FAFC"/>
+        <w:spacing w:before="100" w:beforeAutospacing="1" w:after="60"/>
+        <w:divId w:val="1781954518"/>
+        <w:rPr>
+          <w:rFonts w:ascii="Segoe UI" w:eastAsia="Times New Roman" w:hAnsi="Segoe UI" w:cs="Segoe UI"/>
+          <w:i/>
+          <w:iCs/>
+          <w:color w:val="334155"/>
+          <w:sz w:val="22"/>
+          <w:szCs w:val="22"/>
+        </w:rPr>
+      </w:pPr>
+      <w:r>
+        <w:rPr>
+          <w:rStyle w:val="Textoennegrita"/>
+          <w:rFonts w:ascii="Segoe UI" w:eastAsia="Times New Roman" w:hAnsi="Segoe UI" w:cs="Segoe UI"/>
+          <w:i/>
+          <w:iCs/>
+          <w:color w:val="334155"/>
+          <w:sz w:val="22"/>
+          <w:szCs w:val="22"/>
+        </w:rPr>
+        <w:t>A nivel técnico:</w:t>
+      </w:r>
+      <w:r>
+        <w:rPr>
+          <w:rFonts w:ascii="Segoe UI" w:eastAsia="Times New Roman" w:hAnsi="Segoe UI" w:cs="Segoe UI"/>
+          <w:i/>
+          <w:iCs/>
+          <w:color w:val="334155"/>
+          <w:sz w:val="22"/>
+          <w:szCs w:val="22"/>
+        </w:rPr>
+        <w:t xml:space="preserve"> </w:t>
+      </w:r>
+      <w:r>
+        <w:rPr>
+          <w:rStyle w:val="nfasis"/>
+          <w:rFonts w:ascii="Segoe UI" w:eastAsia="Times New Roman" w:hAnsi="Segoe UI" w:cs="Segoe UI"/>
+          <w:color w:val="334155"/>
+          <w:sz w:val="22"/>
+          <w:szCs w:val="22"/>
+        </w:rPr>
+        <w:t>"Aprendí más sobre cómo se conecta el frontend con el resto de un sistema. Mi parte consistía en diseñar la tabla administrativa del supervisor, pero par</w:t>
+      </w:r>
+      <w:r>
+        <w:rPr>
+          <w:rStyle w:val="nfasis"/>
+          <w:rFonts w:ascii="Segoe UI" w:eastAsia="Times New Roman" w:hAnsi="Segoe UI" w:cs="Segoe UI"/>
+          <w:color w:val="334155"/>
+          <w:sz w:val="22"/>
+          <w:szCs w:val="22"/>
+        </w:rPr>
+        <w:t xml:space="preserve">a poder mostrar la información correctamente dependía de los datos que venían del backend, como los artículos entregados, el kilometraje inicial y final y la distancia recorrida. Eso me ayudó a entender mejor que cada parte de un proyecto está relacionada </w:t>
+      </w:r>
+      <w:r>
+        <w:rPr>
+          <w:rStyle w:val="nfasis"/>
+          <w:rFonts w:ascii="Segoe UI" w:eastAsia="Times New Roman" w:hAnsi="Segoe UI" w:cs="Segoe UI"/>
+          <w:color w:val="334155"/>
+          <w:sz w:val="22"/>
+          <w:szCs w:val="22"/>
+        </w:rPr>
+        <w:t>con las demás."</w:t>
+      </w:r>
+    </w:p>
+    <w:p>
+      <w:pPr>
+        <w:numPr>
+          <w:ilvl w:val="0"/>
+          <w:numId w:val="32"/>
+        </w:numPr>
+        <w:shd w:val="clear" w:color="auto" w:fill="F8FAFC"/>
+        <w:spacing w:before="100" w:beforeAutospacing="1" w:after="240"/>
+        <w:divId w:val="1781954518"/>
+        <w:rPr>
+          <w:rFonts w:ascii="Segoe UI" w:eastAsia="Times New Roman" w:hAnsi="Segoe UI" w:cs="Segoe UI"/>
+          <w:i/>
+          <w:iCs/>
+          <w:color w:val="334155"/>
+          <w:sz w:val="22"/>
+          <w:szCs w:val="22"/>
+        </w:rPr>
+      </w:pPr>
+      <w:r>
+        <w:rPr>
+          <w:rStyle w:val="Textoennegrita"/>
+          <w:rFonts w:ascii="Segoe UI" w:eastAsia="Times New Roman" w:hAnsi="Segoe UI" w:cs="Segoe UI"/>
+          <w:i/>
+          <w:iCs/>
+          <w:color w:val="334155"/>
+          <w:sz w:val="22"/>
+          <w:szCs w:val="22"/>
+        </w:rPr>
+        <w:t>A nivel metodológico:</w:t>
+      </w:r>
+      <w:r>
+        <w:rPr>
+          <w:rFonts w:ascii="Segoe UI" w:eastAsia="Times New Roman" w:hAnsi="Segoe UI" w:cs="Segoe UI"/>
+          <w:i/>
+          <w:iCs/>
+          <w:color w:val="334155"/>
+          <w:sz w:val="22"/>
+          <w:szCs w:val="22"/>
+        </w:rPr>
+        <w:t xml:space="preserve"> </w:t>
+      </w:r>
+      <w:r>
+        <w:rPr>
+          <w:rStyle w:val="nfasis"/>
+          <w:rFonts w:ascii="Segoe UI" w:eastAsia="Times New Roman" w:hAnsi="Segoe UI" w:cs="Segoe UI"/>
+          <w:color w:val="334155"/>
+          <w:sz w:val="22"/>
+          <w:szCs w:val="22"/>
+        </w:rPr>
+        <w:t xml:space="preserve">"Aprendí que es muy importante tener claras las tareas y los criterios de aceptación desde el principio. Cuando cada integrante sabe exactamente qué tiene que entregar y cómo se conecta su trabajo con el de los demás, </w:t>
+      </w:r>
+      <w:r>
+        <w:rPr>
+          <w:rStyle w:val="nfasis"/>
+          <w:rFonts w:ascii="Segoe UI" w:eastAsia="Times New Roman" w:hAnsi="Segoe UI" w:cs="Segoe UI"/>
+          <w:color w:val="334155"/>
+          <w:sz w:val="22"/>
+          <w:szCs w:val="22"/>
+        </w:rPr>
+        <w:t>se evitan muchos problemas y retrabajos."</w:t>
+      </w:r>
+    </w:p>
+    <w:p>
+      <w:pPr>
+        <w:pStyle w:val="Ttulo4"/>
+        <w:rPr>
+          <w:rFonts w:ascii="Segoe UI" w:eastAsia="Times New Roman" w:hAnsi="Segoe UI" w:cs="Segoe UI"/>
+        </w:rPr>
+      </w:pPr>
+      <w:r>
+        <w:rPr>
+          <w:rFonts w:ascii="Segoe UI" w:eastAsia="Times New Roman" w:hAnsi="Segoe UI" w:cs="Segoe UI"/>
+        </w:rPr>
+        <w:t>4. ¿Qué dificultades o bloqueos encontró en el desarrollo de sus tareas?</w:t>
+      </w:r>
+    </w:p>
+    <w:p>
+      <w:pPr>
+        <w:shd w:val="clear" w:color="auto" w:fill="F8FAFC"/>
+        <w:spacing w:before="150" w:after="240"/>
+        <w:divId w:val="163859580"/>
+        <w:rPr>
+          <w:rFonts w:ascii="Segoe UI" w:hAnsi="Segoe UI" w:cs="Segoe UI"/>
+          <w:i/>
+          <w:iCs/>
+          <w:color w:val="334155"/>
+          <w:sz w:val="22"/>
+          <w:szCs w:val="22"/>
+        </w:rPr>
+      </w:pPr>
+      <w:r>
+        <w:rPr>
+          <w:rStyle w:val="nfasis"/>
+          <w:rFonts w:ascii="Segoe UI" w:hAnsi="Segoe UI" w:cs="Segoe UI"/>
+          <w:color w:val="334155"/>
+          <w:sz w:val="22"/>
+          <w:szCs w:val="22"/>
+        </w:rPr>
+        <w:t>"La principal dificultad fue que mi parte dependía de información que tenía que venir de otras partes del sistema. Al principio, como todavía</w:t>
+      </w:r>
+      <w:r>
+        <w:rPr>
+          <w:rStyle w:val="nfasis"/>
+          <w:rFonts w:ascii="Segoe UI" w:hAnsi="Segoe UI" w:cs="Segoe UI"/>
+          <w:color w:val="334155"/>
+          <w:sz w:val="22"/>
+          <w:szCs w:val="22"/>
+        </w:rPr>
+        <w:t xml:space="preserve"> no estaba completamente definida la estructura de los datos y hubo problemas de comunicación entre el equipo, se hacía difícil saber exactamente cómo debía organizar la tabla y qué información iba a recibir desde el backend. Después de coordinarnos mejor </w:t>
+      </w:r>
+      <w:r>
+        <w:rPr>
+          <w:rStyle w:val="nfasis"/>
+          <w:rFonts w:ascii="Segoe UI" w:hAnsi="Segoe UI" w:cs="Segoe UI"/>
+          <w:color w:val="334155"/>
+          <w:sz w:val="22"/>
+          <w:szCs w:val="22"/>
+        </w:rPr>
+        <w:t>y definir los campos que utilizaríamos, pude tener mucho más claro cómo debía funcionar el panel administrativo."</w:t>
+      </w:r>
+    </w:p>
+    <w:p>
+      <w:pPr>
+        <w:pStyle w:val="Ttulo4"/>
+        <w:rPr>
+          <w:rFonts w:ascii="Segoe UI" w:eastAsia="Times New Roman" w:hAnsi="Segoe UI" w:cs="Segoe UI"/>
+        </w:rPr>
+      </w:pPr>
+      <w:r>
+        <w:rPr>
+          <w:rFonts w:ascii="Segoe UI" w:eastAsia="Times New Roman" w:hAnsi="Segoe UI" w:cs="Segoe UI"/>
+        </w:rPr>
+        <w:t>5. ¿Qué considera que pudo haberse realizado mejor en la organización del equipo?</w:t>
+      </w:r>
+    </w:p>
+    <w:p>
+      <w:pPr>
+        <w:shd w:val="clear" w:color="auto" w:fill="F8FAFC"/>
+        <w:spacing w:before="150" w:after="240"/>
+        <w:divId w:val="1541360884"/>
+        <w:rPr>
+          <w:rFonts w:ascii="Segoe UI" w:hAnsi="Segoe UI" w:cs="Segoe UI"/>
+          <w:i/>
+          <w:iCs/>
+          <w:color w:val="334155"/>
+          <w:sz w:val="22"/>
+          <w:szCs w:val="22"/>
+        </w:rPr>
+      </w:pPr>
+      <w:r>
+        <w:rPr>
+          <w:rStyle w:val="nfasis"/>
+          <w:rFonts w:ascii="Segoe UI" w:hAnsi="Segoe UI" w:cs="Segoe UI"/>
+          <w:color w:val="334155"/>
+          <w:sz w:val="22"/>
+          <w:szCs w:val="22"/>
+        </w:rPr>
+        <w:t>"Creo que lo principal que pudo hacerse mejor fue la comunic</w:t>
+      </w:r>
+      <w:r>
+        <w:rPr>
+          <w:rStyle w:val="nfasis"/>
+          <w:rFonts w:ascii="Segoe UI" w:hAnsi="Segoe UI" w:cs="Segoe UI"/>
+          <w:color w:val="334155"/>
+          <w:sz w:val="22"/>
+          <w:szCs w:val="22"/>
+        </w:rPr>
+        <w:t>ación desde el inicio. Debimos definir desde el primer día las responsabilidades de cada integrante y explicar claramente qué necesitaba cada módulo de los demás. De esa manera, las personas encargadas del frontend no tendrían que esperar para saber qué da</w:t>
+      </w:r>
+      <w:r>
+        <w:rPr>
+          <w:rStyle w:val="nfasis"/>
+          <w:rFonts w:ascii="Segoe UI" w:hAnsi="Segoe UI" w:cs="Segoe UI"/>
+          <w:color w:val="334155"/>
+          <w:sz w:val="22"/>
+          <w:szCs w:val="22"/>
+        </w:rPr>
+        <w:t>tos recibirían y el backend también tendría claro qué información debía proporcionar. Considero que una mejor organización desde el comienzo nos habría evitado gran parte del atraso que tuvimos."</w:t>
+      </w:r>
+    </w:p>
+    <w:p>
+      <w:pPr>
+        <w:pStyle w:val="Ttulo4"/>
+        <w:rPr>
+          <w:rFonts w:ascii="Segoe UI" w:eastAsia="Times New Roman" w:hAnsi="Segoe UI" w:cs="Segoe UI"/>
+        </w:rPr>
+      </w:pPr>
+      <w:r>
+        <w:rPr>
+          <w:rFonts w:ascii="Segoe UI" w:eastAsia="Times New Roman" w:hAnsi="Segoe UI" w:cs="Segoe UI"/>
+        </w:rPr>
+        <w:t xml:space="preserve">6. ¿Qué haría diferente o qué buenas prácticas aplicaría en </w:t>
+      </w:r>
+      <w:r>
+        <w:rPr>
+          <w:rFonts w:ascii="Segoe UI" w:eastAsia="Times New Roman" w:hAnsi="Segoe UI" w:cs="Segoe UI"/>
+        </w:rPr>
+        <w:t>un próximo Sprint?</w:t>
+      </w:r>
+    </w:p>
+    <w:p>
+      <w:pPr>
+        <w:shd w:val="clear" w:color="auto" w:fill="F8FAFC"/>
+        <w:spacing w:before="150" w:after="240"/>
+        <w:divId w:val="980231652"/>
+        <w:rPr>
+          <w:rFonts w:ascii="Segoe UI" w:hAnsi="Segoe UI" w:cs="Segoe UI"/>
+          <w:i/>
+          <w:iCs/>
+          <w:color w:val="334155"/>
+          <w:sz w:val="22"/>
+          <w:szCs w:val="22"/>
+        </w:rPr>
+      </w:pPr>
+      <w:r>
+        <w:rPr>
+          <w:rStyle w:val="nfasis"/>
+          <w:rFonts w:ascii="Segoe UI" w:hAnsi="Segoe UI" w:cs="Segoe UI"/>
+          <w:color w:val="334155"/>
+          <w:sz w:val="22"/>
+          <w:szCs w:val="22"/>
+        </w:rPr>
+        <w:t>"En un próximo Sprint trataría de tener una comunicación más constante desde el primer día. También definiría desde el inicio cómo se van a conectar el frontend, el backend y la base de datos, para que cada persona pueda avanzar sin tene</w:t>
+      </w:r>
+      <w:r>
+        <w:rPr>
+          <w:rStyle w:val="nfasis"/>
+          <w:rFonts w:ascii="Segoe UI" w:hAnsi="Segoe UI" w:cs="Segoe UI"/>
+          <w:color w:val="334155"/>
+          <w:sz w:val="22"/>
+          <w:szCs w:val="22"/>
+        </w:rPr>
+        <w:t>r que esperar a que otra parte esté completamente terminada. Otra cosa que aplicaría sería informar los bloqueos lo antes posible. Si alguien tiene una duda o necesita algo de otro integrante, es mejor comunicarlo de una vez y buscar una solución entre tod</w:t>
+      </w:r>
+      <w:r>
+        <w:rPr>
+          <w:rStyle w:val="nfasis"/>
+          <w:rFonts w:ascii="Segoe UI" w:hAnsi="Segoe UI" w:cs="Segoe UI"/>
+          <w:color w:val="334155"/>
+          <w:sz w:val="22"/>
+          <w:szCs w:val="22"/>
+        </w:rPr>
+        <w:t>os en lugar de dejar pasar varios días. Creo que con eso el equipo podría trabajar de una manera mucho más organizada y aprovechar mejor el tiempo del Sprint."</w:t>
+      </w:r>
+    </w:p>
+    <w:p>
+      <w:pPr>
+        <w:spacing w:before="360" w:after="360"/>
+        <w:rPr>
+          <w:rFonts w:ascii="Segoe UI" w:eastAsia="Times New Roman" w:hAnsi="Segoe UI" w:cs="Segoe UI"/>
+          <w:color w:val="1F2937"/>
+          <w:sz w:val="22"/>
+          <w:szCs w:val="22"/>
+        </w:rPr>
+      </w:pPr>
+      <w:r>
+        <w:rPr>
+          <w:rFonts w:ascii="Segoe UI" w:eastAsia="Times New Roman" w:hAnsi="Segoe UI" w:cs="Segoe UI"/>
+          <w:color w:val="1F2937"/>
+          <w:sz w:val="22"/>
+          <w:szCs w:val="22"/>
+        </w:rPr>
+        <w:pict>
+          <v:rect id="_x0000_i1050" style="width:0;height:1.5pt" o:hralign="center" o:hrstd="t" o:hr="t" fillcolor="#a0a0a0" stroked="f"/>
+        </w:pict>
+      </w:r>
+    </w:p>
+    <w:p>
+      <w:pPr>
+        <w:pStyle w:val="Ttulo3"/>
+        <w:rPr>
+          <w:rFonts w:ascii="Segoe UI" w:eastAsia="Times New Roman" w:hAnsi="Segoe UI" w:cs="Segoe UI"/>
+        </w:rPr>
+      </w:pPr>
+      <w:r>
+        <w:rPr>
+          <w:rFonts w:ascii="Segoe UI Symbol" w:eastAsia="Times New Roman" w:hAnsi="Segoe UI Symbol" w:cs="Segoe UI Symbol"/>
+        </w:rPr>
+        <w:t>👤</w:t>
+      </w:r>
+      <w:r>
+        <w:rPr>
+          <w:rFonts w:ascii="Segoe UI" w:eastAsia="Times New Roman" w:hAnsi="Segoe UI" w:cs="Segoe UI"/>
+        </w:rPr>
+        <w:t xml:space="preserve"> Evaluación Individual - Odómetros &amp; QA Integración (Jostin Wilmer Perez Santana)</w:t>
+      </w:r>
+    </w:p>
+    <w:p>
+      <w:pPr>
+        <w:numPr>
+          <w:ilvl w:val="0"/>
+          <w:numId w:val="33"/>
+        </w:numPr>
+        <w:spacing w:before="100" w:beforeAutospacing="1" w:after="60"/>
+        <w:rPr>
+          <w:rFonts w:ascii="Segoe UI" w:eastAsia="Times New Roman" w:hAnsi="Segoe UI" w:cs="Segoe UI"/>
+          <w:color w:val="1F2937"/>
+          <w:sz w:val="22"/>
+          <w:szCs w:val="22"/>
+        </w:rPr>
+      </w:pPr>
+      <w:r>
+        <w:rPr>
+          <w:rStyle w:val="Textoennegrita"/>
+          <w:rFonts w:ascii="Segoe UI" w:eastAsia="Times New Roman" w:hAnsi="Segoe UI" w:cs="Segoe UI"/>
+          <w:color w:val="1F2937"/>
+          <w:sz w:val="22"/>
+          <w:szCs w:val="22"/>
+        </w:rPr>
+        <w:t>Nombre del Integrante:</w:t>
+      </w:r>
+      <w:r>
+        <w:rPr>
+          <w:rFonts w:ascii="Segoe UI" w:eastAsia="Times New Roman" w:hAnsi="Segoe UI" w:cs="Segoe UI"/>
+          <w:color w:val="1F2937"/>
+          <w:sz w:val="22"/>
+          <w:szCs w:val="22"/>
+        </w:rPr>
+        <w:t xml:space="preserve"> Jostin Wilmer Perez Santana </w:t>
+      </w:r>
+    </w:p>
+    <w:p>
+      <w:pPr>
+        <w:numPr>
+          <w:ilvl w:val="0"/>
+          <w:numId w:val="33"/>
+        </w:numPr>
+        <w:spacing w:before="100" w:beforeAutospacing="1" w:after="60"/>
+        <w:rPr>
+          <w:rFonts w:ascii="Segoe UI" w:eastAsia="Times New Roman" w:hAnsi="Segoe UI" w:cs="Segoe UI"/>
+          <w:color w:val="1F2937"/>
+          <w:sz w:val="22"/>
+          <w:szCs w:val="22"/>
+        </w:rPr>
+      </w:pPr>
+      <w:r>
+        <w:rPr>
+          <w:rStyle w:val="Textoennegrita"/>
+          <w:rFonts w:ascii="Segoe UI" w:eastAsia="Times New Roman" w:hAnsi="Segoe UI" w:cs="Segoe UI"/>
+          <w:color w:val="1F2937"/>
+          <w:sz w:val="22"/>
+          <w:szCs w:val="22"/>
+        </w:rPr>
+        <w:t>Matrícula:</w:t>
+      </w:r>
+      <w:r>
+        <w:rPr>
+          <w:rFonts w:ascii="Segoe UI" w:eastAsia="Times New Roman" w:hAnsi="Segoe UI" w:cs="Segoe UI"/>
+          <w:color w:val="1F2937"/>
+          <w:sz w:val="22"/>
+          <w:szCs w:val="22"/>
+        </w:rPr>
+        <w:t xml:space="preserve"> 2022-1096 </w:t>
+      </w:r>
+    </w:p>
+    <w:p>
+      <w:pPr>
+        <w:numPr>
+          <w:ilvl w:val="0"/>
+          <w:numId w:val="33"/>
+        </w:numPr>
+        <w:spacing w:before="100" w:beforeAutospacing="1" w:after="60"/>
+        <w:rPr>
+          <w:rFonts w:ascii="Segoe UI" w:eastAsia="Times New Roman" w:hAnsi="Segoe UI" w:cs="Segoe UI"/>
+          <w:color w:val="1F2937"/>
+          <w:sz w:val="22"/>
+          <w:szCs w:val="22"/>
+        </w:rPr>
+      </w:pPr>
+      <w:r>
+        <w:rPr>
+          <w:rStyle w:val="Textoennegrita"/>
+          <w:rFonts w:ascii="Segoe UI" w:eastAsia="Times New Roman" w:hAnsi="Segoe UI" w:cs="Segoe UI"/>
+          <w:color w:val="1F2937"/>
+          <w:sz w:val="22"/>
+          <w:szCs w:val="22"/>
+        </w:rPr>
+        <w:t>Rol en el Sprint:</w:t>
+      </w:r>
+      <w:r>
+        <w:rPr>
+          <w:rFonts w:ascii="Segoe UI" w:eastAsia="Times New Roman" w:hAnsi="Segoe UI" w:cs="Segoe UI"/>
+          <w:color w:val="1F2937"/>
+          <w:sz w:val="22"/>
+          <w:szCs w:val="22"/>
+        </w:rPr>
+        <w:t xml:space="preserve"> </w:t>
+      </w:r>
+      <w:r>
+        <w:rPr>
+          <w:rFonts w:ascii="Segoe UI" w:eastAsia="Times New Roman" w:hAnsi="Segoe UI" w:cs="Segoe UI"/>
+          <w:color w:val="1F2937"/>
+          <w:sz w:val="22"/>
+          <w:szCs w:val="22"/>
+        </w:rPr>
+        <w:t xml:space="preserve">Captura de Métricas en Campo y Validación Numérica de Odómetros (HU06) / Developer QA &amp; Integración </w:t>
+      </w:r>
+    </w:p>
+    <w:p>
+      <w:pPr>
+        <w:numPr>
+          <w:ilvl w:val="0"/>
+          <w:numId w:val="33"/>
+        </w:numPr>
+        <w:spacing w:before="100" w:beforeAutospacing="1" w:after="60"/>
+        <w:rPr>
+          <w:rFonts w:ascii="Segoe UI" w:eastAsia="Times New Roman" w:hAnsi="Segoe UI" w:cs="Segoe UI"/>
+          <w:color w:val="1F2937"/>
+          <w:sz w:val="22"/>
+          <w:szCs w:val="22"/>
+        </w:rPr>
+      </w:pPr>
+      <w:r>
+        <w:rPr>
+          <w:rStyle w:val="Textoennegrita"/>
+          <w:rFonts w:ascii="Segoe UI" w:eastAsia="Times New Roman" w:hAnsi="Segoe UI" w:cs="Segoe UI"/>
+          <w:color w:val="1F2937"/>
+          <w:sz w:val="22"/>
+          <w:szCs w:val="22"/>
+        </w:rPr>
+        <w:t>Fecha de Evaluación:</w:t>
+      </w:r>
+      <w:r>
+        <w:rPr>
+          <w:rFonts w:ascii="Segoe UI" w:eastAsia="Times New Roman" w:hAnsi="Segoe UI" w:cs="Segoe UI"/>
+          <w:color w:val="1F2937"/>
+          <w:sz w:val="22"/>
+          <w:szCs w:val="22"/>
+        </w:rPr>
+        <w:t xml:space="preserve"> 19 de Agosto de 2026</w:t>
+      </w:r>
+    </w:p>
+    <w:p>
+      <w:pPr>
+        <w:pStyle w:val="Ttulo4"/>
+        <w:rPr>
+          <w:rFonts w:ascii="Segoe UI" w:eastAsia="Times New Roman" w:hAnsi="Segoe UI" w:cs="Segoe UI"/>
+        </w:rPr>
+      </w:pPr>
+      <w:r>
+        <w:rPr>
+          <w:rFonts w:ascii="Segoe UI" w:eastAsia="Times New Roman" w:hAnsi="Segoe UI" w:cs="Segoe UI"/>
+        </w:rPr>
+        <w:t>1. ¿Cómo fue su experiencia trabajando en equipo?</w:t>
+      </w:r>
+    </w:p>
+    <w:p>
+      <w:pPr>
+        <w:shd w:val="clear" w:color="auto" w:fill="F8FAFC"/>
+        <w:spacing w:before="150" w:after="240"/>
+        <w:divId w:val="836110953"/>
+        <w:rPr>
+          <w:rFonts w:ascii="Segoe UI" w:hAnsi="Segoe UI" w:cs="Segoe UI"/>
+          <w:i/>
+          <w:iCs/>
+          <w:color w:val="334155"/>
+          <w:sz w:val="22"/>
+          <w:szCs w:val="22"/>
+        </w:rPr>
+      </w:pPr>
+      <w:r>
+        <w:rPr>
+          <w:rStyle w:val="nfasis"/>
+          <w:rFonts w:ascii="Segoe UI" w:hAnsi="Segoe UI" w:cs="Segoe UI"/>
+          <w:color w:val="334155"/>
+          <w:sz w:val="22"/>
+          <w:szCs w:val="22"/>
+        </w:rPr>
+        <w:t>"Al principio fue un poco complicado porque hubo falta de comun</w:t>
+      </w:r>
+      <w:r>
+        <w:rPr>
+          <w:rStyle w:val="nfasis"/>
+          <w:rFonts w:ascii="Segoe UI" w:hAnsi="Segoe UI" w:cs="Segoe UI"/>
+          <w:color w:val="334155"/>
+          <w:sz w:val="22"/>
+          <w:szCs w:val="22"/>
+        </w:rPr>
+        <w:t>icación y varias partes del sistema dependían unas de otras. Después de organizarnos mejor en la Daily extraordinaria, pudimos coordinarnos, revisar el flujo completo del sistema y validar las funcionalidades antes de cerrar el Sprint."</w:t>
+      </w:r>
+    </w:p>
+    <w:p>
+      <w:pPr>
+        <w:pStyle w:val="Ttulo4"/>
+        <w:rPr>
+          <w:rFonts w:ascii="Segoe UI" w:eastAsia="Times New Roman" w:hAnsi="Segoe UI" w:cs="Segoe UI"/>
+        </w:rPr>
+      </w:pPr>
+      <w:r>
+        <w:rPr>
+          <w:rFonts w:ascii="Segoe UI" w:eastAsia="Times New Roman" w:hAnsi="Segoe UI" w:cs="Segoe UI"/>
+        </w:rPr>
+        <w:t>2. ¿Cómo fue trabaj</w:t>
+      </w:r>
+      <w:r>
+        <w:rPr>
+          <w:rFonts w:ascii="Segoe UI" w:eastAsia="Times New Roman" w:hAnsi="Segoe UI" w:cs="Segoe UI"/>
+        </w:rPr>
+        <w:t>ar utilizando la metodología Scrum?</w:t>
+      </w:r>
+    </w:p>
+    <w:p>
+      <w:pPr>
+        <w:shd w:val="clear" w:color="auto" w:fill="F8FAFC"/>
+        <w:spacing w:before="150" w:after="240"/>
+        <w:divId w:val="1933003546"/>
+        <w:rPr>
+          <w:rFonts w:ascii="Segoe UI" w:hAnsi="Segoe UI" w:cs="Segoe UI"/>
+          <w:i/>
+          <w:iCs/>
+          <w:color w:val="334155"/>
+          <w:sz w:val="22"/>
+          <w:szCs w:val="22"/>
+        </w:rPr>
+      </w:pPr>
+      <w:r>
+        <w:rPr>
+          <w:rStyle w:val="nfasis"/>
+          <w:rFonts w:ascii="Segoe UI" w:hAnsi="Segoe UI" w:cs="Segoe UI"/>
+          <w:color w:val="334155"/>
+          <w:sz w:val="22"/>
+          <w:szCs w:val="22"/>
+        </w:rPr>
+        <w:t>"Trabajar con Scrum nos ayudó a dividir el proyecto en historias de usuario y tener claro qué debía cumplir cada una. También nos permitió identificar los bloqueos, reorganizarnos cuando surgieron retrasos y verificar qu</w:t>
+      </w:r>
+      <w:r>
+        <w:rPr>
+          <w:rStyle w:val="nfasis"/>
+          <w:rFonts w:ascii="Segoe UI" w:hAnsi="Segoe UI" w:cs="Segoe UI"/>
+          <w:color w:val="334155"/>
+          <w:sz w:val="22"/>
+          <w:szCs w:val="22"/>
+        </w:rPr>
+        <w:t>e las funcionalidades llegaran a cumplir con la Definition of Done."</w:t>
+      </w:r>
+    </w:p>
+    <w:p>
+      <w:pPr>
+        <w:pStyle w:val="Ttulo4"/>
+        <w:rPr>
+          <w:rFonts w:ascii="Segoe UI" w:eastAsia="Times New Roman" w:hAnsi="Segoe UI" w:cs="Segoe UI"/>
+        </w:rPr>
+      </w:pPr>
+      <w:r>
+        <w:rPr>
+          <w:rFonts w:ascii="Segoe UI" w:eastAsia="Times New Roman" w:hAnsi="Segoe UI" w:cs="Segoe UI"/>
+        </w:rPr>
+        <w:t>3. ¿Qué aprendió a nivel técnico o metodológico durante este Sprint de 1 semana?</w:t>
+      </w:r>
+    </w:p>
+    <w:p>
+      <w:pPr>
+        <w:numPr>
+          <w:ilvl w:val="0"/>
+          <w:numId w:val="34"/>
+        </w:numPr>
+        <w:shd w:val="clear" w:color="auto" w:fill="F8FAFC"/>
+        <w:spacing w:before="100" w:beforeAutospacing="1" w:after="240"/>
+        <w:divId w:val="657197242"/>
+        <w:rPr>
+          <w:rFonts w:ascii="Segoe UI" w:eastAsia="Times New Roman" w:hAnsi="Segoe UI" w:cs="Segoe UI"/>
+          <w:i/>
+          <w:iCs/>
+          <w:color w:val="334155"/>
+          <w:sz w:val="22"/>
+          <w:szCs w:val="22"/>
+        </w:rPr>
+      </w:pPr>
+      <w:r>
+        <w:rPr>
+          <w:rStyle w:val="Textoennegrita"/>
+          <w:rFonts w:ascii="Segoe UI" w:eastAsia="Times New Roman" w:hAnsi="Segoe UI" w:cs="Segoe UI"/>
+          <w:i/>
+          <w:iCs/>
+          <w:color w:val="334155"/>
+          <w:sz w:val="22"/>
+          <w:szCs w:val="22"/>
+        </w:rPr>
+        <w:t>A nivel técnico y metodológico:</w:t>
+      </w:r>
+      <w:r>
+        <w:rPr>
+          <w:rFonts w:ascii="Segoe UI" w:eastAsia="Times New Roman" w:hAnsi="Segoe UI" w:cs="Segoe UI"/>
+          <w:i/>
+          <w:iCs/>
+          <w:color w:val="334155"/>
+          <w:sz w:val="22"/>
+          <w:szCs w:val="22"/>
+        </w:rPr>
+        <w:t xml:space="preserve"> </w:t>
+      </w:r>
+      <w:r>
+        <w:rPr>
+          <w:rStyle w:val="nfasis"/>
+          <w:rFonts w:ascii="Segoe UI" w:eastAsia="Times New Roman" w:hAnsi="Segoe UI" w:cs="Segoe UI"/>
+          <w:color w:val="334155"/>
+          <w:sz w:val="22"/>
+          <w:szCs w:val="22"/>
+        </w:rPr>
+        <w:t xml:space="preserve">"Aprendí la importancia de probar una funcionalidad no solamente de forma </w:t>
+      </w:r>
+      <w:r>
+        <w:rPr>
+          <w:rStyle w:val="nfasis"/>
+          <w:rFonts w:ascii="Segoe UI" w:eastAsia="Times New Roman" w:hAnsi="Segoe UI" w:cs="Segoe UI"/>
+          <w:color w:val="334155"/>
+          <w:sz w:val="22"/>
+          <w:szCs w:val="22"/>
+        </w:rPr>
+        <w:t>individual, sino también integrada con el resto del sistema. En mi caso pude entender mejor las validaciones del flujo del conductor, como registrar el odómetro inicial, completar las entregas, validar el odómetro final y comprobar que la distancia recorri</w:t>
+      </w:r>
+      <w:r>
+        <w:rPr>
+          <w:rStyle w:val="nfasis"/>
+          <w:rFonts w:ascii="Segoe UI" w:eastAsia="Times New Roman" w:hAnsi="Segoe UI" w:cs="Segoe UI"/>
+          <w:color w:val="334155"/>
+          <w:sz w:val="22"/>
+          <w:szCs w:val="22"/>
+        </w:rPr>
+        <w:t>da se calculara correctamente. También aprendí cómo las pruebas End-to-End ayudan a comprobar un proceso completo."</w:t>
+      </w:r>
+    </w:p>
+    <w:p>
+      <w:pPr>
+        <w:pStyle w:val="Ttulo4"/>
+        <w:rPr>
+          <w:rFonts w:ascii="Segoe UI" w:eastAsia="Times New Roman" w:hAnsi="Segoe UI" w:cs="Segoe UI"/>
+        </w:rPr>
+      </w:pPr>
+      <w:r>
+        <w:rPr>
+          <w:rFonts w:ascii="Segoe UI" w:eastAsia="Times New Roman" w:hAnsi="Segoe UI" w:cs="Segoe UI"/>
+        </w:rPr>
+        <w:t>4. ¿Qué dificultades o bloqueos encontró en el desarrollo de sus tareas?</w:t>
+      </w:r>
+    </w:p>
+    <w:p>
+      <w:pPr>
+        <w:shd w:val="clear" w:color="auto" w:fill="F8FAFC"/>
+        <w:spacing w:before="150" w:after="240"/>
+        <w:divId w:val="1577009843"/>
+        <w:rPr>
+          <w:rFonts w:ascii="Segoe UI" w:hAnsi="Segoe UI" w:cs="Segoe UI"/>
+          <w:i/>
+          <w:iCs/>
+          <w:color w:val="334155"/>
+          <w:sz w:val="22"/>
+          <w:szCs w:val="22"/>
+        </w:rPr>
+      </w:pPr>
+      <w:r>
+        <w:rPr>
+          <w:rStyle w:val="nfasis"/>
+          <w:rFonts w:ascii="Segoe UI" w:hAnsi="Segoe UI" w:cs="Segoe UI"/>
+          <w:color w:val="334155"/>
+          <w:sz w:val="22"/>
+          <w:szCs w:val="22"/>
+        </w:rPr>
+        <w:t>"Una de las principales dificultades fue que al inicio no estaban c</w:t>
+      </w:r>
+      <w:r>
+        <w:rPr>
+          <w:rStyle w:val="nfasis"/>
+          <w:rFonts w:ascii="Segoe UI" w:hAnsi="Segoe UI" w:cs="Segoe UI"/>
+          <w:color w:val="334155"/>
+          <w:sz w:val="22"/>
+          <w:szCs w:val="22"/>
+        </w:rPr>
+        <w:t>ompletamente definidos algunos detalles del flujo, por ejemplo cómo se manejaría el registro del odómetro y cómo se conectarían los datos entre los diferentes módulos. Además, como equipo tuvimos problemas de comunicación durante los primeros días. Luego s</w:t>
+      </w:r>
+      <w:r>
+        <w:rPr>
+          <w:rStyle w:val="nfasis"/>
+          <w:rFonts w:ascii="Segoe UI" w:hAnsi="Segoe UI" w:cs="Segoe UI"/>
+          <w:color w:val="334155"/>
+          <w:sz w:val="22"/>
+          <w:szCs w:val="22"/>
+        </w:rPr>
+        <w:t>e aclararon los criterios y pudimos validar el flujo completo, incluyendo que el kilometraje final no fuera menor que el inicial."</w:t>
+      </w:r>
+    </w:p>
+    <w:p>
+      <w:pPr>
+        <w:pStyle w:val="Ttulo4"/>
+        <w:rPr>
+          <w:rFonts w:ascii="Segoe UI" w:eastAsia="Times New Roman" w:hAnsi="Segoe UI" w:cs="Segoe UI"/>
+        </w:rPr>
+      </w:pPr>
+      <w:r>
+        <w:rPr>
+          <w:rFonts w:ascii="Segoe UI" w:eastAsia="Times New Roman" w:hAnsi="Segoe UI" w:cs="Segoe UI"/>
+        </w:rPr>
+        <w:t>5. ¿Qué considera que pudo haberse realizado mejor en la organización del equipo?</w:t>
+      </w:r>
+    </w:p>
+    <w:p>
+      <w:pPr>
+        <w:shd w:val="clear" w:color="auto" w:fill="F8FAFC"/>
+        <w:spacing w:before="150" w:after="240"/>
+        <w:divId w:val="1836917806"/>
+        <w:rPr>
+          <w:rFonts w:ascii="Segoe UI" w:hAnsi="Segoe UI" w:cs="Segoe UI"/>
+          <w:i/>
+          <w:iCs/>
+          <w:color w:val="334155"/>
+          <w:sz w:val="22"/>
+          <w:szCs w:val="22"/>
+        </w:rPr>
+      </w:pPr>
+      <w:r>
+        <w:rPr>
+          <w:rStyle w:val="nfasis"/>
+          <w:rFonts w:ascii="Segoe UI" w:hAnsi="Segoe UI" w:cs="Segoe UI"/>
+          <w:color w:val="334155"/>
+          <w:sz w:val="22"/>
+          <w:szCs w:val="22"/>
+        </w:rPr>
+        <w:t xml:space="preserve">"Considero que desde el primer día debimos </w:t>
+      </w:r>
+      <w:r>
+        <w:rPr>
+          <w:rStyle w:val="nfasis"/>
+          <w:rFonts w:ascii="Segoe UI" w:hAnsi="Segoe UI" w:cs="Segoe UI"/>
+          <w:color w:val="334155"/>
+          <w:sz w:val="22"/>
+          <w:szCs w:val="22"/>
+        </w:rPr>
+        <w:t>tener una comunicación más constante y definir mejor las dependencias entre cada historia de usuario. Eso habría permitido que desarrollo y QA trabajaran de forma más coordinada y que las pruebas se fueran realizando a medida que se terminaba cada funciona</w:t>
+      </w:r>
+      <w:r>
+        <w:rPr>
+          <w:rStyle w:val="nfasis"/>
+          <w:rFonts w:ascii="Segoe UI" w:hAnsi="Segoe UI" w:cs="Segoe UI"/>
+          <w:color w:val="334155"/>
+          <w:sz w:val="22"/>
+          <w:szCs w:val="22"/>
+        </w:rPr>
+        <w:t>lidad, en vez de acumular trabajo para el final."</w:t>
+      </w:r>
+    </w:p>
+    <w:p>
+      <w:pPr>
+        <w:pStyle w:val="Ttulo4"/>
+        <w:rPr>
+          <w:rFonts w:ascii="Segoe UI" w:eastAsia="Times New Roman" w:hAnsi="Segoe UI" w:cs="Segoe UI"/>
+        </w:rPr>
+      </w:pPr>
+      <w:r>
+        <w:rPr>
+          <w:rFonts w:ascii="Segoe UI" w:eastAsia="Times New Roman" w:hAnsi="Segoe UI" w:cs="Segoe UI"/>
+        </w:rPr>
+        <w:t>6. ¿Qué haría diferente o qué buenas prácticas aplicaría en un próximo Sprint?</w:t>
+      </w:r>
+    </w:p>
+    <w:p>
+      <w:pPr>
+        <w:shd w:val="clear" w:color="auto" w:fill="F8FAFC"/>
+        <w:spacing w:before="150" w:after="240"/>
+        <w:divId w:val="484392297"/>
+        <w:rPr>
+          <w:rFonts w:ascii="Segoe UI" w:hAnsi="Segoe UI" w:cs="Segoe UI"/>
+          <w:i/>
+          <w:iCs/>
+          <w:color w:val="334155"/>
+          <w:sz w:val="22"/>
+          <w:szCs w:val="22"/>
+        </w:rPr>
+      </w:pPr>
+      <w:r>
+        <w:rPr>
+          <w:rStyle w:val="nfasis"/>
+          <w:rFonts w:ascii="Segoe UI" w:hAnsi="Segoe UI" w:cs="Segoe UI"/>
+          <w:color w:val="334155"/>
+          <w:sz w:val="22"/>
+          <w:szCs w:val="22"/>
+        </w:rPr>
+        <w:t>"En un próximo Sprint trataría de involucrar QA desde el inicio, preparar los casos de prueba tomando como base los criterios d</w:t>
+      </w:r>
+      <w:r>
+        <w:rPr>
+          <w:rStyle w:val="nfasis"/>
+          <w:rFonts w:ascii="Segoe UI" w:hAnsi="Segoe UI" w:cs="Segoe UI"/>
+          <w:color w:val="334155"/>
+          <w:sz w:val="22"/>
+          <w:szCs w:val="22"/>
+        </w:rPr>
+        <w:t>e aceptación y probar cada historia tan pronto esté disponible. También mantendría las Dailies cortas y constantes para comunicar cualquier bloqueo rápidamente y evitar que un problema pequeño termine retrasando al resto del equipo."</w:t>
+      </w:r>
+    </w:p>
+    <w:p>
+      <w:pPr>
+        <w:spacing w:before="360" w:after="360"/>
+        <w:rPr>
+          <w:rFonts w:ascii="Segoe UI" w:eastAsia="Times New Roman" w:hAnsi="Segoe UI" w:cs="Segoe UI"/>
+          <w:color w:val="1F2937"/>
+          <w:sz w:val="22"/>
+          <w:szCs w:val="22"/>
+        </w:rPr>
+      </w:pPr>
+      <w:r>
+        <w:rPr>
+          <w:rFonts w:ascii="Segoe UI" w:eastAsia="Times New Roman" w:hAnsi="Segoe UI" w:cs="Segoe UI"/>
+          <w:color w:val="1F2937"/>
+          <w:sz w:val="22"/>
+          <w:szCs w:val="22"/>
+        </w:rPr>
+        <w:pict>
+          <v:rect id="_x0000_i1051" style="width:0;height:1.5pt" o:hralign="center" o:hrstd="t" o:hr="t" fillcolor="#a0a0a0" stroked="f"/>
+        </w:pict>
+      </w:r>
+    </w:p>
+    <w:p>
+      <w:pPr>
+        <w:pStyle w:val="Ttulo3"/>
+        <w:rPr>
+          <w:rFonts w:ascii="Segoe UI" w:eastAsia="Times New Roman" w:hAnsi="Segoe UI" w:cs="Segoe UI"/>
+        </w:rPr>
+      </w:pPr>
+      <w:r>
+        <w:rPr>
+          <w:rFonts w:ascii="Segoe UI Symbol" w:eastAsia="Times New Roman" w:hAnsi="Segoe UI Symbol" w:cs="Segoe UI Symbol"/>
+        </w:rPr>
+        <w:t>👤</w:t>
+      </w:r>
+      <w:r>
+        <w:rPr>
+          <w:rFonts w:ascii="Segoe UI" w:eastAsia="Times New Roman" w:hAnsi="Segoe UI" w:cs="Segoe UI"/>
+        </w:rPr>
+        <w:t xml:space="preserve"> Evaluación Individual - Backend Analítica &amp; Reportes (Jhois Enmanuel Collado Fulcar)</w:t>
+      </w:r>
+    </w:p>
+    <w:p>
+      <w:pPr>
+        <w:numPr>
+          <w:ilvl w:val="0"/>
+          <w:numId w:val="35"/>
+        </w:numPr>
+        <w:spacing w:before="100" w:beforeAutospacing="1" w:after="60"/>
+        <w:rPr>
+          <w:rFonts w:ascii="Segoe UI" w:eastAsia="Times New Roman" w:hAnsi="Segoe UI" w:cs="Segoe UI"/>
+          <w:color w:val="1F2937"/>
+          <w:sz w:val="22"/>
+          <w:szCs w:val="22"/>
+        </w:rPr>
+      </w:pPr>
+      <w:r>
+        <w:rPr>
+          <w:rStyle w:val="Textoennegrita"/>
+          <w:rFonts w:ascii="Segoe UI" w:eastAsia="Times New Roman" w:hAnsi="Segoe UI" w:cs="Segoe UI"/>
+          <w:color w:val="1F2937"/>
+          <w:sz w:val="22"/>
+          <w:szCs w:val="22"/>
+        </w:rPr>
+        <w:t>Nombre del Integrante:</w:t>
+      </w:r>
+      <w:r>
+        <w:rPr>
+          <w:rFonts w:ascii="Segoe UI" w:eastAsia="Times New Roman" w:hAnsi="Segoe UI" w:cs="Segoe UI"/>
+          <w:color w:val="1F2937"/>
+          <w:sz w:val="22"/>
+          <w:szCs w:val="22"/>
+        </w:rPr>
+        <w:t xml:space="preserve"> Jhois Enmanuel Collado Fulcar </w:t>
+      </w:r>
+    </w:p>
+    <w:p>
+      <w:pPr>
+        <w:numPr>
+          <w:ilvl w:val="0"/>
+          <w:numId w:val="35"/>
+        </w:numPr>
+        <w:spacing w:before="100" w:beforeAutospacing="1" w:after="60"/>
+        <w:rPr>
+          <w:rFonts w:ascii="Segoe UI" w:eastAsia="Times New Roman" w:hAnsi="Segoe UI" w:cs="Segoe UI"/>
+          <w:color w:val="1F2937"/>
+          <w:sz w:val="22"/>
+          <w:szCs w:val="22"/>
+        </w:rPr>
+      </w:pPr>
+      <w:r>
+        <w:rPr>
+          <w:rStyle w:val="Textoennegrita"/>
+          <w:rFonts w:ascii="Segoe UI" w:eastAsia="Times New Roman" w:hAnsi="Segoe UI" w:cs="Segoe UI"/>
+          <w:color w:val="1F2937"/>
+          <w:sz w:val="22"/>
+          <w:szCs w:val="22"/>
+        </w:rPr>
+        <w:t>Matrícula:</w:t>
+      </w:r>
+      <w:r>
+        <w:rPr>
+          <w:rFonts w:ascii="Segoe UI" w:eastAsia="Times New Roman" w:hAnsi="Segoe UI" w:cs="Segoe UI"/>
+          <w:color w:val="1F2937"/>
+          <w:sz w:val="22"/>
+          <w:szCs w:val="22"/>
+        </w:rPr>
+        <w:t xml:space="preserve"> 2021-1124 </w:t>
+      </w:r>
+    </w:p>
+    <w:p>
+      <w:pPr>
+        <w:numPr>
+          <w:ilvl w:val="0"/>
+          <w:numId w:val="35"/>
+        </w:numPr>
+        <w:spacing w:before="100" w:beforeAutospacing="1" w:after="60"/>
+        <w:rPr>
+          <w:rFonts w:ascii="Segoe UI" w:eastAsia="Times New Roman" w:hAnsi="Segoe UI" w:cs="Segoe UI"/>
+          <w:color w:val="1F2937"/>
+          <w:sz w:val="22"/>
+          <w:szCs w:val="22"/>
+        </w:rPr>
+      </w:pPr>
+      <w:r>
+        <w:rPr>
+          <w:rStyle w:val="Textoennegrita"/>
+          <w:rFonts w:ascii="Segoe UI" w:eastAsia="Times New Roman" w:hAnsi="Segoe UI" w:cs="Segoe UI"/>
+          <w:color w:val="1F2937"/>
+          <w:sz w:val="22"/>
+          <w:szCs w:val="22"/>
+        </w:rPr>
+        <w:t>Rol en el Sprint:</w:t>
+      </w:r>
+      <w:r>
+        <w:rPr>
+          <w:rFonts w:ascii="Segoe UI" w:eastAsia="Times New Roman" w:hAnsi="Segoe UI" w:cs="Segoe UI"/>
+          <w:color w:val="1F2937"/>
+          <w:sz w:val="22"/>
+          <w:szCs w:val="22"/>
+        </w:rPr>
+        <w:t xml:space="preserve"> </w:t>
+      </w:r>
+      <w:r>
+        <w:rPr>
+          <w:rFonts w:ascii="Segoe UI" w:eastAsia="Times New Roman" w:hAnsi="Segoe UI" w:cs="Segoe UI"/>
+          <w:color w:val="1F2937"/>
+          <w:sz w:val="22"/>
+          <w:szCs w:val="22"/>
+        </w:rPr>
+        <w:t xml:space="preserve">Backend de Analítica, Cálculos Automáticos de Kilómetros y Exportador CSV (HU07) </w:t>
+      </w:r>
+    </w:p>
+    <w:p>
+      <w:pPr>
+        <w:numPr>
+          <w:ilvl w:val="0"/>
+          <w:numId w:val="35"/>
+        </w:numPr>
+        <w:spacing w:before="100" w:beforeAutospacing="1" w:after="60"/>
+        <w:rPr>
+          <w:rFonts w:ascii="Segoe UI" w:eastAsia="Times New Roman" w:hAnsi="Segoe UI" w:cs="Segoe UI"/>
+          <w:color w:val="1F2937"/>
+          <w:sz w:val="22"/>
+          <w:szCs w:val="22"/>
+        </w:rPr>
+      </w:pPr>
+      <w:r>
+        <w:rPr>
+          <w:rStyle w:val="Textoennegrita"/>
+          <w:rFonts w:ascii="Segoe UI" w:eastAsia="Times New Roman" w:hAnsi="Segoe UI" w:cs="Segoe UI"/>
+          <w:color w:val="1F2937"/>
+          <w:sz w:val="22"/>
+          <w:szCs w:val="22"/>
+        </w:rPr>
+        <w:t>Fecha de Evaluación:</w:t>
+      </w:r>
+      <w:r>
+        <w:rPr>
+          <w:rFonts w:ascii="Segoe UI" w:eastAsia="Times New Roman" w:hAnsi="Segoe UI" w:cs="Segoe UI"/>
+          <w:color w:val="1F2937"/>
+          <w:sz w:val="22"/>
+          <w:szCs w:val="22"/>
+        </w:rPr>
+        <w:t xml:space="preserve"> 19 de Agosto de 2026</w:t>
+      </w:r>
+    </w:p>
+    <w:p>
+      <w:pPr>
+        <w:pStyle w:val="Ttulo4"/>
+        <w:rPr>
+          <w:rFonts w:ascii="Segoe UI" w:eastAsia="Times New Roman" w:hAnsi="Segoe UI" w:cs="Segoe UI"/>
+        </w:rPr>
+      </w:pPr>
+      <w:r>
+        <w:rPr>
+          <w:rFonts w:ascii="Segoe UI" w:eastAsia="Times New Roman" w:hAnsi="Segoe UI" w:cs="Segoe UI"/>
+        </w:rPr>
+        <w:t>1. ¿Cómo fue su experiencia trabajando en equipo?</w:t>
+      </w:r>
+    </w:p>
+    <w:p>
+      <w:pPr>
+        <w:shd w:val="clear" w:color="auto" w:fill="F8FAFC"/>
+        <w:spacing w:before="150" w:after="240"/>
+        <w:divId w:val="19670431"/>
+        <w:rPr>
+          <w:rFonts w:ascii="Segoe UI" w:hAnsi="Segoe UI" w:cs="Segoe UI"/>
+          <w:i/>
+          <w:iCs/>
+          <w:color w:val="334155"/>
+          <w:sz w:val="22"/>
+          <w:szCs w:val="22"/>
+        </w:rPr>
+      </w:pPr>
+      <w:r>
+        <w:rPr>
+          <w:rStyle w:val="nfasis"/>
+          <w:rFonts w:ascii="Segoe UI" w:hAnsi="Segoe UI" w:cs="Segoe UI"/>
+          <w:color w:val="334155"/>
+          <w:sz w:val="22"/>
+          <w:szCs w:val="22"/>
+        </w:rPr>
+        <w:t>"Mi experiencia trabajando en equipo fue positiva. Pudimos dividir las responsabil</w:t>
+      </w:r>
+      <w:r>
+        <w:rPr>
+          <w:rStyle w:val="nfasis"/>
+          <w:rFonts w:ascii="Segoe UI" w:hAnsi="Segoe UI" w:cs="Segoe UI"/>
+          <w:color w:val="334155"/>
+          <w:sz w:val="22"/>
+          <w:szCs w:val="22"/>
+        </w:rPr>
+        <w:t>idades según las tareas de cada integrante y colaborar para completar la historia de usuario. También fue importante mantener la comunicación para poder integrar correctamente el trabajo de cada uno."</w:t>
+      </w:r>
+    </w:p>
+    <w:p>
+      <w:pPr>
+        <w:pStyle w:val="Ttulo4"/>
+        <w:rPr>
+          <w:rFonts w:ascii="Segoe UI" w:eastAsia="Times New Roman" w:hAnsi="Segoe UI" w:cs="Segoe UI"/>
+        </w:rPr>
+      </w:pPr>
+      <w:r>
+        <w:rPr>
+          <w:rFonts w:ascii="Segoe UI" w:eastAsia="Times New Roman" w:hAnsi="Segoe UI" w:cs="Segoe UI"/>
+        </w:rPr>
+        <w:t>2. ¿Cómo fue trabajar utilizando Scrum?</w:t>
+      </w:r>
+    </w:p>
+    <w:p>
+      <w:pPr>
+        <w:shd w:val="clear" w:color="auto" w:fill="F8FAFC"/>
+        <w:spacing w:before="150" w:after="240"/>
+        <w:divId w:val="1651324563"/>
+        <w:rPr>
+          <w:rFonts w:ascii="Segoe UI" w:hAnsi="Segoe UI" w:cs="Segoe UI"/>
+          <w:i/>
+          <w:iCs/>
+          <w:color w:val="334155"/>
+          <w:sz w:val="22"/>
+          <w:szCs w:val="22"/>
+        </w:rPr>
+      </w:pPr>
+      <w:r>
+        <w:rPr>
+          <w:rStyle w:val="nfasis"/>
+          <w:rFonts w:ascii="Segoe UI" w:hAnsi="Segoe UI" w:cs="Segoe UI"/>
+          <w:color w:val="334155"/>
+          <w:sz w:val="22"/>
+          <w:szCs w:val="22"/>
+        </w:rPr>
+        <w:t>"Trabajar con S</w:t>
+      </w:r>
+      <w:r>
+        <w:rPr>
+          <w:rStyle w:val="nfasis"/>
+          <w:rFonts w:ascii="Segoe UI" w:hAnsi="Segoe UI" w:cs="Segoe UI"/>
+          <w:color w:val="334155"/>
+          <w:sz w:val="22"/>
+          <w:szCs w:val="22"/>
+        </w:rPr>
+        <w:t>crum ayudó a organizar las tareas y establecer objetivos claros durante el Sprint. Las historias de usuario y los criterios de aceptación permitieron tener una mejor idea de lo que debíamos completar."</w:t>
+      </w:r>
+    </w:p>
+    <w:p>
+      <w:pPr>
+        <w:pStyle w:val="Ttulo4"/>
+        <w:rPr>
+          <w:rFonts w:ascii="Segoe UI" w:eastAsia="Times New Roman" w:hAnsi="Segoe UI" w:cs="Segoe UI"/>
+        </w:rPr>
+      </w:pPr>
+      <w:r>
+        <w:rPr>
+          <w:rFonts w:ascii="Segoe UI" w:eastAsia="Times New Roman" w:hAnsi="Segoe UI" w:cs="Segoe UI"/>
+        </w:rPr>
+        <w:t>3. ¿Qué aprendió a nivel técnico o metodológico durant</w:t>
+      </w:r>
+      <w:r>
+        <w:rPr>
+          <w:rFonts w:ascii="Segoe UI" w:eastAsia="Times New Roman" w:hAnsi="Segoe UI" w:cs="Segoe UI"/>
+        </w:rPr>
+        <w:t>e este Sprint de 1 semana?</w:t>
+      </w:r>
+    </w:p>
+    <w:p>
+      <w:pPr>
+        <w:numPr>
+          <w:ilvl w:val="0"/>
+          <w:numId w:val="36"/>
+        </w:numPr>
+        <w:shd w:val="clear" w:color="auto" w:fill="F8FAFC"/>
+        <w:spacing w:before="100" w:beforeAutospacing="1" w:after="240"/>
+        <w:divId w:val="1768189249"/>
+        <w:rPr>
+          <w:rFonts w:ascii="Segoe UI" w:eastAsia="Times New Roman" w:hAnsi="Segoe UI" w:cs="Segoe UI"/>
+          <w:i/>
+          <w:iCs/>
+          <w:color w:val="334155"/>
+          <w:sz w:val="22"/>
+          <w:szCs w:val="22"/>
+        </w:rPr>
+      </w:pPr>
+      <w:r>
+        <w:rPr>
+          <w:rStyle w:val="Textoennegrita"/>
+          <w:rFonts w:ascii="Segoe UI" w:eastAsia="Times New Roman" w:hAnsi="Segoe UI" w:cs="Segoe UI"/>
+          <w:i/>
+          <w:iCs/>
+          <w:color w:val="334155"/>
+          <w:sz w:val="22"/>
+          <w:szCs w:val="22"/>
+        </w:rPr>
+        <w:t>A nivel técnico y metodológico:</w:t>
+      </w:r>
+      <w:r>
+        <w:rPr>
+          <w:rFonts w:ascii="Segoe UI" w:eastAsia="Times New Roman" w:hAnsi="Segoe UI" w:cs="Segoe UI"/>
+          <w:i/>
+          <w:iCs/>
+          <w:color w:val="334155"/>
+          <w:sz w:val="22"/>
+          <w:szCs w:val="22"/>
+        </w:rPr>
+        <w:t xml:space="preserve"> </w:t>
+      </w:r>
+      <w:r>
+        <w:rPr>
+          <w:rStyle w:val="nfasis"/>
+          <w:rFonts w:ascii="Segoe UI" w:eastAsia="Times New Roman" w:hAnsi="Segoe UI" w:cs="Segoe UI"/>
+          <w:color w:val="334155"/>
+          <w:sz w:val="22"/>
+          <w:szCs w:val="22"/>
+        </w:rPr>
+        <w:t>"Durante este Sprint aprendí principalmente la importancia de la organización y la comunicación dentro de un equipo. Al tener un tiempo limitado, fue necesario priorizar las tareas y concentrarse e</w:t>
+      </w:r>
+      <w:r>
+        <w:rPr>
+          <w:rStyle w:val="nfasis"/>
+          <w:rFonts w:ascii="Segoe UI" w:eastAsia="Times New Roman" w:hAnsi="Segoe UI" w:cs="Segoe UI"/>
+          <w:color w:val="334155"/>
+          <w:sz w:val="22"/>
+          <w:szCs w:val="22"/>
+        </w:rPr>
+        <w:t>n cumplir los objetivos principales. También comprendí que dividir correctamente las responsabilidades facilita el trabajo, pero es necesario mantener una buena coordinación para que todas las partes del proyecto funcionen juntas."</w:t>
+      </w:r>
+    </w:p>
+    <w:p>
+      <w:pPr>
+        <w:pStyle w:val="Ttulo4"/>
+        <w:rPr>
+          <w:rFonts w:ascii="Segoe UI" w:eastAsia="Times New Roman" w:hAnsi="Segoe UI" w:cs="Segoe UI"/>
+        </w:rPr>
+      </w:pPr>
+      <w:r>
+        <w:rPr>
+          <w:rFonts w:ascii="Segoe UI" w:eastAsia="Times New Roman" w:hAnsi="Segoe UI" w:cs="Segoe UI"/>
+        </w:rPr>
+        <w:t>4. ¿Qué dificultades o b</w:t>
+      </w:r>
+      <w:r>
+        <w:rPr>
+          <w:rFonts w:ascii="Segoe UI" w:eastAsia="Times New Roman" w:hAnsi="Segoe UI" w:cs="Segoe UI"/>
+        </w:rPr>
+        <w:t>loqueos encontró en el desarrollo de sus tareas?</w:t>
+      </w:r>
+    </w:p>
+    <w:p>
+      <w:pPr>
+        <w:shd w:val="clear" w:color="auto" w:fill="F8FAFC"/>
+        <w:spacing w:before="150" w:after="240"/>
+        <w:divId w:val="116071761"/>
+        <w:rPr>
+          <w:rFonts w:ascii="Segoe UI" w:hAnsi="Segoe UI" w:cs="Segoe UI"/>
+          <w:i/>
+          <w:iCs/>
+          <w:color w:val="334155"/>
+          <w:sz w:val="22"/>
+          <w:szCs w:val="22"/>
+        </w:rPr>
+      </w:pPr>
+      <w:r>
+        <w:rPr>
+          <w:rStyle w:val="nfasis"/>
+          <w:rFonts w:ascii="Segoe UI" w:hAnsi="Segoe UI" w:cs="Segoe UI"/>
+          <w:color w:val="334155"/>
+          <w:sz w:val="22"/>
+          <w:szCs w:val="22"/>
+        </w:rPr>
+        <w:t>"La principal dificultad fue el tiempo limitado del Sprint. También surgieron algunos momentos en los que era necesario coordinar el avance de las diferentes partes del proyecto para evitar retrasos."</w:t>
+      </w:r>
+    </w:p>
+    <w:p>
+      <w:pPr>
+        <w:pStyle w:val="Ttulo4"/>
+        <w:rPr>
+          <w:rFonts w:ascii="Segoe UI" w:eastAsia="Times New Roman" w:hAnsi="Segoe UI" w:cs="Segoe UI"/>
+        </w:rPr>
+      </w:pPr>
+      <w:r>
+        <w:rPr>
+          <w:rFonts w:ascii="Segoe UI" w:eastAsia="Times New Roman" w:hAnsi="Segoe UI" w:cs="Segoe UI"/>
+        </w:rPr>
+        <w:t>5. ¿Qu</w:t>
+      </w:r>
+      <w:r>
+        <w:rPr>
+          <w:rFonts w:ascii="Segoe UI" w:eastAsia="Times New Roman" w:hAnsi="Segoe UI" w:cs="Segoe UI"/>
+        </w:rPr>
+        <w:t>é considera que pudo haberse realizado mejor en la organización del equipo?</w:t>
+      </w:r>
+    </w:p>
+    <w:p>
+      <w:pPr>
+        <w:shd w:val="clear" w:color="auto" w:fill="F8FAFC"/>
+        <w:spacing w:before="150" w:after="240"/>
+        <w:divId w:val="907881650"/>
+        <w:rPr>
+          <w:rFonts w:ascii="Segoe UI" w:hAnsi="Segoe UI" w:cs="Segoe UI"/>
+          <w:i/>
+          <w:iCs/>
+          <w:color w:val="334155"/>
+          <w:sz w:val="22"/>
+          <w:szCs w:val="22"/>
+        </w:rPr>
+      </w:pPr>
+      <w:r>
+        <w:rPr>
+          <w:rStyle w:val="nfasis"/>
+          <w:rFonts w:ascii="Segoe UI" w:hAnsi="Segoe UI" w:cs="Segoe UI"/>
+          <w:color w:val="334155"/>
+          <w:sz w:val="22"/>
+          <w:szCs w:val="22"/>
+        </w:rPr>
+        <w:t>"Considero que se pudo mejorar la planificación inicial y tener una comunicación más constante sobre el progreso de cada tarea. Esto habría permitido identificar posibles problemas</w:t>
+      </w:r>
+      <w:r>
+        <w:rPr>
+          <w:rStyle w:val="nfasis"/>
+          <w:rFonts w:ascii="Segoe UI" w:hAnsi="Segoe UI" w:cs="Segoe UI"/>
+          <w:color w:val="334155"/>
+          <w:sz w:val="22"/>
+          <w:szCs w:val="22"/>
+        </w:rPr>
+        <w:t xml:space="preserve"> con mayor anticipación."</w:t>
+      </w:r>
+    </w:p>
+    <w:p>
+      <w:pPr>
+        <w:pStyle w:val="Ttulo4"/>
+        <w:rPr>
+          <w:rFonts w:ascii="Segoe UI" w:eastAsia="Times New Roman" w:hAnsi="Segoe UI" w:cs="Segoe UI"/>
+        </w:rPr>
+      </w:pPr>
+      <w:r>
+        <w:rPr>
+          <w:rFonts w:ascii="Segoe UI" w:eastAsia="Times New Roman" w:hAnsi="Segoe UI" w:cs="Segoe UI"/>
+        </w:rPr>
+        <w:t>6. ¿Qué haría diferente o qué buenas prácticas aplicaría en un próximo Sprint?</w:t>
+      </w:r>
+    </w:p>
+    <w:p>
+      <w:pPr>
+        <w:shd w:val="clear" w:color="auto" w:fill="F8FAFC"/>
+        <w:spacing w:before="150" w:after="240"/>
+        <w:divId w:val="857624335"/>
+        <w:rPr>
+          <w:rFonts w:ascii="Segoe UI" w:hAnsi="Segoe UI" w:cs="Segoe UI"/>
+          <w:i/>
+          <w:iCs/>
+          <w:color w:val="334155"/>
+          <w:sz w:val="22"/>
+          <w:szCs w:val="22"/>
+        </w:rPr>
+      </w:pPr>
+      <w:r>
+        <w:rPr>
+          <w:rStyle w:val="nfasis"/>
+          <w:rFonts w:ascii="Segoe UI" w:hAnsi="Segoe UI" w:cs="Segoe UI"/>
+          <w:color w:val="334155"/>
+          <w:sz w:val="22"/>
+          <w:szCs w:val="22"/>
+        </w:rPr>
+        <w:t>"En un próximo Sprint organizaría mejor las tareas desde el inicio y definiría con más claridad las responsabilidades y prioridades. También realizaría</w:t>
+      </w:r>
+      <w:r>
+        <w:rPr>
+          <w:rStyle w:val="nfasis"/>
+          <w:rFonts w:ascii="Segoe UI" w:hAnsi="Segoe UI" w:cs="Segoe UI"/>
+          <w:color w:val="334155"/>
+          <w:sz w:val="22"/>
+          <w:szCs w:val="22"/>
+        </w:rPr>
+        <w:t xml:space="preserve"> revisiones más frecuentes durante el desarrollo, en lugar de esperar hasta el final para revisar el trabajo completo. Creo que estas prácticas ayudarían a evitar bloqueos, mejorar la coordinación del equipo y aprovechar mejor el tiempo disponible."</w:t>
+      </w:r>
+    </w:p>
+    <w:p>
+      <w:pPr>
+        <w:spacing w:before="360" w:after="360"/>
+        <w:rPr>
+          <w:rFonts w:ascii="Segoe UI" w:eastAsia="Times New Roman" w:hAnsi="Segoe UI" w:cs="Segoe UI"/>
+          <w:color w:val="1F2937"/>
+          <w:sz w:val="22"/>
+          <w:szCs w:val="22"/>
+        </w:rPr>
+      </w:pPr>
+      <w:r>
+        <w:rPr>
+          <w:rFonts w:ascii="Segoe UI" w:eastAsia="Times New Roman" w:hAnsi="Segoe UI" w:cs="Segoe UI"/>
+          <w:color w:val="1F2937"/>
+          <w:sz w:val="22"/>
+          <w:szCs w:val="22"/>
+        </w:rPr>
+        <w:pict>
+          <v:rect id="_x0000_i1052" style="width:0;height:1.5pt" o:hralign="center" o:hrstd="t" o:hr="t" fillcolor="#a0a0a0" stroked="f"/>
+        </w:pict>
+      </w:r>
+    </w:p>
+    <w:p>
+      <w:pPr>
+        <w:pStyle w:val="Ttulo3"/>
+        <w:rPr>
+          <w:rFonts w:ascii="Segoe UI" w:eastAsia="Times New Roman" w:hAnsi="Segoe UI" w:cs="Segoe UI"/>
+        </w:rPr>
+      </w:pPr>
+      <w:r>
+        <w:rPr>
+          <w:rFonts w:ascii="Segoe UI Symbol" w:eastAsia="Times New Roman" w:hAnsi="Segoe UI Symbol" w:cs="Segoe UI Symbol"/>
+        </w:rPr>
+        <w:t>👤</w:t>
+      </w:r>
+      <w:r>
+        <w:rPr>
+          <w:rFonts w:ascii="Segoe UI" w:eastAsia="Times New Roman" w:hAnsi="Segoe UI" w:cs="Segoe UI"/>
+        </w:rPr>
+        <w:t xml:space="preserve"> Evaluación Individual - QA Engineer &amp; Simulación Piloto (Yassil Del Orbe)</w:t>
+      </w:r>
+    </w:p>
+    <w:p>
+      <w:pPr>
+        <w:numPr>
+          <w:ilvl w:val="0"/>
+          <w:numId w:val="37"/>
+        </w:numPr>
+        <w:spacing w:before="100" w:beforeAutospacing="1" w:after="60"/>
+        <w:rPr>
+          <w:rFonts w:ascii="Segoe UI" w:eastAsia="Times New Roman" w:hAnsi="Segoe UI" w:cs="Segoe UI"/>
+          <w:color w:val="1F2937"/>
+          <w:sz w:val="22"/>
+          <w:szCs w:val="22"/>
+        </w:rPr>
+      </w:pPr>
+      <w:r>
+        <w:rPr>
+          <w:rStyle w:val="Textoennegrita"/>
+          <w:rFonts w:ascii="Segoe UI" w:eastAsia="Times New Roman" w:hAnsi="Segoe UI" w:cs="Segoe UI"/>
+          <w:color w:val="1F2937"/>
+          <w:sz w:val="22"/>
+          <w:szCs w:val="22"/>
+        </w:rPr>
+        <w:t>Nombre del Integrante:</w:t>
+      </w:r>
+      <w:r>
+        <w:rPr>
+          <w:rFonts w:ascii="Segoe UI" w:eastAsia="Times New Roman" w:hAnsi="Segoe UI" w:cs="Segoe UI"/>
+          <w:color w:val="1F2937"/>
+          <w:sz w:val="22"/>
+          <w:szCs w:val="22"/>
+        </w:rPr>
+        <w:t xml:space="preserve"> Yassil Del Orbe </w:t>
+      </w:r>
+    </w:p>
+    <w:p>
+      <w:pPr>
+        <w:numPr>
+          <w:ilvl w:val="0"/>
+          <w:numId w:val="37"/>
+        </w:numPr>
+        <w:spacing w:before="100" w:beforeAutospacing="1" w:after="60"/>
+        <w:rPr>
+          <w:rFonts w:ascii="Segoe UI" w:eastAsia="Times New Roman" w:hAnsi="Segoe UI" w:cs="Segoe UI"/>
+          <w:color w:val="1F2937"/>
+          <w:sz w:val="22"/>
+          <w:szCs w:val="22"/>
+        </w:rPr>
+      </w:pPr>
+      <w:r>
+        <w:rPr>
+          <w:rStyle w:val="Textoennegrita"/>
+          <w:rFonts w:ascii="Segoe UI" w:eastAsia="Times New Roman" w:hAnsi="Segoe UI" w:cs="Segoe UI"/>
+          <w:color w:val="1F2937"/>
+          <w:sz w:val="22"/>
+          <w:szCs w:val="22"/>
+        </w:rPr>
+        <w:t>Matrícula:</w:t>
+      </w:r>
+      <w:r>
+        <w:rPr>
+          <w:rFonts w:ascii="Segoe UI" w:eastAsia="Times New Roman" w:hAnsi="Segoe UI" w:cs="Segoe UI"/>
+          <w:color w:val="1F2937"/>
+          <w:sz w:val="22"/>
+          <w:szCs w:val="22"/>
+        </w:rPr>
+        <w:t xml:space="preserve"> 2024-2536 </w:t>
+      </w:r>
+    </w:p>
+    <w:p>
+      <w:pPr>
+        <w:numPr>
+          <w:ilvl w:val="0"/>
+          <w:numId w:val="37"/>
+        </w:numPr>
+        <w:spacing w:before="100" w:beforeAutospacing="1" w:after="60"/>
+        <w:rPr>
+          <w:rFonts w:ascii="Segoe UI" w:eastAsia="Times New Roman" w:hAnsi="Segoe UI" w:cs="Segoe UI"/>
+          <w:color w:val="1F2937"/>
+          <w:sz w:val="22"/>
+          <w:szCs w:val="22"/>
+        </w:rPr>
+      </w:pPr>
+      <w:r>
+        <w:rPr>
+          <w:rStyle w:val="Textoennegrita"/>
+          <w:rFonts w:ascii="Segoe UI" w:eastAsia="Times New Roman" w:hAnsi="Segoe UI" w:cs="Segoe UI"/>
+          <w:color w:val="1F2937"/>
+          <w:sz w:val="22"/>
+          <w:szCs w:val="22"/>
+        </w:rPr>
+        <w:t>Rol en el Sprint:</w:t>
+      </w:r>
+      <w:r>
+        <w:rPr>
+          <w:rFonts w:ascii="Segoe UI" w:eastAsia="Times New Roman" w:hAnsi="Segoe UI" w:cs="Segoe UI"/>
+          <w:color w:val="1F2937"/>
+          <w:sz w:val="22"/>
+          <w:szCs w:val="22"/>
+        </w:rPr>
+        <w:t xml:space="preserve"> </w:t>
+      </w:r>
+      <w:r>
+        <w:rPr>
+          <w:rFonts w:ascii="Segoe UI" w:eastAsia="Times New Roman" w:hAnsi="Segoe UI" w:cs="Segoe UI"/>
+          <w:color w:val="1F2937"/>
+          <w:sz w:val="22"/>
+          <w:szCs w:val="22"/>
+        </w:rPr>
+        <w:t xml:space="preserve">QA Engineer / Pruebas de Carga e Integración de Datos, Simulación de Campo de los 5 Conductores Piloto </w:t>
+      </w:r>
+    </w:p>
+    <w:p>
+      <w:pPr>
+        <w:numPr>
+          <w:ilvl w:val="0"/>
+          <w:numId w:val="37"/>
+        </w:numPr>
+        <w:spacing w:before="100" w:beforeAutospacing="1" w:after="60"/>
+        <w:rPr>
+          <w:rFonts w:ascii="Segoe UI" w:eastAsia="Times New Roman" w:hAnsi="Segoe UI" w:cs="Segoe UI"/>
+          <w:color w:val="1F2937"/>
+          <w:sz w:val="22"/>
+          <w:szCs w:val="22"/>
+        </w:rPr>
+      </w:pPr>
+      <w:r>
+        <w:rPr>
+          <w:rStyle w:val="Textoennegrita"/>
+          <w:rFonts w:ascii="Segoe UI" w:eastAsia="Times New Roman" w:hAnsi="Segoe UI" w:cs="Segoe UI"/>
+          <w:color w:val="1F2937"/>
+          <w:sz w:val="22"/>
+          <w:szCs w:val="22"/>
+        </w:rPr>
+        <w:t>Fecha de Evaluación:</w:t>
+      </w:r>
+      <w:r>
+        <w:rPr>
+          <w:rFonts w:ascii="Segoe UI" w:eastAsia="Times New Roman" w:hAnsi="Segoe UI" w:cs="Segoe UI"/>
+          <w:color w:val="1F2937"/>
+          <w:sz w:val="22"/>
+          <w:szCs w:val="22"/>
+        </w:rPr>
+        <w:t xml:space="preserve"> 19 de Agosto de 2026</w:t>
+      </w:r>
+    </w:p>
+    <w:p>
+      <w:pPr>
+        <w:pStyle w:val="Ttulo4"/>
+        <w:rPr>
+          <w:rFonts w:ascii="Segoe UI" w:eastAsia="Times New Roman" w:hAnsi="Segoe UI" w:cs="Segoe UI"/>
+        </w:rPr>
+      </w:pPr>
+      <w:r>
+        <w:rPr>
+          <w:rFonts w:ascii="Segoe UI" w:eastAsia="Times New Roman" w:hAnsi="Segoe UI" w:cs="Segoe UI"/>
+        </w:rPr>
+        <w:t>1. ¿Cómo fue su experiencia trabajando en equipo?</w:t>
+      </w:r>
+    </w:p>
+    <w:p>
+      <w:pPr>
+        <w:shd w:val="clear" w:color="auto" w:fill="F8FAFC"/>
+        <w:spacing w:before="150" w:after="240"/>
+        <w:divId w:val="1736009487"/>
+        <w:rPr>
+          <w:rFonts w:ascii="Segoe UI" w:hAnsi="Segoe UI" w:cs="Segoe UI"/>
+          <w:i/>
+          <w:iCs/>
+          <w:color w:val="334155"/>
+          <w:sz w:val="22"/>
+          <w:szCs w:val="22"/>
+        </w:rPr>
+      </w:pPr>
+      <w:r>
+        <w:rPr>
+          <w:rStyle w:val="nfasis"/>
+          <w:rFonts w:ascii="Segoe UI" w:hAnsi="Segoe UI" w:cs="Segoe UI"/>
+          <w:color w:val="334155"/>
+          <w:sz w:val="22"/>
+          <w:szCs w:val="22"/>
+        </w:rPr>
+        <w:t>"Mi experiencia fue exigente pero enriquecedora. Al inicio d</w:t>
+      </w:r>
+      <w:r>
+        <w:rPr>
+          <w:rStyle w:val="nfasis"/>
+          <w:rFonts w:ascii="Segoe UI" w:hAnsi="Segoe UI" w:cs="Segoe UI"/>
+          <w:color w:val="334155"/>
+          <w:sz w:val="22"/>
+          <w:szCs w:val="22"/>
+        </w:rPr>
+        <w:t>el Sprint enfrentamos una desalineación de 4 días que afectó directamente mi trabajo, ya que no podía ejecutar pruebas de integración reales sin que backend y frontend tuvieran sus endpoints estables, una vez que el equipo se alineó, la coordinación mejoró</w:t>
+      </w:r>
+      <w:r>
+        <w:rPr>
+          <w:rStyle w:val="nfasis"/>
+          <w:rFonts w:ascii="Segoe UI" w:hAnsi="Segoe UI" w:cs="Segoe UI"/>
+          <w:color w:val="334155"/>
+          <w:sz w:val="22"/>
+          <w:szCs w:val="22"/>
+        </w:rPr>
+        <w:t xml:space="preserve"> notablemente y pude trabajar de la mano con Josteen para validar el flujo completo del sistema."</w:t>
+      </w:r>
+    </w:p>
+    <w:p>
+      <w:pPr>
+        <w:pStyle w:val="Ttulo4"/>
+        <w:rPr>
+          <w:rFonts w:ascii="Segoe UI" w:eastAsia="Times New Roman" w:hAnsi="Segoe UI" w:cs="Segoe UI"/>
+        </w:rPr>
+      </w:pPr>
+      <w:r>
+        <w:rPr>
+          <w:rFonts w:ascii="Segoe UI" w:eastAsia="Times New Roman" w:hAnsi="Segoe UI" w:cs="Segoe UI"/>
+        </w:rPr>
+        <w:t>2. ¿Cómo fue trabajar utilizando la metodología Scrum?</w:t>
+      </w:r>
+    </w:p>
+    <w:p>
+      <w:pPr>
+        <w:shd w:val="clear" w:color="auto" w:fill="F8FAFC"/>
+        <w:spacing w:before="150" w:after="240"/>
+        <w:divId w:val="1423407360"/>
+        <w:rPr>
+          <w:rFonts w:ascii="Segoe UI" w:hAnsi="Segoe UI" w:cs="Segoe UI"/>
+          <w:i/>
+          <w:iCs/>
+          <w:color w:val="334155"/>
+          <w:sz w:val="22"/>
+          <w:szCs w:val="22"/>
+        </w:rPr>
+      </w:pPr>
+      <w:r>
+        <w:rPr>
+          <w:rStyle w:val="nfasis"/>
+          <w:rFonts w:ascii="Segoe UI" w:hAnsi="Segoe UI" w:cs="Segoe UI"/>
+          <w:color w:val="334155"/>
+          <w:sz w:val="22"/>
+          <w:szCs w:val="22"/>
+        </w:rPr>
+        <w:t>"</w:t>
+      </w:r>
+      <w:r>
+        <w:rPr>
+          <w:rStyle w:val="nfasis"/>
+          <w:rFonts w:ascii="Segoe UI" w:hAnsi="Segoe UI" w:cs="Segoe UI"/>
+          <w:color w:val="334155"/>
+          <w:sz w:val="22"/>
+          <w:szCs w:val="22"/>
+        </w:rPr>
+        <w:t>Scrum fue clave para poder simular en condiciones controladas el comportamiento real de los 5 conductores piloto en un tiempo tan corto. El tablero de Jira me permitió dar seguimiento a cada Historia de Usuario (HU01 a HU07) para saber exactamente cuándo c</w:t>
+      </w:r>
+      <w:r>
+        <w:rPr>
+          <w:rStyle w:val="nfasis"/>
+          <w:rFonts w:ascii="Segoe UI" w:hAnsi="Segoe UI" w:cs="Segoe UI"/>
+          <w:color w:val="334155"/>
+          <w:sz w:val="22"/>
+          <w:szCs w:val="22"/>
+        </w:rPr>
+        <w:t>ada módulo estaba listo para pruebas de integración y las Dailies nos ayudaron a detectar rápidamente inconsistencias entre los datos generados por AddressImportService y lo que consumía la vista del conductor."</w:t>
+      </w:r>
+    </w:p>
+    <w:p>
+      <w:pPr>
+        <w:pStyle w:val="Ttulo4"/>
+        <w:rPr>
+          <w:rFonts w:ascii="Segoe UI" w:eastAsia="Times New Roman" w:hAnsi="Segoe UI" w:cs="Segoe UI"/>
+        </w:rPr>
+      </w:pPr>
+      <w:r>
+        <w:rPr>
+          <w:rFonts w:ascii="Segoe UI" w:eastAsia="Times New Roman" w:hAnsi="Segoe UI" w:cs="Segoe UI"/>
+        </w:rPr>
+        <w:t>3. ¿Qué aprendió a nivel técnico o metodológ</w:t>
+      </w:r>
+      <w:r>
+        <w:rPr>
+          <w:rFonts w:ascii="Segoe UI" w:eastAsia="Times New Roman" w:hAnsi="Segoe UI" w:cs="Segoe UI"/>
+        </w:rPr>
+        <w:t>ico durante este Sprint de 1 semana?</w:t>
+      </w:r>
+    </w:p>
+    <w:p>
+      <w:pPr>
+        <w:numPr>
+          <w:ilvl w:val="0"/>
+          <w:numId w:val="38"/>
+        </w:numPr>
+        <w:shd w:val="clear" w:color="auto" w:fill="F8FAFC"/>
+        <w:spacing w:before="100" w:beforeAutospacing="1" w:after="60"/>
+        <w:divId w:val="1270308331"/>
+        <w:rPr>
+          <w:rFonts w:ascii="Segoe UI" w:eastAsia="Times New Roman" w:hAnsi="Segoe UI" w:cs="Segoe UI"/>
+          <w:i/>
+          <w:iCs/>
+          <w:color w:val="334155"/>
+          <w:sz w:val="22"/>
+          <w:szCs w:val="22"/>
+        </w:rPr>
+      </w:pPr>
+      <w:r>
+        <w:rPr>
+          <w:rStyle w:val="Textoennegrita"/>
+          <w:rFonts w:ascii="Segoe UI" w:eastAsia="Times New Roman" w:hAnsi="Segoe UI" w:cs="Segoe UI"/>
+          <w:i/>
+          <w:iCs/>
+          <w:color w:val="334155"/>
+          <w:sz w:val="22"/>
+          <w:szCs w:val="22"/>
+        </w:rPr>
+        <w:t>A nivel técnico:</w:t>
+      </w:r>
+      <w:r>
+        <w:rPr>
+          <w:rFonts w:ascii="Segoe UI" w:eastAsia="Times New Roman" w:hAnsi="Segoe UI" w:cs="Segoe UI"/>
+          <w:i/>
+          <w:iCs/>
+          <w:color w:val="334155"/>
+          <w:sz w:val="22"/>
+          <w:szCs w:val="22"/>
+        </w:rPr>
+        <w:t xml:space="preserve"> </w:t>
+      </w:r>
+      <w:r>
+        <w:rPr>
+          <w:rStyle w:val="nfasis"/>
+          <w:rFonts w:ascii="Segoe UI" w:eastAsia="Times New Roman" w:hAnsi="Segoe UI" w:cs="Segoe UI"/>
+          <w:color w:val="334155"/>
+          <w:sz w:val="22"/>
+          <w:szCs w:val="22"/>
+        </w:rPr>
+        <w:t>"Aprendí a diseñar y ejecutar pruebas de carga e integración sobre una arquitectura ASP.NET Core MVC con Entity Framework Core y SQLite, validando que el flujo de datos entre AddressImportService (inges</w:t>
+      </w:r>
+      <w:r>
+        <w:rPr>
+          <w:rStyle w:val="nfasis"/>
+          <w:rFonts w:ascii="Segoe UI" w:eastAsia="Times New Roman" w:hAnsi="Segoe UI" w:cs="Segoe UI"/>
+          <w:color w:val="334155"/>
+          <w:sz w:val="22"/>
+          <w:szCs w:val="22"/>
+        </w:rPr>
+        <w:t>ta CSV) y NearestNeighborOptimizerService (secuenciación) se mantuviera íntegro extremo a extremo. También simulé el comportamiento concurrente de los 5 conductores piloto navegando entre las vistas /Dispatch, /Driver y /Supervisor."</w:t>
+      </w:r>
+    </w:p>
+    <w:p>
+      <w:pPr>
+        <w:numPr>
+          <w:ilvl w:val="0"/>
+          <w:numId w:val="38"/>
+        </w:numPr>
+        <w:shd w:val="clear" w:color="auto" w:fill="F8FAFC"/>
+        <w:spacing w:before="100" w:beforeAutospacing="1" w:after="240"/>
+        <w:divId w:val="1270308331"/>
+        <w:rPr>
+          <w:rFonts w:ascii="Segoe UI" w:eastAsia="Times New Roman" w:hAnsi="Segoe UI" w:cs="Segoe UI"/>
+          <w:i/>
+          <w:iCs/>
+          <w:color w:val="334155"/>
+          <w:sz w:val="22"/>
+          <w:szCs w:val="22"/>
+        </w:rPr>
+      </w:pPr>
+      <w:r>
+        <w:rPr>
+          <w:rStyle w:val="Textoennegrita"/>
+          <w:rFonts w:ascii="Segoe UI" w:eastAsia="Times New Roman" w:hAnsi="Segoe UI" w:cs="Segoe UI"/>
+          <w:i/>
+          <w:iCs/>
+          <w:color w:val="334155"/>
+          <w:sz w:val="22"/>
+          <w:szCs w:val="22"/>
+        </w:rPr>
+        <w:t>A nivel metodológico:</w:t>
+      </w:r>
+      <w:r>
+        <w:rPr>
+          <w:rFonts w:ascii="Segoe UI" w:eastAsia="Times New Roman" w:hAnsi="Segoe UI" w:cs="Segoe UI"/>
+          <w:i/>
+          <w:iCs/>
+          <w:color w:val="334155"/>
+          <w:sz w:val="22"/>
+          <w:szCs w:val="22"/>
+        </w:rPr>
+        <w:t xml:space="preserve"> </w:t>
+      </w:r>
+      <w:r>
+        <w:rPr>
+          <w:rStyle w:val="nfasis"/>
+          <w:rFonts w:ascii="Segoe UI" w:eastAsia="Times New Roman" w:hAnsi="Segoe UI" w:cs="Segoe UI"/>
+          <w:color w:val="334155"/>
+          <w:sz w:val="22"/>
+          <w:szCs w:val="22"/>
+        </w:rPr>
+        <w:t>"Entendí la importancia de tener un ambiente de pruebas y un dataset piloto (15 artículos urbanos en Santo Domingo) listos desde el inicio del Sprint, para no depender de que otros módulos estuvieran terminados para empezar a validar."</w:t>
+      </w:r>
+    </w:p>
+    <w:p>
+      <w:pPr>
+        <w:pStyle w:val="Ttulo4"/>
+        <w:rPr>
+          <w:rFonts w:ascii="Segoe UI" w:eastAsia="Times New Roman" w:hAnsi="Segoe UI" w:cs="Segoe UI"/>
+        </w:rPr>
+      </w:pPr>
+      <w:r>
+        <w:rPr>
+          <w:rFonts w:ascii="Segoe UI" w:eastAsia="Times New Roman" w:hAnsi="Segoe UI" w:cs="Segoe UI"/>
+        </w:rPr>
+        <w:t>4. ¿Qué dificultades</w:t>
+      </w:r>
+      <w:r>
+        <w:rPr>
+          <w:rFonts w:ascii="Segoe UI" w:eastAsia="Times New Roman" w:hAnsi="Segoe UI" w:cs="Segoe UI"/>
+        </w:rPr>
+        <w:t xml:space="preserve"> o bloqueos encontró en el desarrollo de sus tareas?</w:t>
+      </w:r>
+    </w:p>
+    <w:p>
+      <w:pPr>
+        <w:shd w:val="clear" w:color="auto" w:fill="F8FAFC"/>
+        <w:spacing w:before="150" w:after="240"/>
+        <w:divId w:val="399862439"/>
+        <w:rPr>
+          <w:rFonts w:ascii="Segoe UI" w:hAnsi="Segoe UI" w:cs="Segoe UI"/>
+          <w:i/>
+          <w:iCs/>
+          <w:color w:val="334155"/>
+          <w:sz w:val="22"/>
+          <w:szCs w:val="22"/>
+        </w:rPr>
+      </w:pPr>
+      <w:r>
+        <w:rPr>
+          <w:rStyle w:val="nfasis"/>
+          <w:rFonts w:ascii="Segoe UI" w:hAnsi="Segoe UI" w:cs="Segoe UI"/>
+          <w:color w:val="334155"/>
+          <w:sz w:val="22"/>
+          <w:szCs w:val="22"/>
+        </w:rPr>
+        <w:t>"El principal bloqueo fue la falta de un canal centralizado de comunicación durante los primeros días, lo que retrasó la definición de los casos de prueba. A nivel técnico, tuve que trabajar junto a Cesa</w:t>
+      </w:r>
+      <w:r>
+        <w:rPr>
+          <w:rStyle w:val="nfasis"/>
+          <w:rFonts w:ascii="Segoe UI" w:hAnsi="Segoe UI" w:cs="Segoe UI"/>
+          <w:color w:val="334155"/>
+          <w:sz w:val="22"/>
+          <w:szCs w:val="22"/>
+        </w:rPr>
+        <w:t>r Reyes para resolver la corrupción de coordenadas geográficas por el uso de comas en vez de puntos decimales en el CSV, y verificar que la sanitización con CultureInfo.InvariantCulture no afectara la persistencia de datos en la capa de EF Core."</w:t>
+      </w:r>
+    </w:p>
+    <w:p>
+      <w:pPr>
+        <w:pStyle w:val="Ttulo4"/>
+        <w:rPr>
+          <w:rFonts w:ascii="Segoe UI" w:eastAsia="Times New Roman" w:hAnsi="Segoe UI" w:cs="Segoe UI"/>
+        </w:rPr>
+      </w:pPr>
+      <w:r>
+        <w:rPr>
+          <w:rFonts w:ascii="Segoe UI" w:eastAsia="Times New Roman" w:hAnsi="Segoe UI" w:cs="Segoe UI"/>
+        </w:rPr>
+        <w:t>5. ¿Qué c</w:t>
+      </w:r>
+      <w:r>
+        <w:rPr>
+          <w:rFonts w:ascii="Segoe UI" w:eastAsia="Times New Roman" w:hAnsi="Segoe UI" w:cs="Segoe UI"/>
+        </w:rPr>
+        <w:t>onsidera que pudo haberse realizado mejor en la organización del equipo?</w:t>
+      </w:r>
+    </w:p>
+    <w:p>
+      <w:pPr>
+        <w:shd w:val="clear" w:color="auto" w:fill="F8FAFC"/>
+        <w:spacing w:before="150" w:after="240"/>
+        <w:divId w:val="607323175"/>
+        <w:rPr>
+          <w:rFonts w:ascii="Segoe UI" w:hAnsi="Segoe UI" w:cs="Segoe UI"/>
+          <w:i/>
+          <w:iCs/>
+          <w:color w:val="334155"/>
+          <w:sz w:val="22"/>
+          <w:szCs w:val="22"/>
+        </w:rPr>
+      </w:pPr>
+      <w:r>
+        <w:rPr>
+          <w:rStyle w:val="nfasis"/>
+          <w:rFonts w:ascii="Segoe UI" w:hAnsi="Segoe UI" w:cs="Segoe UI"/>
+          <w:color w:val="334155"/>
+          <w:sz w:val="22"/>
+          <w:szCs w:val="22"/>
+        </w:rPr>
+        <w:t xml:space="preserve">"Debimos establecer desde el Día 1 un ambiente de pruebas y contratos de datos claros entre los módulos, en lugar de esperar a que cada Historia de Usuario estuviera 'terminada' para </w:t>
+      </w:r>
+      <w:r>
+        <w:rPr>
+          <w:rStyle w:val="nfasis"/>
+          <w:rFonts w:ascii="Segoe UI" w:hAnsi="Segoe UI" w:cs="Segoe UI"/>
+          <w:color w:val="334155"/>
+          <w:sz w:val="22"/>
+          <w:szCs w:val="22"/>
+        </w:rPr>
+        <w:t>empezar a integrar, eso habría permitido detectar antes el problema del formato decimal en el CSV."</w:t>
+      </w:r>
+    </w:p>
+    <w:p>
+      <w:pPr>
+        <w:pStyle w:val="Ttulo4"/>
+        <w:rPr>
+          <w:rFonts w:ascii="Segoe UI" w:eastAsia="Times New Roman" w:hAnsi="Segoe UI" w:cs="Segoe UI"/>
+        </w:rPr>
+      </w:pPr>
+      <w:r>
+        <w:rPr>
+          <w:rFonts w:ascii="Segoe UI" w:eastAsia="Times New Roman" w:hAnsi="Segoe UI" w:cs="Segoe UI"/>
+        </w:rPr>
+        <w:t>6. ¿Qué haría diferente o qué buenas prácticas aplicaría en un próximo Sprint?</w:t>
+      </w:r>
+    </w:p>
+    <w:p>
+      <w:pPr>
+        <w:shd w:val="clear" w:color="auto" w:fill="F8FAFC"/>
+        <w:spacing w:before="150" w:after="240"/>
+        <w:divId w:val="1413162267"/>
+        <w:rPr>
+          <w:rFonts w:ascii="Segoe UI" w:hAnsi="Segoe UI" w:cs="Segoe UI"/>
+          <w:i/>
+          <w:iCs/>
+          <w:color w:val="334155"/>
+          <w:sz w:val="22"/>
+          <w:szCs w:val="22"/>
+        </w:rPr>
+      </w:pPr>
+      <w:r>
+        <w:rPr>
+          <w:rStyle w:val="nfasis"/>
+          <w:rFonts w:ascii="Segoe UI" w:hAnsi="Segoe UI" w:cs="Segoe UI"/>
+          <w:color w:val="334155"/>
+          <w:sz w:val="22"/>
+          <w:szCs w:val="22"/>
+        </w:rPr>
+        <w:t xml:space="preserve">"Implementaría pruebas de integración continuas desde el primer día (no solo </w:t>
+      </w:r>
+      <w:r>
+        <w:rPr>
+          <w:rStyle w:val="nfasis"/>
+          <w:rFonts w:ascii="Segoe UI" w:hAnsi="Segoe UI" w:cs="Segoe UI"/>
+          <w:color w:val="334155"/>
+          <w:sz w:val="22"/>
+          <w:szCs w:val="22"/>
+        </w:rPr>
+        <w:t>al final del Sprint), automatizaría la validación del dataset piloto antes de cada carga masiva, y establecería checkpoints diarios de QA con backend para detectar errores de formato o persistencia en menos de 2 horas, en línea con la acción de mejora acor</w:t>
+      </w:r>
+      <w:r>
+        <w:rPr>
+          <w:rStyle w:val="nfasis"/>
+          <w:rFonts w:ascii="Segoe UI" w:hAnsi="Segoe UI" w:cs="Segoe UI"/>
+          <w:color w:val="334155"/>
+          <w:sz w:val="22"/>
+          <w:szCs w:val="22"/>
+        </w:rPr>
+        <w:t>dada por el equipo."</w:t>
       </w:r>
     </w:p>
     <w:sectPr>
@@ -11461,13 +13785,13 @@
 <file path=word/numbering.xml><?xml version="1.0" encoding="utf-8"?>
 <w:numbering xmlns:wpc="http://schemas.microsoft.com/office/word/2010/wordprocessingCanvas" xmlns:cx="http://schemas.microsoft.com/office/drawing/2014/chartex" xmlns:mc="http://schemas.openxmlformats.org/markup-compatibility/2006" xmlns:o="urn:schemas-microsoft-com:office:office" xmlns:r="http://schemas.openxmlformats.org/officeDocument/2006/relationships" xmlns:m="http://schemas.openxmlformats.org/officeDocument/2006/math" xmlns:v="urn:schemas-microsoft-com:vml" xmlns:wp14="http://schemas.microsoft.com/office/word/2010/wordprocessingDrawing" xmlns:wp="http://schemas.openxmlformats.org/drawingml/2006/wordprocessingDrawing" xmlns:w10="urn:schemas-microsoft-com:office:word" xmlns:w="http://schemas.openxmlformats.org/wordprocessingml/2006/main" xmlns:w14="http://schemas.microsoft.com/office/word/2010/wordml" xmlns:w15="http://schemas.microsoft.com/office/word/2012/wordml" xmlns:w16se="http://schemas.microsoft.com/office/word/2015/wordml/symex" xmlns:wpg="http://schemas.microsoft.com/office/word/2010/wordprocessingGroup" xmlns:wpi="http://schemas.microsoft.com/office/word/2010/wordprocessingInk" xmlns:wne="http://schemas.microsoft.com/office/word/2006/wordml" xmlns:wps="http://schemas.microsoft.com/office/word/2010/wordprocessingShape" mc:Ignorable="w14 w15 w16se wp14">
   <w:abstractNum w:abstractNumId="0" w15:restartNumberingAfterBreak="0">
-    <w:nsid w:val="01F25D59"/>
+    <w:nsid w:val="00351C3E"/>
     <w:multiLevelType w:val="multilevel"/>
-    <w:tmpl w:val="E528BA4A"/>
+    <w:tmpl w:val="4DE82A3E"/>
     <w:lvl w:ilvl="0">
       <w:start w:val="1"/>
-      <w:numFmt w:val="bullet"/>
-      <w:lvlText w:val=""/>
+      <w:numFmt w:val="decimal"/>
+      <w:lvlText w:val="%1."/>
       <w:lvlJc w:val="left"/>
       <w:pPr>
         <w:tabs>
@@ -11475,15 +13799,11 @@
         </w:tabs>
         <w:ind w:left="720" w:hanging="360"/>
       </w:pPr>
-      <w:rPr>
-        <w:rFonts w:ascii="Symbol" w:hAnsi="Symbol" w:hint="default"/>
-        <w:sz w:val="20"/>
-      </w:rPr>
-    </w:lvl>
-    <w:lvl w:ilvl="1">
-      <w:start w:val="1"/>
-      <w:numFmt w:val="bullet"/>
-      <w:lvlText w:val="o"/>
+    </w:lvl>
+    <w:lvl w:ilvl="1" w:tentative="1">
+      <w:start w:val="1"/>
+      <w:numFmt w:val="decimal"/>
+      <w:lvlText w:val="%2."/>
       <w:lvlJc w:val="left"/>
       <w:pPr>
         <w:tabs>
@@ -11491,15 +13811,11 @@
         </w:tabs>
         <w:ind w:left="1440" w:hanging="360"/>
       </w:pPr>
-      <w:rPr>
-        <w:rFonts w:ascii="Courier New" w:hAnsi="Courier New" w:hint="default"/>
-        <w:sz w:val="20"/>
-      </w:rPr>
     </w:lvl>
     <w:lvl w:ilvl="2" w:tentative="1">
       <w:start w:val="1"/>
-      <w:numFmt w:val="bullet"/>
-      <w:lvlText w:val=""/>
+      <w:numFmt w:val="decimal"/>
+      <w:lvlText w:val="%3."/>
       <w:lvlJc w:val="left"/>
       <w:pPr>
         <w:tabs>
@@ -11507,15 +13823,11 @@
         </w:tabs>
         <w:ind w:left="2160" w:hanging="360"/>
       </w:pPr>
-      <w:rPr>
-        <w:rFonts w:ascii="Wingdings" w:hAnsi="Wingdings" w:hint="default"/>
-        <w:sz w:val="20"/>
-      </w:rPr>
     </w:lvl>
     <w:lvl w:ilvl="3" w:tentative="1">
       <w:start w:val="1"/>
-      <w:numFmt w:val="bullet"/>
-      <w:lvlText w:val=""/>
+      <w:numFmt w:val="decimal"/>
+      <w:lvlText w:val="%4."/>
       <w:lvlJc w:val="left"/>
       <w:pPr>
         <w:tabs>
@@ -11523,15 +13835,11 @@
         </w:tabs>
         <w:ind w:left="2880" w:hanging="360"/>
       </w:pPr>
-      <w:rPr>
-        <w:rFonts w:ascii="Wingdings" w:hAnsi="Wingdings" w:hint="default"/>
-        <w:sz w:val="20"/>
-      </w:rPr>
     </w:lvl>
     <w:lvl w:ilvl="4" w:tentative="1">
       <w:start w:val="1"/>
-      <w:numFmt w:val="bullet"/>
-      <w:lvlText w:val=""/>
+      <w:numFmt w:val="decimal"/>
+      <w:lvlText w:val="%5."/>
       <w:lvlJc w:val="left"/>
       <w:pPr>
         <w:tabs>
@@ -11539,15 +13847,11 @@
         </w:tabs>
         <w:ind w:left="3600" w:hanging="360"/>
       </w:pPr>
-      <w:rPr>
-        <w:rFonts w:ascii="Wingdings" w:hAnsi="Wingdings" w:hint="default"/>
-        <w:sz w:val="20"/>
-      </w:rPr>
     </w:lvl>
     <w:lvl w:ilvl="5" w:tentative="1">
       <w:start w:val="1"/>
-      <w:numFmt w:val="bullet"/>
-      <w:lvlText w:val=""/>
+      <w:numFmt w:val="decimal"/>
+      <w:lvlText w:val="%6."/>
       <w:lvlJc w:val="left"/>
       <w:pPr>
         <w:tabs>
@@ -11555,15 +13859,11 @@
         </w:tabs>
         <w:ind w:left="4320" w:hanging="360"/>
       </w:pPr>
-      <w:rPr>
-        <w:rFonts w:ascii="Wingdings" w:hAnsi="Wingdings" w:hint="default"/>
-        <w:sz w:val="20"/>
-      </w:rPr>
     </w:lvl>
     <w:lvl w:ilvl="6" w:tentative="1">
       <w:start w:val="1"/>
-      <w:numFmt w:val="bullet"/>
-      <w:lvlText w:val=""/>
+      <w:numFmt w:val="decimal"/>
+      <w:lvlText w:val="%7."/>
       <w:lvlJc w:val="left"/>
       <w:pPr>
         <w:tabs>
@@ -11571,15 +13871,11 @@
         </w:tabs>
         <w:ind w:left="5040" w:hanging="360"/>
       </w:pPr>
-      <w:rPr>
-        <w:rFonts w:ascii="Wingdings" w:hAnsi="Wingdings" w:hint="default"/>
-        <w:sz w:val="20"/>
-      </w:rPr>
     </w:lvl>
     <w:lvl w:ilvl="7" w:tentative="1">
       <w:start w:val="1"/>
-      <w:numFmt w:val="bullet"/>
-      <w:lvlText w:val=""/>
+      <w:numFmt w:val="decimal"/>
+      <w:lvlText w:val="%8."/>
       <w:lvlJc w:val="left"/>
       <w:pPr>
         <w:tabs>
@@ -11587,15 +13883,11 @@
         </w:tabs>
         <w:ind w:left="5760" w:hanging="360"/>
       </w:pPr>
-      <w:rPr>
-        <w:rFonts w:ascii="Wingdings" w:hAnsi="Wingdings" w:hint="default"/>
-        <w:sz w:val="20"/>
-      </w:rPr>
     </w:lvl>
     <w:lvl w:ilvl="8" w:tentative="1">
       <w:start w:val="1"/>
-      <w:numFmt w:val="bullet"/>
-      <w:lvlText w:val=""/>
+      <w:numFmt w:val="decimal"/>
+      <w:lvlText w:val="%9."/>
       <w:lvlJc w:val="left"/>
       <w:pPr>
         <w:tabs>
@@ -11603,16 +13895,12 @@
         </w:tabs>
         <w:ind w:left="6480" w:hanging="360"/>
       </w:pPr>
-      <w:rPr>
-        <w:rFonts w:ascii="Wingdings" w:hAnsi="Wingdings" w:hint="default"/>
-        <w:sz w:val="20"/>
-      </w:rPr>
     </w:lvl>
   </w:abstractNum>
   <w:abstractNum w:abstractNumId="1" w15:restartNumberingAfterBreak="0">
-    <w:nsid w:val="03A863D1"/>
+    <w:nsid w:val="027C0CE5"/>
     <w:multiLevelType w:val="multilevel"/>
-    <w:tmpl w:val="3F7CFC34"/>
+    <w:tmpl w:val="BF9C3DC6"/>
     <w:lvl w:ilvl="0">
       <w:start w:val="1"/>
       <w:numFmt w:val="bullet"/>
@@ -11629,7 +13917,7 @@
         <w:sz w:val="20"/>
       </w:rPr>
     </w:lvl>
-    <w:lvl w:ilvl="1" w:tentative="1">
+    <w:lvl w:ilvl="1">
       <w:start w:val="1"/>
       <w:numFmt w:val="bullet"/>
       <w:lvlText w:val="o"/>
@@ -11759,9 +14047,9 @@
     </w:lvl>
   </w:abstractNum>
   <w:abstractNum w:abstractNumId="2" w15:restartNumberingAfterBreak="0">
-    <w:nsid w:val="0BBA2206"/>
+    <w:nsid w:val="0350323A"/>
     <w:multiLevelType w:val="multilevel"/>
-    <w:tmpl w:val="F7E0DC5C"/>
+    <w:tmpl w:val="2FA2D16E"/>
     <w:lvl w:ilvl="0">
       <w:start w:val="1"/>
       <w:numFmt w:val="bullet"/>
@@ -11908,9 +14196,9 @@
     </w:lvl>
   </w:abstractNum>
   <w:abstractNum w:abstractNumId="3" w15:restartNumberingAfterBreak="0">
-    <w:nsid w:val="0F71210B"/>
+    <w:nsid w:val="0B723D58"/>
     <w:multiLevelType w:val="multilevel"/>
-    <w:tmpl w:val="9F06447A"/>
+    <w:tmpl w:val="4E2EBBE4"/>
     <w:lvl w:ilvl="0">
       <w:start w:val="1"/>
       <w:numFmt w:val="bullet"/>
@@ -12053,9 +14341,9 @@
     </w:lvl>
   </w:abstractNum>
   <w:abstractNum w:abstractNumId="4" w15:restartNumberingAfterBreak="0">
-    <w:nsid w:val="133C208C"/>
+    <w:nsid w:val="0F5855D8"/>
     <w:multiLevelType w:val="multilevel"/>
-    <w:tmpl w:val="8CEA9150"/>
+    <w:tmpl w:val="2D9C1A5C"/>
     <w:lvl w:ilvl="0">
       <w:start w:val="1"/>
       <w:numFmt w:val="bullet"/>
@@ -12072,7 +14360,7 @@
         <w:sz w:val="20"/>
       </w:rPr>
     </w:lvl>
-    <w:lvl w:ilvl="1">
+    <w:lvl w:ilvl="1" w:tentative="1">
       <w:start w:val="1"/>
       <w:numFmt w:val="bullet"/>
       <w:lvlText w:val="o"/>
@@ -12202,9 +14490,9 @@
     </w:lvl>
   </w:abstractNum>
   <w:abstractNum w:abstractNumId="5" w15:restartNumberingAfterBreak="0">
-    <w:nsid w:val="13514867"/>
+    <w:nsid w:val="105F4C4B"/>
     <w:multiLevelType w:val="multilevel"/>
-    <w:tmpl w:val="D130DEE4"/>
+    <w:tmpl w:val="542C7B0A"/>
     <w:lvl w:ilvl="0">
       <w:start w:val="1"/>
       <w:numFmt w:val="bullet"/>
@@ -12221,10 +14509,10 @@
         <w:sz w:val="20"/>
       </w:rPr>
     </w:lvl>
-    <w:lvl w:ilvl="1" w:tentative="1">
-      <w:start w:val="1"/>
-      <w:numFmt w:val="bullet"/>
-      <w:lvlText w:val="o"/>
+    <w:lvl w:ilvl="1">
+      <w:start w:val="1"/>
+      <w:numFmt w:val="decimal"/>
+      <w:lvlText w:val="%2."/>
       <w:lvlJc w:val="left"/>
       <w:pPr>
         <w:tabs>
@@ -12232,10 +14520,6 @@
         </w:tabs>
         <w:ind w:left="1440" w:hanging="360"/>
       </w:pPr>
-      <w:rPr>
-        <w:rFonts w:ascii="Courier New" w:hAnsi="Courier New" w:hint="default"/>
-        <w:sz w:val="20"/>
-      </w:rPr>
     </w:lvl>
     <w:lvl w:ilvl="2" w:tentative="1">
       <w:start w:val="1"/>
@@ -12351,9 +14635,903 @@
     </w:lvl>
   </w:abstractNum>
   <w:abstractNum w:abstractNumId="6" w15:restartNumberingAfterBreak="0">
-    <w:nsid w:val="13E84C70"/>
+    <w:nsid w:val="10E96006"/>
     <w:multiLevelType w:val="multilevel"/>
-    <w:tmpl w:val="6FF6C492"/>
+    <w:tmpl w:val="17044B7A"/>
+    <w:lvl w:ilvl="0">
+      <w:start w:val="1"/>
+      <w:numFmt w:val="bullet"/>
+      <w:lvlText w:val=""/>
+      <w:lvlJc w:val="left"/>
+      <w:pPr>
+        <w:tabs>
+          <w:tab w:val="num" w:pos="720"/>
+        </w:tabs>
+        <w:ind w:left="720" w:hanging="360"/>
+      </w:pPr>
+      <w:rPr>
+        <w:rFonts w:ascii="Symbol" w:hAnsi="Symbol" w:hint="default"/>
+        <w:sz w:val="20"/>
+      </w:rPr>
+    </w:lvl>
+    <w:lvl w:ilvl="1" w:tentative="1">
+      <w:start w:val="1"/>
+      <w:numFmt w:val="bullet"/>
+      <w:lvlText w:val="o"/>
+      <w:lvlJc w:val="left"/>
+      <w:pPr>
+        <w:tabs>
+          <w:tab w:val="num" w:pos="1440"/>
+        </w:tabs>
+        <w:ind w:left="1440" w:hanging="360"/>
+      </w:pPr>
+      <w:rPr>
+        <w:rFonts w:ascii="Courier New" w:hAnsi="Courier New" w:hint="default"/>
+        <w:sz w:val="20"/>
+      </w:rPr>
+    </w:lvl>
+    <w:lvl w:ilvl="2" w:tentative="1">
+      <w:start w:val="1"/>
+      <w:numFmt w:val="bullet"/>
+      <w:lvlText w:val=""/>
+      <w:lvlJc w:val="left"/>
+      <w:pPr>
+        <w:tabs>
+          <w:tab w:val="num" w:pos="2160"/>
+        </w:tabs>
+        <w:ind w:left="2160" w:hanging="360"/>
+      </w:pPr>
+      <w:rPr>
+        <w:rFonts w:ascii="Wingdings" w:hAnsi="Wingdings" w:hint="default"/>
+        <w:sz w:val="20"/>
+      </w:rPr>
+    </w:lvl>
+    <w:lvl w:ilvl="3" w:tentative="1">
+      <w:start w:val="1"/>
+      <w:numFmt w:val="bullet"/>
+      <w:lvlText w:val=""/>
+      <w:lvlJc w:val="left"/>
+      <w:pPr>
+        <w:tabs>
+          <w:tab w:val="num" w:pos="2880"/>
+        </w:tabs>
+        <w:ind w:left="2880" w:hanging="360"/>
+      </w:pPr>
+      <w:rPr>
+        <w:rFonts w:ascii="Wingdings" w:hAnsi="Wingdings" w:hint="default"/>
+        <w:sz w:val="20"/>
+      </w:rPr>
+    </w:lvl>
+    <w:lvl w:ilvl="4" w:tentative="1">
+      <w:start w:val="1"/>
+      <w:numFmt w:val="bullet"/>
+      <w:lvlText w:val=""/>
+      <w:lvlJc w:val="left"/>
+      <w:pPr>
+        <w:tabs>
+          <w:tab w:val="num" w:pos="3600"/>
+        </w:tabs>
+        <w:ind w:left="3600" w:hanging="360"/>
+      </w:pPr>
+      <w:rPr>
+        <w:rFonts w:ascii="Wingdings" w:hAnsi="Wingdings" w:hint="default"/>
+        <w:sz w:val="20"/>
+      </w:rPr>
+    </w:lvl>
+    <w:lvl w:ilvl="5" w:tentative="1">
+      <w:start w:val="1"/>
+      <w:numFmt w:val="bullet"/>
+      <w:lvlText w:val=""/>
+      <w:lvlJc w:val="left"/>
+      <w:pPr>
+        <w:tabs>
+          <w:tab w:val="num" w:pos="4320"/>
+        </w:tabs>
+        <w:ind w:left="4320" w:hanging="360"/>
+      </w:pPr>
+      <w:rPr>
+        <w:rFonts w:ascii="Wingdings" w:hAnsi="Wingdings" w:hint="default"/>
+        <w:sz w:val="20"/>
+      </w:rPr>
+    </w:lvl>
+    <w:lvl w:ilvl="6" w:tentative="1">
+      <w:start w:val="1"/>
+      <w:numFmt w:val="bullet"/>
+      <w:lvlText w:val=""/>
+      <w:lvlJc w:val="left"/>
+      <w:pPr>
+        <w:tabs>
+          <w:tab w:val="num" w:pos="5040"/>
+        </w:tabs>
+        <w:ind w:left="5040" w:hanging="360"/>
+      </w:pPr>
+      <w:rPr>
+        <w:rFonts w:ascii="Wingdings" w:hAnsi="Wingdings" w:hint="default"/>
+        <w:sz w:val="20"/>
+      </w:rPr>
+    </w:lvl>
+    <w:lvl w:ilvl="7" w:tentative="1">
+      <w:start w:val="1"/>
+      <w:numFmt w:val="bullet"/>
+      <w:lvlText w:val=""/>
+      <w:lvlJc w:val="left"/>
+      <w:pPr>
+        <w:tabs>
+          <w:tab w:val="num" w:pos="5760"/>
+        </w:tabs>
+        <w:ind w:left="5760" w:hanging="360"/>
+      </w:pPr>
+      <w:rPr>
+        <w:rFonts w:ascii="Wingdings" w:hAnsi="Wingdings" w:hint="default"/>
+        <w:sz w:val="20"/>
+      </w:rPr>
+    </w:lvl>
+    <w:lvl w:ilvl="8" w:tentative="1">
+      <w:start w:val="1"/>
+      <w:numFmt w:val="bullet"/>
+      <w:lvlText w:val=""/>
+      <w:lvlJc w:val="left"/>
+      <w:pPr>
+        <w:tabs>
+          <w:tab w:val="num" w:pos="6480"/>
+        </w:tabs>
+        <w:ind w:left="6480" w:hanging="360"/>
+      </w:pPr>
+      <w:rPr>
+        <w:rFonts w:ascii="Wingdings" w:hAnsi="Wingdings" w:hint="default"/>
+        <w:sz w:val="20"/>
+      </w:rPr>
+    </w:lvl>
+  </w:abstractNum>
+  <w:abstractNum w:abstractNumId="7" w15:restartNumberingAfterBreak="0">
+    <w:nsid w:val="112C0993"/>
+    <w:multiLevelType w:val="multilevel"/>
+    <w:tmpl w:val="130C2A58"/>
+    <w:lvl w:ilvl="0">
+      <w:start w:val="1"/>
+      <w:numFmt w:val="bullet"/>
+      <w:lvlText w:val=""/>
+      <w:lvlJc w:val="left"/>
+      <w:pPr>
+        <w:tabs>
+          <w:tab w:val="num" w:pos="720"/>
+        </w:tabs>
+        <w:ind w:left="720" w:hanging="360"/>
+      </w:pPr>
+      <w:rPr>
+        <w:rFonts w:ascii="Symbol" w:hAnsi="Symbol" w:hint="default"/>
+        <w:sz w:val="20"/>
+      </w:rPr>
+    </w:lvl>
+    <w:lvl w:ilvl="1" w:tentative="1">
+      <w:start w:val="1"/>
+      <w:numFmt w:val="bullet"/>
+      <w:lvlText w:val="o"/>
+      <w:lvlJc w:val="left"/>
+      <w:pPr>
+        <w:tabs>
+          <w:tab w:val="num" w:pos="1440"/>
+        </w:tabs>
+        <w:ind w:left="1440" w:hanging="360"/>
+      </w:pPr>
+      <w:rPr>
+        <w:rFonts w:ascii="Courier New" w:hAnsi="Courier New" w:hint="default"/>
+        <w:sz w:val="20"/>
+      </w:rPr>
+    </w:lvl>
+    <w:lvl w:ilvl="2" w:tentative="1">
+      <w:start w:val="1"/>
+      <w:numFmt w:val="bullet"/>
+      <w:lvlText w:val=""/>
+      <w:lvlJc w:val="left"/>
+      <w:pPr>
+        <w:tabs>
+          <w:tab w:val="num" w:pos="2160"/>
+        </w:tabs>
+        <w:ind w:left="2160" w:hanging="360"/>
+      </w:pPr>
+      <w:rPr>
+        <w:rFonts w:ascii="Wingdings" w:hAnsi="Wingdings" w:hint="default"/>
+        <w:sz w:val="20"/>
+      </w:rPr>
+    </w:lvl>
+    <w:lvl w:ilvl="3" w:tentative="1">
+      <w:start w:val="1"/>
+      <w:numFmt w:val="bullet"/>
+      <w:lvlText w:val=""/>
+      <w:lvlJc w:val="left"/>
+      <w:pPr>
+        <w:tabs>
+          <w:tab w:val="num" w:pos="2880"/>
+        </w:tabs>
+        <w:ind w:left="2880" w:hanging="360"/>
+      </w:pPr>
+      <w:rPr>
+        <w:rFonts w:ascii="Wingdings" w:hAnsi="Wingdings" w:hint="default"/>
+        <w:sz w:val="20"/>
+      </w:rPr>
+    </w:lvl>
+    <w:lvl w:ilvl="4" w:tentative="1">
+      <w:start w:val="1"/>
+      <w:numFmt w:val="bullet"/>
+      <w:lvlText w:val=""/>
+      <w:lvlJc w:val="left"/>
+      <w:pPr>
+        <w:tabs>
+          <w:tab w:val="num" w:pos="3600"/>
+        </w:tabs>
+        <w:ind w:left="3600" w:hanging="360"/>
+      </w:pPr>
+      <w:rPr>
+        <w:rFonts w:ascii="Wingdings" w:hAnsi="Wingdings" w:hint="default"/>
+        <w:sz w:val="20"/>
+      </w:rPr>
+    </w:lvl>
+    <w:lvl w:ilvl="5" w:tentative="1">
+      <w:start w:val="1"/>
+      <w:numFmt w:val="bullet"/>
+      <w:lvlText w:val=""/>
+      <w:lvlJc w:val="left"/>
+      <w:pPr>
+        <w:tabs>
+          <w:tab w:val="num" w:pos="4320"/>
+        </w:tabs>
+        <w:ind w:left="4320" w:hanging="360"/>
+      </w:pPr>
+      <w:rPr>
+        <w:rFonts w:ascii="Wingdings" w:hAnsi="Wingdings" w:hint="default"/>
+        <w:sz w:val="20"/>
+      </w:rPr>
+    </w:lvl>
+    <w:lvl w:ilvl="6" w:tentative="1">
+      <w:start w:val="1"/>
+      <w:numFmt w:val="bullet"/>
+      <w:lvlText w:val=""/>
+      <w:lvlJc w:val="left"/>
+      <w:pPr>
+        <w:tabs>
+          <w:tab w:val="num" w:pos="5040"/>
+        </w:tabs>
+        <w:ind w:left="5040" w:hanging="360"/>
+      </w:pPr>
+      <w:rPr>
+        <w:rFonts w:ascii="Wingdings" w:hAnsi="Wingdings" w:hint="default"/>
+        <w:sz w:val="20"/>
+      </w:rPr>
+    </w:lvl>
+    <w:lvl w:ilvl="7" w:tentative="1">
+      <w:start w:val="1"/>
+      <w:numFmt w:val="bullet"/>
+      <w:lvlText w:val=""/>
+      <w:lvlJc w:val="left"/>
+      <w:pPr>
+        <w:tabs>
+          <w:tab w:val="num" w:pos="5760"/>
+        </w:tabs>
+        <w:ind w:left="5760" w:hanging="360"/>
+      </w:pPr>
+      <w:rPr>
+        <w:rFonts w:ascii="Wingdings" w:hAnsi="Wingdings" w:hint="default"/>
+        <w:sz w:val="20"/>
+      </w:rPr>
+    </w:lvl>
+    <w:lvl w:ilvl="8" w:tentative="1">
+      <w:start w:val="1"/>
+      <w:numFmt w:val="bullet"/>
+      <w:lvlText w:val=""/>
+      <w:lvlJc w:val="left"/>
+      <w:pPr>
+        <w:tabs>
+          <w:tab w:val="num" w:pos="6480"/>
+        </w:tabs>
+        <w:ind w:left="6480" w:hanging="360"/>
+      </w:pPr>
+      <w:rPr>
+        <w:rFonts w:ascii="Wingdings" w:hAnsi="Wingdings" w:hint="default"/>
+        <w:sz w:val="20"/>
+      </w:rPr>
+    </w:lvl>
+  </w:abstractNum>
+  <w:abstractNum w:abstractNumId="8" w15:restartNumberingAfterBreak="0">
+    <w:nsid w:val="134D207F"/>
+    <w:multiLevelType w:val="multilevel"/>
+    <w:tmpl w:val="E3469A44"/>
+    <w:lvl w:ilvl="0">
+      <w:start w:val="1"/>
+      <w:numFmt w:val="bullet"/>
+      <w:lvlText w:val=""/>
+      <w:lvlJc w:val="left"/>
+      <w:pPr>
+        <w:tabs>
+          <w:tab w:val="num" w:pos="720"/>
+        </w:tabs>
+        <w:ind w:left="720" w:hanging="360"/>
+      </w:pPr>
+      <w:rPr>
+        <w:rFonts w:ascii="Symbol" w:hAnsi="Symbol" w:hint="default"/>
+        <w:sz w:val="20"/>
+      </w:rPr>
+    </w:lvl>
+    <w:lvl w:ilvl="1">
+      <w:start w:val="1"/>
+      <w:numFmt w:val="bullet"/>
+      <w:lvlText w:val="o"/>
+      <w:lvlJc w:val="left"/>
+      <w:pPr>
+        <w:tabs>
+          <w:tab w:val="num" w:pos="1440"/>
+        </w:tabs>
+        <w:ind w:left="1440" w:hanging="360"/>
+      </w:pPr>
+      <w:rPr>
+        <w:rFonts w:ascii="Courier New" w:hAnsi="Courier New" w:hint="default"/>
+        <w:sz w:val="20"/>
+      </w:rPr>
+    </w:lvl>
+    <w:lvl w:ilvl="2" w:tentative="1">
+      <w:start w:val="1"/>
+      <w:numFmt w:val="bullet"/>
+      <w:lvlText w:val=""/>
+      <w:lvlJc w:val="left"/>
+      <w:pPr>
+        <w:tabs>
+          <w:tab w:val="num" w:pos="2160"/>
+        </w:tabs>
+        <w:ind w:left="2160" w:hanging="360"/>
+      </w:pPr>
+      <w:rPr>
+        <w:rFonts w:ascii="Wingdings" w:hAnsi="Wingdings" w:hint="default"/>
+        <w:sz w:val="20"/>
+      </w:rPr>
+    </w:lvl>
+    <w:lvl w:ilvl="3" w:tentative="1">
+      <w:start w:val="1"/>
+      <w:numFmt w:val="bullet"/>
+      <w:lvlText w:val=""/>
+      <w:lvlJc w:val="left"/>
+      <w:pPr>
+        <w:tabs>
+          <w:tab w:val="num" w:pos="2880"/>
+        </w:tabs>
+        <w:ind w:left="2880" w:hanging="360"/>
+      </w:pPr>
+      <w:rPr>
+        <w:rFonts w:ascii="Wingdings" w:hAnsi="Wingdings" w:hint="default"/>
+        <w:sz w:val="20"/>
+      </w:rPr>
+    </w:lvl>
+    <w:lvl w:ilvl="4" w:tentative="1">
+      <w:start w:val="1"/>
+      <w:numFmt w:val="bullet"/>
+      <w:lvlText w:val=""/>
+      <w:lvlJc w:val="left"/>
+      <w:pPr>
+        <w:tabs>
+          <w:tab w:val="num" w:pos="3600"/>
+        </w:tabs>
+        <w:ind w:left="3600" w:hanging="360"/>
+      </w:pPr>
+      <w:rPr>
+        <w:rFonts w:ascii="Wingdings" w:hAnsi="Wingdings" w:hint="default"/>
+        <w:sz w:val="20"/>
+      </w:rPr>
+    </w:lvl>
+    <w:lvl w:ilvl="5" w:tentative="1">
+      <w:start w:val="1"/>
+      <w:numFmt w:val="bullet"/>
+      <w:lvlText w:val=""/>
+      <w:lvlJc w:val="left"/>
+      <w:pPr>
+        <w:tabs>
+          <w:tab w:val="num" w:pos="4320"/>
+        </w:tabs>
+        <w:ind w:left="4320" w:hanging="360"/>
+      </w:pPr>
+      <w:rPr>
+        <w:rFonts w:ascii="Wingdings" w:hAnsi="Wingdings" w:hint="default"/>
+        <w:sz w:val="20"/>
+      </w:rPr>
+    </w:lvl>
+    <w:lvl w:ilvl="6" w:tentative="1">
+      <w:start w:val="1"/>
+      <w:numFmt w:val="bullet"/>
+      <w:lvlText w:val=""/>
+      <w:lvlJc w:val="left"/>
+      <w:pPr>
+        <w:tabs>
+          <w:tab w:val="num" w:pos="5040"/>
+        </w:tabs>
+        <w:ind w:left="5040" w:hanging="360"/>
+      </w:pPr>
+      <w:rPr>
+        <w:rFonts w:ascii="Wingdings" w:hAnsi="Wingdings" w:hint="default"/>
+        <w:sz w:val="20"/>
+      </w:rPr>
+    </w:lvl>
+    <w:lvl w:ilvl="7" w:tentative="1">
+      <w:start w:val="1"/>
+      <w:numFmt w:val="bullet"/>
+      <w:lvlText w:val=""/>
+      <w:lvlJc w:val="left"/>
+      <w:pPr>
+        <w:tabs>
+          <w:tab w:val="num" w:pos="5760"/>
+        </w:tabs>
+        <w:ind w:left="5760" w:hanging="360"/>
+      </w:pPr>
+      <w:rPr>
+        <w:rFonts w:ascii="Wingdings" w:hAnsi="Wingdings" w:hint="default"/>
+        <w:sz w:val="20"/>
+      </w:rPr>
+    </w:lvl>
+    <w:lvl w:ilvl="8" w:tentative="1">
+      <w:start w:val="1"/>
+      <w:numFmt w:val="bullet"/>
+      <w:lvlText w:val=""/>
+      <w:lvlJc w:val="left"/>
+      <w:pPr>
+        <w:tabs>
+          <w:tab w:val="num" w:pos="6480"/>
+        </w:tabs>
+        <w:ind w:left="6480" w:hanging="360"/>
+      </w:pPr>
+      <w:rPr>
+        <w:rFonts w:ascii="Wingdings" w:hAnsi="Wingdings" w:hint="default"/>
+        <w:sz w:val="20"/>
+      </w:rPr>
+    </w:lvl>
+  </w:abstractNum>
+  <w:abstractNum w:abstractNumId="9" w15:restartNumberingAfterBreak="0">
+    <w:nsid w:val="13EC79AE"/>
+    <w:multiLevelType w:val="multilevel"/>
+    <w:tmpl w:val="BC64D1EC"/>
+    <w:lvl w:ilvl="0">
+      <w:start w:val="1"/>
+      <w:numFmt w:val="bullet"/>
+      <w:lvlText w:val=""/>
+      <w:lvlJc w:val="left"/>
+      <w:pPr>
+        <w:tabs>
+          <w:tab w:val="num" w:pos="720"/>
+        </w:tabs>
+        <w:ind w:left="720" w:hanging="360"/>
+      </w:pPr>
+      <w:rPr>
+        <w:rFonts w:ascii="Symbol" w:hAnsi="Symbol" w:hint="default"/>
+        <w:sz w:val="20"/>
+      </w:rPr>
+    </w:lvl>
+    <w:lvl w:ilvl="1" w:tentative="1">
+      <w:start w:val="1"/>
+      <w:numFmt w:val="bullet"/>
+      <w:lvlText w:val="o"/>
+      <w:lvlJc w:val="left"/>
+      <w:pPr>
+        <w:tabs>
+          <w:tab w:val="num" w:pos="1440"/>
+        </w:tabs>
+        <w:ind w:left="1440" w:hanging="360"/>
+      </w:pPr>
+      <w:rPr>
+        <w:rFonts w:ascii="Courier New" w:hAnsi="Courier New" w:hint="default"/>
+        <w:sz w:val="20"/>
+      </w:rPr>
+    </w:lvl>
+    <w:lvl w:ilvl="2" w:tentative="1">
+      <w:start w:val="1"/>
+      <w:numFmt w:val="bullet"/>
+      <w:lvlText w:val=""/>
+      <w:lvlJc w:val="left"/>
+      <w:pPr>
+        <w:tabs>
+          <w:tab w:val="num" w:pos="2160"/>
+        </w:tabs>
+        <w:ind w:left="2160" w:hanging="360"/>
+      </w:pPr>
+      <w:rPr>
+        <w:rFonts w:ascii="Wingdings" w:hAnsi="Wingdings" w:hint="default"/>
+        <w:sz w:val="20"/>
+      </w:rPr>
+    </w:lvl>
+    <w:lvl w:ilvl="3" w:tentative="1">
+      <w:start w:val="1"/>
+      <w:numFmt w:val="bullet"/>
+      <w:lvlText w:val=""/>
+      <w:lvlJc w:val="left"/>
+      <w:pPr>
+        <w:tabs>
+          <w:tab w:val="num" w:pos="2880"/>
+        </w:tabs>
+        <w:ind w:left="2880" w:hanging="360"/>
+      </w:pPr>
+      <w:rPr>
+        <w:rFonts w:ascii="Wingdings" w:hAnsi="Wingdings" w:hint="default"/>
+        <w:sz w:val="20"/>
+      </w:rPr>
+    </w:lvl>
+    <w:lvl w:ilvl="4" w:tentative="1">
+      <w:start w:val="1"/>
+      <w:numFmt w:val="bullet"/>
+      <w:lvlText w:val=""/>
+      <w:lvlJc w:val="left"/>
+      <w:pPr>
+        <w:tabs>
+          <w:tab w:val="num" w:pos="3600"/>
+        </w:tabs>
+        <w:ind w:left="3600" w:hanging="360"/>
+      </w:pPr>
+      <w:rPr>
+        <w:rFonts w:ascii="Wingdings" w:hAnsi="Wingdings" w:hint="default"/>
+        <w:sz w:val="20"/>
+      </w:rPr>
+    </w:lvl>
+    <w:lvl w:ilvl="5" w:tentative="1">
+      <w:start w:val="1"/>
+      <w:numFmt w:val="bullet"/>
+      <w:lvlText w:val=""/>
+      <w:lvlJc w:val="left"/>
+      <w:pPr>
+        <w:tabs>
+          <w:tab w:val="num" w:pos="4320"/>
+        </w:tabs>
+        <w:ind w:left="4320" w:hanging="360"/>
+      </w:pPr>
+      <w:rPr>
+        <w:rFonts w:ascii="Wingdings" w:hAnsi="Wingdings" w:hint="default"/>
+        <w:sz w:val="20"/>
+      </w:rPr>
+    </w:lvl>
+    <w:lvl w:ilvl="6" w:tentative="1">
+      <w:start w:val="1"/>
+      <w:numFmt w:val="bullet"/>
+      <w:lvlText w:val=""/>
+      <w:lvlJc w:val="left"/>
+      <w:pPr>
+        <w:tabs>
+          <w:tab w:val="num" w:pos="5040"/>
+        </w:tabs>
+        <w:ind w:left="5040" w:hanging="360"/>
+      </w:pPr>
+      <w:rPr>
+        <w:rFonts w:ascii="Wingdings" w:hAnsi="Wingdings" w:hint="default"/>
+        <w:sz w:val="20"/>
+      </w:rPr>
+    </w:lvl>
+    <w:lvl w:ilvl="7" w:tentative="1">
+      <w:start w:val="1"/>
+      <w:numFmt w:val="bullet"/>
+      <w:lvlText w:val=""/>
+      <w:lvlJc w:val="left"/>
+      <w:pPr>
+        <w:tabs>
+          <w:tab w:val="num" w:pos="5760"/>
+        </w:tabs>
+        <w:ind w:left="5760" w:hanging="360"/>
+      </w:pPr>
+      <w:rPr>
+        <w:rFonts w:ascii="Wingdings" w:hAnsi="Wingdings" w:hint="default"/>
+        <w:sz w:val="20"/>
+      </w:rPr>
+    </w:lvl>
+    <w:lvl w:ilvl="8" w:tentative="1">
+      <w:start w:val="1"/>
+      <w:numFmt w:val="bullet"/>
+      <w:lvlText w:val=""/>
+      <w:lvlJc w:val="left"/>
+      <w:pPr>
+        <w:tabs>
+          <w:tab w:val="num" w:pos="6480"/>
+        </w:tabs>
+        <w:ind w:left="6480" w:hanging="360"/>
+      </w:pPr>
+      <w:rPr>
+        <w:rFonts w:ascii="Wingdings" w:hAnsi="Wingdings" w:hint="default"/>
+        <w:sz w:val="20"/>
+      </w:rPr>
+    </w:lvl>
+  </w:abstractNum>
+  <w:abstractNum w:abstractNumId="10" w15:restartNumberingAfterBreak="0">
+    <w:nsid w:val="159C3B16"/>
+    <w:multiLevelType w:val="multilevel"/>
+    <w:tmpl w:val="EB90A7DC"/>
+    <w:lvl w:ilvl="0">
+      <w:start w:val="1"/>
+      <w:numFmt w:val="bullet"/>
+      <w:lvlText w:val=""/>
+      <w:lvlJc w:val="left"/>
+      <w:pPr>
+        <w:tabs>
+          <w:tab w:val="num" w:pos="720"/>
+        </w:tabs>
+        <w:ind w:left="720" w:hanging="360"/>
+      </w:pPr>
+      <w:rPr>
+        <w:rFonts w:ascii="Symbol" w:hAnsi="Symbol" w:hint="default"/>
+        <w:sz w:val="20"/>
+      </w:rPr>
+    </w:lvl>
+    <w:lvl w:ilvl="1">
+      <w:start w:val="1"/>
+      <w:numFmt w:val="bullet"/>
+      <w:lvlText w:val="o"/>
+      <w:lvlJc w:val="left"/>
+      <w:pPr>
+        <w:tabs>
+          <w:tab w:val="num" w:pos="1440"/>
+        </w:tabs>
+        <w:ind w:left="1440" w:hanging="360"/>
+      </w:pPr>
+      <w:rPr>
+        <w:rFonts w:ascii="Courier New" w:hAnsi="Courier New" w:hint="default"/>
+        <w:sz w:val="20"/>
+      </w:rPr>
+    </w:lvl>
+    <w:lvl w:ilvl="2" w:tentative="1">
+      <w:start w:val="1"/>
+      <w:numFmt w:val="bullet"/>
+      <w:lvlText w:val=""/>
+      <w:lvlJc w:val="left"/>
+      <w:pPr>
+        <w:tabs>
+          <w:tab w:val="num" w:pos="2160"/>
+        </w:tabs>
+        <w:ind w:left="2160" w:hanging="360"/>
+      </w:pPr>
+      <w:rPr>
+        <w:rFonts w:ascii="Wingdings" w:hAnsi="Wingdings" w:hint="default"/>
+        <w:sz w:val="20"/>
+      </w:rPr>
+    </w:lvl>
+    <w:lvl w:ilvl="3" w:tentative="1">
+      <w:start w:val="1"/>
+      <w:numFmt w:val="bullet"/>
+      <w:lvlText w:val=""/>
+      <w:lvlJc w:val="left"/>
+      <w:pPr>
+        <w:tabs>
+          <w:tab w:val="num" w:pos="2880"/>
+        </w:tabs>
+        <w:ind w:left="2880" w:hanging="360"/>
+      </w:pPr>
+      <w:rPr>
+        <w:rFonts w:ascii="Wingdings" w:hAnsi="Wingdings" w:hint="default"/>
+        <w:sz w:val="20"/>
+      </w:rPr>
+    </w:lvl>
+    <w:lvl w:ilvl="4" w:tentative="1">
+      <w:start w:val="1"/>
+      <w:numFmt w:val="bullet"/>
+      <w:lvlText w:val=""/>
+      <w:lvlJc w:val="left"/>
+      <w:pPr>
+        <w:tabs>
+          <w:tab w:val="num" w:pos="3600"/>
+        </w:tabs>
+        <w:ind w:left="3600" w:hanging="360"/>
+      </w:pPr>
+      <w:rPr>
+        <w:rFonts w:ascii="Wingdings" w:hAnsi="Wingdings" w:hint="default"/>
+        <w:sz w:val="20"/>
+      </w:rPr>
+    </w:lvl>
+    <w:lvl w:ilvl="5" w:tentative="1">
+      <w:start w:val="1"/>
+      <w:numFmt w:val="bullet"/>
+      <w:lvlText w:val=""/>
+      <w:lvlJc w:val="left"/>
+      <w:pPr>
+        <w:tabs>
+          <w:tab w:val="num" w:pos="4320"/>
+        </w:tabs>
+        <w:ind w:left="4320" w:hanging="360"/>
+      </w:pPr>
+      <w:rPr>
+        <w:rFonts w:ascii="Wingdings" w:hAnsi="Wingdings" w:hint="default"/>
+        <w:sz w:val="20"/>
+      </w:rPr>
+    </w:lvl>
+    <w:lvl w:ilvl="6" w:tentative="1">
+      <w:start w:val="1"/>
+      <w:numFmt w:val="bullet"/>
+      <w:lvlText w:val=""/>
+      <w:lvlJc w:val="left"/>
+      <w:pPr>
+        <w:tabs>
+          <w:tab w:val="num" w:pos="5040"/>
+        </w:tabs>
+        <w:ind w:left="5040" w:hanging="360"/>
+      </w:pPr>
+      <w:rPr>
+        <w:rFonts w:ascii="Wingdings" w:hAnsi="Wingdings" w:hint="default"/>
+        <w:sz w:val="20"/>
+      </w:rPr>
+    </w:lvl>
+    <w:lvl w:ilvl="7" w:tentative="1">
+      <w:start w:val="1"/>
+      <w:numFmt w:val="bullet"/>
+      <w:lvlText w:val=""/>
+      <w:lvlJc w:val="left"/>
+      <w:pPr>
+        <w:tabs>
+          <w:tab w:val="num" w:pos="5760"/>
+        </w:tabs>
+        <w:ind w:left="5760" w:hanging="360"/>
+      </w:pPr>
+      <w:rPr>
+        <w:rFonts w:ascii="Wingdings" w:hAnsi="Wingdings" w:hint="default"/>
+        <w:sz w:val="20"/>
+      </w:rPr>
+    </w:lvl>
+    <w:lvl w:ilvl="8" w:tentative="1">
+      <w:start w:val="1"/>
+      <w:numFmt w:val="bullet"/>
+      <w:lvlText w:val=""/>
+      <w:lvlJc w:val="left"/>
+      <w:pPr>
+        <w:tabs>
+          <w:tab w:val="num" w:pos="6480"/>
+        </w:tabs>
+        <w:ind w:left="6480" w:hanging="360"/>
+      </w:pPr>
+      <w:rPr>
+        <w:rFonts w:ascii="Wingdings" w:hAnsi="Wingdings" w:hint="default"/>
+        <w:sz w:val="20"/>
+      </w:rPr>
+    </w:lvl>
+  </w:abstractNum>
+  <w:abstractNum w:abstractNumId="11" w15:restartNumberingAfterBreak="0">
+    <w:nsid w:val="1A9B5852"/>
+    <w:multiLevelType w:val="multilevel"/>
+    <w:tmpl w:val="2EE0BD22"/>
+    <w:lvl w:ilvl="0">
+      <w:start w:val="1"/>
+      <w:numFmt w:val="bullet"/>
+      <w:lvlText w:val=""/>
+      <w:lvlJc w:val="left"/>
+      <w:pPr>
+        <w:tabs>
+          <w:tab w:val="num" w:pos="720"/>
+        </w:tabs>
+        <w:ind w:left="720" w:hanging="360"/>
+      </w:pPr>
+      <w:rPr>
+        <w:rFonts w:ascii="Symbol" w:hAnsi="Symbol" w:hint="default"/>
+        <w:sz w:val="20"/>
+      </w:rPr>
+    </w:lvl>
+    <w:lvl w:ilvl="1" w:tentative="1">
+      <w:start w:val="1"/>
+      <w:numFmt w:val="bullet"/>
+      <w:lvlText w:val="o"/>
+      <w:lvlJc w:val="left"/>
+      <w:pPr>
+        <w:tabs>
+          <w:tab w:val="num" w:pos="1440"/>
+        </w:tabs>
+        <w:ind w:left="1440" w:hanging="360"/>
+      </w:pPr>
+      <w:rPr>
+        <w:rFonts w:ascii="Courier New" w:hAnsi="Courier New" w:hint="default"/>
+        <w:sz w:val="20"/>
+      </w:rPr>
+    </w:lvl>
+    <w:lvl w:ilvl="2" w:tentative="1">
+      <w:start w:val="1"/>
+      <w:numFmt w:val="bullet"/>
+      <w:lvlText w:val=""/>
+      <w:lvlJc w:val="left"/>
+      <w:pPr>
+        <w:tabs>
+          <w:tab w:val="num" w:pos="2160"/>
+        </w:tabs>
+        <w:ind w:left="2160" w:hanging="360"/>
+      </w:pPr>
+      <w:rPr>
+        <w:rFonts w:ascii="Wingdings" w:hAnsi="Wingdings" w:hint="default"/>
+        <w:sz w:val="20"/>
+      </w:rPr>
+    </w:lvl>
+    <w:lvl w:ilvl="3" w:tentative="1">
+      <w:start w:val="1"/>
+      <w:numFmt w:val="bullet"/>
+      <w:lvlText w:val=""/>
+      <w:lvlJc w:val="left"/>
+      <w:pPr>
+        <w:tabs>
+          <w:tab w:val="num" w:pos="2880"/>
+        </w:tabs>
+        <w:ind w:left="2880" w:hanging="360"/>
+      </w:pPr>
+      <w:rPr>
+        <w:rFonts w:ascii="Wingdings" w:hAnsi="Wingdings" w:hint="default"/>
+        <w:sz w:val="20"/>
+      </w:rPr>
+    </w:lvl>
+    <w:lvl w:ilvl="4" w:tentative="1">
+      <w:start w:val="1"/>
+      <w:numFmt w:val="bullet"/>
+      <w:lvlText w:val=""/>
+      <w:lvlJc w:val="left"/>
+      <w:pPr>
+        <w:tabs>
+          <w:tab w:val="num" w:pos="3600"/>
+        </w:tabs>
+        <w:ind w:left="3600" w:hanging="360"/>
+      </w:pPr>
+      <w:rPr>
+        <w:rFonts w:ascii="Wingdings" w:hAnsi="Wingdings" w:hint="default"/>
+        <w:sz w:val="20"/>
+      </w:rPr>
+    </w:lvl>
+    <w:lvl w:ilvl="5" w:tentative="1">
+      <w:start w:val="1"/>
+      <w:numFmt w:val="bullet"/>
+      <w:lvlText w:val=""/>
+      <w:lvlJc w:val="left"/>
+      <w:pPr>
+        <w:tabs>
+          <w:tab w:val="num" w:pos="4320"/>
+        </w:tabs>
+        <w:ind w:left="4320" w:hanging="360"/>
+      </w:pPr>
+      <w:rPr>
+        <w:rFonts w:ascii="Wingdings" w:hAnsi="Wingdings" w:hint="default"/>
+        <w:sz w:val="20"/>
+      </w:rPr>
+    </w:lvl>
+    <w:lvl w:ilvl="6" w:tentative="1">
+      <w:start w:val="1"/>
+      <w:numFmt w:val="bullet"/>
+      <w:lvlText w:val=""/>
+      <w:lvlJc w:val="left"/>
+      <w:pPr>
+        <w:tabs>
+          <w:tab w:val="num" w:pos="5040"/>
+        </w:tabs>
+        <w:ind w:left="5040" w:hanging="360"/>
+      </w:pPr>
+      <w:rPr>
+        <w:rFonts w:ascii="Wingdings" w:hAnsi="Wingdings" w:hint="default"/>
+        <w:sz w:val="20"/>
+      </w:rPr>
+    </w:lvl>
+    <w:lvl w:ilvl="7" w:tentative="1">
+      <w:start w:val="1"/>
+      <w:numFmt w:val="bullet"/>
+      <w:lvlText w:val=""/>
+      <w:lvlJc w:val="left"/>
+      <w:pPr>
+        <w:tabs>
+          <w:tab w:val="num" w:pos="5760"/>
+        </w:tabs>
+        <w:ind w:left="5760" w:hanging="360"/>
+      </w:pPr>
+      <w:rPr>
+        <w:rFonts w:ascii="Wingdings" w:hAnsi="Wingdings" w:hint="default"/>
+        <w:sz w:val="20"/>
+      </w:rPr>
+    </w:lvl>
+    <w:lvl w:ilvl="8" w:tentative="1">
+      <w:start w:val="1"/>
+      <w:numFmt w:val="bullet"/>
+      <w:lvlText w:val=""/>
+      <w:lvlJc w:val="left"/>
+      <w:pPr>
+        <w:tabs>
+          <w:tab w:val="num" w:pos="6480"/>
+        </w:tabs>
+        <w:ind w:left="6480" w:hanging="360"/>
+      </w:pPr>
+      <w:rPr>
+        <w:rFonts w:ascii="Wingdings" w:hAnsi="Wingdings" w:hint="default"/>
+        <w:sz w:val="20"/>
+      </w:rPr>
+    </w:lvl>
+  </w:abstractNum>
+  <w:abstractNum w:abstractNumId="12" w15:restartNumberingAfterBreak="0">
+    <w:nsid w:val="1B7E6FC1"/>
+    <w:multiLevelType w:val="multilevel"/>
+    <w:tmpl w:val="06765AB8"/>
     <w:lvl w:ilvl="0">
       <w:start w:val="1"/>
       <w:numFmt w:val="bullet"/>
@@ -12495,10 +15673,10 @@
       </w:rPr>
     </w:lvl>
   </w:abstractNum>
-  <w:abstractNum w:abstractNumId="7" w15:restartNumberingAfterBreak="0">
-    <w:nsid w:val="14C201D9"/>
+  <w:abstractNum w:abstractNumId="13" w15:restartNumberingAfterBreak="0">
+    <w:nsid w:val="1F302C37"/>
     <w:multiLevelType w:val="multilevel"/>
-    <w:tmpl w:val="431C1F82"/>
+    <w:tmpl w:val="FEFA64B2"/>
     <w:lvl w:ilvl="0">
       <w:start w:val="1"/>
       <w:numFmt w:val="bullet"/>
@@ -12644,10 +15822,10 @@
       </w:rPr>
     </w:lvl>
   </w:abstractNum>
-  <w:abstractNum w:abstractNumId="8" w15:restartNumberingAfterBreak="0">
-    <w:nsid w:val="1AD33FF7"/>
+  <w:abstractNum w:abstractNumId="14" w15:restartNumberingAfterBreak="0">
+    <w:nsid w:val="2839547F"/>
     <w:multiLevelType w:val="multilevel"/>
-    <w:tmpl w:val="757EF3F2"/>
+    <w:tmpl w:val="B16067A4"/>
     <w:lvl w:ilvl="0">
       <w:start w:val="1"/>
       <w:numFmt w:val="bullet"/>
@@ -12793,10 +15971,10 @@
       </w:rPr>
     </w:lvl>
   </w:abstractNum>
-  <w:abstractNum w:abstractNumId="9" w15:restartNumberingAfterBreak="0">
-    <w:nsid w:val="227E66D3"/>
+  <w:abstractNum w:abstractNumId="15" w15:restartNumberingAfterBreak="0">
+    <w:nsid w:val="2A4376F4"/>
     <w:multiLevelType w:val="multilevel"/>
-    <w:tmpl w:val="0750F6D2"/>
+    <w:tmpl w:val="7D92D532"/>
     <w:lvl w:ilvl="0">
       <w:start w:val="1"/>
       <w:numFmt w:val="bullet"/>
@@ -12942,10 +16120,10 @@
       </w:rPr>
     </w:lvl>
   </w:abstractNum>
-  <w:abstractNum w:abstractNumId="10" w15:restartNumberingAfterBreak="0">
-    <w:nsid w:val="342F3633"/>
+  <w:abstractNum w:abstractNumId="16" w15:restartNumberingAfterBreak="0">
+    <w:nsid w:val="2F0A49A3"/>
     <w:multiLevelType w:val="multilevel"/>
-    <w:tmpl w:val="ED4402A2"/>
+    <w:tmpl w:val="5DDE6090"/>
     <w:lvl w:ilvl="0">
       <w:start w:val="1"/>
       <w:numFmt w:val="bullet"/>
@@ -13087,10 +16265,10 @@
       </w:rPr>
     </w:lvl>
   </w:abstractNum>
-  <w:abstractNum w:abstractNumId="11" w15:restartNumberingAfterBreak="0">
-    <w:nsid w:val="365D4113"/>
+  <w:abstractNum w:abstractNumId="17" w15:restartNumberingAfterBreak="0">
+    <w:nsid w:val="31652024"/>
     <w:multiLevelType w:val="multilevel"/>
-    <w:tmpl w:val="525AB430"/>
+    <w:tmpl w:val="876A7AAA"/>
     <w:lvl w:ilvl="0">
       <w:start w:val="1"/>
       <w:numFmt w:val="bullet"/>
@@ -13236,10 +16414,1053 @@
       </w:rPr>
     </w:lvl>
   </w:abstractNum>
-  <w:abstractNum w:abstractNumId="12" w15:restartNumberingAfterBreak="0">
-    <w:nsid w:val="37D05262"/>
+  <w:abstractNum w:abstractNumId="18" w15:restartNumberingAfterBreak="0">
+    <w:nsid w:val="32C317A9"/>
     <w:multiLevelType w:val="multilevel"/>
-    <w:tmpl w:val="6B0AC95E"/>
+    <w:tmpl w:val="B77ED7CA"/>
+    <w:lvl w:ilvl="0">
+      <w:start w:val="1"/>
+      <w:numFmt w:val="bullet"/>
+      <w:lvlText w:val=""/>
+      <w:lvlJc w:val="left"/>
+      <w:pPr>
+        <w:tabs>
+          <w:tab w:val="num" w:pos="720"/>
+        </w:tabs>
+        <w:ind w:left="720" w:hanging="360"/>
+      </w:pPr>
+      <w:rPr>
+        <w:rFonts w:ascii="Symbol" w:hAnsi="Symbol" w:hint="default"/>
+        <w:sz w:val="20"/>
+      </w:rPr>
+    </w:lvl>
+    <w:lvl w:ilvl="1" w:tentative="1">
+      <w:start w:val="1"/>
+      <w:numFmt w:val="bullet"/>
+      <w:lvlText w:val="o"/>
+      <w:lvlJc w:val="left"/>
+      <w:pPr>
+        <w:tabs>
+          <w:tab w:val="num" w:pos="1440"/>
+        </w:tabs>
+        <w:ind w:left="1440" w:hanging="360"/>
+      </w:pPr>
+      <w:rPr>
+        <w:rFonts w:ascii="Courier New" w:hAnsi="Courier New" w:hint="default"/>
+        <w:sz w:val="20"/>
+      </w:rPr>
+    </w:lvl>
+    <w:lvl w:ilvl="2" w:tentative="1">
+      <w:start w:val="1"/>
+      <w:numFmt w:val="bullet"/>
+      <w:lvlText w:val=""/>
+      <w:lvlJc w:val="left"/>
+      <w:pPr>
+        <w:tabs>
+          <w:tab w:val="num" w:pos="2160"/>
+        </w:tabs>
+        <w:ind w:left="2160" w:hanging="360"/>
+      </w:pPr>
+      <w:rPr>
+        <w:rFonts w:ascii="Wingdings" w:hAnsi="Wingdings" w:hint="default"/>
+        <w:sz w:val="20"/>
+      </w:rPr>
+    </w:lvl>
+    <w:lvl w:ilvl="3" w:tentative="1">
+      <w:start w:val="1"/>
+      <w:numFmt w:val="bullet"/>
+      <w:lvlText w:val=""/>
+      <w:lvlJc w:val="left"/>
+      <w:pPr>
+        <w:tabs>
+          <w:tab w:val="num" w:pos="2880"/>
+        </w:tabs>
+        <w:ind w:left="2880" w:hanging="360"/>
+      </w:pPr>
+      <w:rPr>
+        <w:rFonts w:ascii="Wingdings" w:hAnsi="Wingdings" w:hint="default"/>
+        <w:sz w:val="20"/>
+      </w:rPr>
+    </w:lvl>
+    <w:lvl w:ilvl="4" w:tentative="1">
+      <w:start w:val="1"/>
+      <w:numFmt w:val="bullet"/>
+      <w:lvlText w:val=""/>
+      <w:lvlJc w:val="left"/>
+      <w:pPr>
+        <w:tabs>
+          <w:tab w:val="num" w:pos="3600"/>
+        </w:tabs>
+        <w:ind w:left="3600" w:hanging="360"/>
+      </w:pPr>
+      <w:rPr>
+        <w:rFonts w:ascii="Wingdings" w:hAnsi="Wingdings" w:hint="default"/>
+        <w:sz w:val="20"/>
+      </w:rPr>
+    </w:lvl>
+    <w:lvl w:ilvl="5" w:tentative="1">
+      <w:start w:val="1"/>
+      <w:numFmt w:val="bullet"/>
+      <w:lvlText w:val=""/>
+      <w:lvlJc w:val="left"/>
+      <w:pPr>
+        <w:tabs>
+          <w:tab w:val="num" w:pos="4320"/>
+        </w:tabs>
+        <w:ind w:left="4320" w:hanging="360"/>
+      </w:pPr>
+      <w:rPr>
+        <w:rFonts w:ascii="Wingdings" w:hAnsi="Wingdings" w:hint="default"/>
+        <w:sz w:val="20"/>
+      </w:rPr>
+    </w:lvl>
+    <w:lvl w:ilvl="6" w:tentative="1">
+      <w:start w:val="1"/>
+      <w:numFmt w:val="bullet"/>
+      <w:lvlText w:val=""/>
+      <w:lvlJc w:val="left"/>
+      <w:pPr>
+        <w:tabs>
+          <w:tab w:val="num" w:pos="5040"/>
+        </w:tabs>
+        <w:ind w:left="5040" w:hanging="360"/>
+      </w:pPr>
+      <w:rPr>
+        <w:rFonts w:ascii="Wingdings" w:hAnsi="Wingdings" w:hint="default"/>
+        <w:sz w:val="20"/>
+      </w:rPr>
+    </w:lvl>
+    <w:lvl w:ilvl="7" w:tentative="1">
+      <w:start w:val="1"/>
+      <w:numFmt w:val="bullet"/>
+      <w:lvlText w:val=""/>
+      <w:lvlJc w:val="left"/>
+      <w:pPr>
+        <w:tabs>
+          <w:tab w:val="num" w:pos="5760"/>
+        </w:tabs>
+        <w:ind w:left="5760" w:hanging="360"/>
+      </w:pPr>
+      <w:rPr>
+        <w:rFonts w:ascii="Wingdings" w:hAnsi="Wingdings" w:hint="default"/>
+        <w:sz w:val="20"/>
+      </w:rPr>
+    </w:lvl>
+    <w:lvl w:ilvl="8" w:tentative="1">
+      <w:start w:val="1"/>
+      <w:numFmt w:val="bullet"/>
+      <w:lvlText w:val=""/>
+      <w:lvlJc w:val="left"/>
+      <w:pPr>
+        <w:tabs>
+          <w:tab w:val="num" w:pos="6480"/>
+        </w:tabs>
+        <w:ind w:left="6480" w:hanging="360"/>
+      </w:pPr>
+      <w:rPr>
+        <w:rFonts w:ascii="Wingdings" w:hAnsi="Wingdings" w:hint="default"/>
+        <w:sz w:val="20"/>
+      </w:rPr>
+    </w:lvl>
+  </w:abstractNum>
+  <w:abstractNum w:abstractNumId="19" w15:restartNumberingAfterBreak="0">
+    <w:nsid w:val="39D84BE2"/>
+    <w:multiLevelType w:val="multilevel"/>
+    <w:tmpl w:val="E51C1A08"/>
+    <w:lvl w:ilvl="0">
+      <w:start w:val="1"/>
+      <w:numFmt w:val="bullet"/>
+      <w:lvlText w:val=""/>
+      <w:lvlJc w:val="left"/>
+      <w:pPr>
+        <w:tabs>
+          <w:tab w:val="num" w:pos="720"/>
+        </w:tabs>
+        <w:ind w:left="720" w:hanging="360"/>
+      </w:pPr>
+      <w:rPr>
+        <w:rFonts w:ascii="Symbol" w:hAnsi="Symbol" w:hint="default"/>
+        <w:sz w:val="20"/>
+      </w:rPr>
+    </w:lvl>
+    <w:lvl w:ilvl="1">
+      <w:start w:val="1"/>
+      <w:numFmt w:val="bullet"/>
+      <w:lvlText w:val="o"/>
+      <w:lvlJc w:val="left"/>
+      <w:pPr>
+        <w:tabs>
+          <w:tab w:val="num" w:pos="1440"/>
+        </w:tabs>
+        <w:ind w:left="1440" w:hanging="360"/>
+      </w:pPr>
+      <w:rPr>
+        <w:rFonts w:ascii="Courier New" w:hAnsi="Courier New" w:hint="default"/>
+        <w:sz w:val="20"/>
+      </w:rPr>
+    </w:lvl>
+    <w:lvl w:ilvl="2">
+      <w:start w:val="1"/>
+      <w:numFmt w:val="bullet"/>
+      <w:lvlText w:val=""/>
+      <w:lvlJc w:val="left"/>
+      <w:pPr>
+        <w:tabs>
+          <w:tab w:val="num" w:pos="2160"/>
+        </w:tabs>
+        <w:ind w:left="2160" w:hanging="360"/>
+      </w:pPr>
+      <w:rPr>
+        <w:rFonts w:ascii="Wingdings" w:hAnsi="Wingdings" w:hint="default"/>
+        <w:sz w:val="20"/>
+      </w:rPr>
+    </w:lvl>
+    <w:lvl w:ilvl="3" w:tentative="1">
+      <w:start w:val="1"/>
+      <w:numFmt w:val="bullet"/>
+      <w:lvlText w:val=""/>
+      <w:lvlJc w:val="left"/>
+      <w:pPr>
+        <w:tabs>
+          <w:tab w:val="num" w:pos="2880"/>
+        </w:tabs>
+        <w:ind w:left="2880" w:hanging="360"/>
+      </w:pPr>
+      <w:rPr>
+        <w:rFonts w:ascii="Wingdings" w:hAnsi="Wingdings" w:hint="default"/>
+        <w:sz w:val="20"/>
+      </w:rPr>
+    </w:lvl>
+    <w:lvl w:ilvl="4" w:tentative="1">
+      <w:start w:val="1"/>
+      <w:numFmt w:val="bullet"/>
+      <w:lvlText w:val=""/>
+      <w:lvlJc w:val="left"/>
+      <w:pPr>
+        <w:tabs>
+          <w:tab w:val="num" w:pos="3600"/>
+        </w:tabs>
+        <w:ind w:left="3600" w:hanging="360"/>
+      </w:pPr>
+      <w:rPr>
+        <w:rFonts w:ascii="Wingdings" w:hAnsi="Wingdings" w:hint="default"/>
+        <w:sz w:val="20"/>
+      </w:rPr>
+    </w:lvl>
+    <w:lvl w:ilvl="5" w:tentative="1">
+      <w:start w:val="1"/>
+      <w:numFmt w:val="bullet"/>
+      <w:lvlText w:val=""/>
+      <w:lvlJc w:val="left"/>
+      <w:pPr>
+        <w:tabs>
+          <w:tab w:val="num" w:pos="4320"/>
+        </w:tabs>
+        <w:ind w:left="4320" w:hanging="360"/>
+      </w:pPr>
+      <w:rPr>
+        <w:rFonts w:ascii="Wingdings" w:hAnsi="Wingdings" w:hint="default"/>
+        <w:sz w:val="20"/>
+      </w:rPr>
+    </w:lvl>
+    <w:lvl w:ilvl="6" w:tentative="1">
+      <w:start w:val="1"/>
+      <w:numFmt w:val="bullet"/>
+      <w:lvlText w:val=""/>
+      <w:lvlJc w:val="left"/>
+      <w:pPr>
+        <w:tabs>
+          <w:tab w:val="num" w:pos="5040"/>
+        </w:tabs>
+        <w:ind w:left="5040" w:hanging="360"/>
+      </w:pPr>
+      <w:rPr>
+        <w:rFonts w:ascii="Wingdings" w:hAnsi="Wingdings" w:hint="default"/>
+        <w:sz w:val="20"/>
+      </w:rPr>
+    </w:lvl>
+    <w:lvl w:ilvl="7" w:tentative="1">
+      <w:start w:val="1"/>
+      <w:numFmt w:val="bullet"/>
+      <w:lvlText w:val=""/>
+      <w:lvlJc w:val="left"/>
+      <w:pPr>
+        <w:tabs>
+          <w:tab w:val="num" w:pos="5760"/>
+        </w:tabs>
+        <w:ind w:left="5760" w:hanging="360"/>
+      </w:pPr>
+      <w:rPr>
+        <w:rFonts w:ascii="Wingdings" w:hAnsi="Wingdings" w:hint="default"/>
+        <w:sz w:val="20"/>
+      </w:rPr>
+    </w:lvl>
+    <w:lvl w:ilvl="8" w:tentative="1">
+      <w:start w:val="1"/>
+      <w:numFmt w:val="bullet"/>
+      <w:lvlText w:val=""/>
+      <w:lvlJc w:val="left"/>
+      <w:pPr>
+        <w:tabs>
+          <w:tab w:val="num" w:pos="6480"/>
+        </w:tabs>
+        <w:ind w:left="6480" w:hanging="360"/>
+      </w:pPr>
+      <w:rPr>
+        <w:rFonts w:ascii="Wingdings" w:hAnsi="Wingdings" w:hint="default"/>
+        <w:sz w:val="20"/>
+      </w:rPr>
+    </w:lvl>
+  </w:abstractNum>
+  <w:abstractNum w:abstractNumId="20" w15:restartNumberingAfterBreak="0">
+    <w:nsid w:val="3C93201F"/>
+    <w:multiLevelType w:val="multilevel"/>
+    <w:tmpl w:val="076AAC6C"/>
+    <w:lvl w:ilvl="0">
+      <w:start w:val="1"/>
+      <w:numFmt w:val="bullet"/>
+      <w:lvlText w:val=""/>
+      <w:lvlJc w:val="left"/>
+      <w:pPr>
+        <w:tabs>
+          <w:tab w:val="num" w:pos="720"/>
+        </w:tabs>
+        <w:ind w:left="720" w:hanging="360"/>
+      </w:pPr>
+      <w:rPr>
+        <w:rFonts w:ascii="Symbol" w:hAnsi="Symbol" w:hint="default"/>
+        <w:sz w:val="20"/>
+      </w:rPr>
+    </w:lvl>
+    <w:lvl w:ilvl="1" w:tentative="1">
+      <w:start w:val="1"/>
+      <w:numFmt w:val="bullet"/>
+      <w:lvlText w:val="o"/>
+      <w:lvlJc w:val="left"/>
+      <w:pPr>
+        <w:tabs>
+          <w:tab w:val="num" w:pos="1440"/>
+        </w:tabs>
+        <w:ind w:left="1440" w:hanging="360"/>
+      </w:pPr>
+      <w:rPr>
+        <w:rFonts w:ascii="Courier New" w:hAnsi="Courier New" w:hint="default"/>
+        <w:sz w:val="20"/>
+      </w:rPr>
+    </w:lvl>
+    <w:lvl w:ilvl="2" w:tentative="1">
+      <w:start w:val="1"/>
+      <w:numFmt w:val="bullet"/>
+      <w:lvlText w:val=""/>
+      <w:lvlJc w:val="left"/>
+      <w:pPr>
+        <w:tabs>
+          <w:tab w:val="num" w:pos="2160"/>
+        </w:tabs>
+        <w:ind w:left="2160" w:hanging="360"/>
+      </w:pPr>
+      <w:rPr>
+        <w:rFonts w:ascii="Wingdings" w:hAnsi="Wingdings" w:hint="default"/>
+        <w:sz w:val="20"/>
+      </w:rPr>
+    </w:lvl>
+    <w:lvl w:ilvl="3" w:tentative="1">
+      <w:start w:val="1"/>
+      <w:numFmt w:val="bullet"/>
+      <w:lvlText w:val=""/>
+      <w:lvlJc w:val="left"/>
+      <w:pPr>
+        <w:tabs>
+          <w:tab w:val="num" w:pos="2880"/>
+        </w:tabs>
+        <w:ind w:left="2880" w:hanging="360"/>
+      </w:pPr>
+      <w:rPr>
+        <w:rFonts w:ascii="Wingdings" w:hAnsi="Wingdings" w:hint="default"/>
+        <w:sz w:val="20"/>
+      </w:rPr>
+    </w:lvl>
+    <w:lvl w:ilvl="4" w:tentative="1">
+      <w:start w:val="1"/>
+      <w:numFmt w:val="bullet"/>
+      <w:lvlText w:val=""/>
+      <w:lvlJc w:val="left"/>
+      <w:pPr>
+        <w:tabs>
+          <w:tab w:val="num" w:pos="3600"/>
+        </w:tabs>
+        <w:ind w:left="3600" w:hanging="360"/>
+      </w:pPr>
+      <w:rPr>
+        <w:rFonts w:ascii="Wingdings" w:hAnsi="Wingdings" w:hint="default"/>
+        <w:sz w:val="20"/>
+      </w:rPr>
+    </w:lvl>
+    <w:lvl w:ilvl="5" w:tentative="1">
+      <w:start w:val="1"/>
+      <w:numFmt w:val="bullet"/>
+      <w:lvlText w:val=""/>
+      <w:lvlJc w:val="left"/>
+      <w:pPr>
+        <w:tabs>
+          <w:tab w:val="num" w:pos="4320"/>
+        </w:tabs>
+        <w:ind w:left="4320" w:hanging="360"/>
+      </w:pPr>
+      <w:rPr>
+        <w:rFonts w:ascii="Wingdings" w:hAnsi="Wingdings" w:hint="default"/>
+        <w:sz w:val="20"/>
+      </w:rPr>
+    </w:lvl>
+    <w:lvl w:ilvl="6" w:tentative="1">
+      <w:start w:val="1"/>
+      <w:numFmt w:val="bullet"/>
+      <w:lvlText w:val=""/>
+      <w:lvlJc w:val="left"/>
+      <w:pPr>
+        <w:tabs>
+          <w:tab w:val="num" w:pos="5040"/>
+        </w:tabs>
+        <w:ind w:left="5040" w:hanging="360"/>
+      </w:pPr>
+      <w:rPr>
+        <w:rFonts w:ascii="Wingdings" w:hAnsi="Wingdings" w:hint="default"/>
+        <w:sz w:val="20"/>
+      </w:rPr>
+    </w:lvl>
+    <w:lvl w:ilvl="7" w:tentative="1">
+      <w:start w:val="1"/>
+      <w:numFmt w:val="bullet"/>
+      <w:lvlText w:val=""/>
+      <w:lvlJc w:val="left"/>
+      <w:pPr>
+        <w:tabs>
+          <w:tab w:val="num" w:pos="5760"/>
+        </w:tabs>
+        <w:ind w:left="5760" w:hanging="360"/>
+      </w:pPr>
+      <w:rPr>
+        <w:rFonts w:ascii="Wingdings" w:hAnsi="Wingdings" w:hint="default"/>
+        <w:sz w:val="20"/>
+      </w:rPr>
+    </w:lvl>
+    <w:lvl w:ilvl="8" w:tentative="1">
+      <w:start w:val="1"/>
+      <w:numFmt w:val="bullet"/>
+      <w:lvlText w:val=""/>
+      <w:lvlJc w:val="left"/>
+      <w:pPr>
+        <w:tabs>
+          <w:tab w:val="num" w:pos="6480"/>
+        </w:tabs>
+        <w:ind w:left="6480" w:hanging="360"/>
+      </w:pPr>
+      <w:rPr>
+        <w:rFonts w:ascii="Wingdings" w:hAnsi="Wingdings" w:hint="default"/>
+        <w:sz w:val="20"/>
+      </w:rPr>
+    </w:lvl>
+  </w:abstractNum>
+  <w:abstractNum w:abstractNumId="21" w15:restartNumberingAfterBreak="0">
+    <w:nsid w:val="3DCE423D"/>
+    <w:multiLevelType w:val="multilevel"/>
+    <w:tmpl w:val="B5BEE3F6"/>
+    <w:lvl w:ilvl="0">
+      <w:start w:val="1"/>
+      <w:numFmt w:val="bullet"/>
+      <w:lvlText w:val=""/>
+      <w:lvlJc w:val="left"/>
+      <w:pPr>
+        <w:tabs>
+          <w:tab w:val="num" w:pos="720"/>
+        </w:tabs>
+        <w:ind w:left="720" w:hanging="360"/>
+      </w:pPr>
+      <w:rPr>
+        <w:rFonts w:ascii="Symbol" w:hAnsi="Symbol" w:hint="default"/>
+        <w:sz w:val="20"/>
+      </w:rPr>
+    </w:lvl>
+    <w:lvl w:ilvl="1" w:tentative="1">
+      <w:start w:val="1"/>
+      <w:numFmt w:val="bullet"/>
+      <w:lvlText w:val="o"/>
+      <w:lvlJc w:val="left"/>
+      <w:pPr>
+        <w:tabs>
+          <w:tab w:val="num" w:pos="1440"/>
+        </w:tabs>
+        <w:ind w:left="1440" w:hanging="360"/>
+      </w:pPr>
+      <w:rPr>
+        <w:rFonts w:ascii="Courier New" w:hAnsi="Courier New" w:hint="default"/>
+        <w:sz w:val="20"/>
+      </w:rPr>
+    </w:lvl>
+    <w:lvl w:ilvl="2" w:tentative="1">
+      <w:start w:val="1"/>
+      <w:numFmt w:val="bullet"/>
+      <w:lvlText w:val=""/>
+      <w:lvlJc w:val="left"/>
+      <w:pPr>
+        <w:tabs>
+          <w:tab w:val="num" w:pos="2160"/>
+        </w:tabs>
+        <w:ind w:left="2160" w:hanging="360"/>
+      </w:pPr>
+      <w:rPr>
+        <w:rFonts w:ascii="Wingdings" w:hAnsi="Wingdings" w:hint="default"/>
+        <w:sz w:val="20"/>
+      </w:rPr>
+    </w:lvl>
+    <w:lvl w:ilvl="3" w:tentative="1">
+      <w:start w:val="1"/>
+      <w:numFmt w:val="bullet"/>
+      <w:lvlText w:val=""/>
+      <w:lvlJc w:val="left"/>
+      <w:pPr>
+        <w:tabs>
+          <w:tab w:val="num" w:pos="2880"/>
+        </w:tabs>
+        <w:ind w:left="2880" w:hanging="360"/>
+      </w:pPr>
+      <w:rPr>
+        <w:rFonts w:ascii="Wingdings" w:hAnsi="Wingdings" w:hint="default"/>
+        <w:sz w:val="20"/>
+      </w:rPr>
+    </w:lvl>
+    <w:lvl w:ilvl="4" w:tentative="1">
+      <w:start w:val="1"/>
+      <w:numFmt w:val="bullet"/>
+      <w:lvlText w:val=""/>
+      <w:lvlJc w:val="left"/>
+      <w:pPr>
+        <w:tabs>
+          <w:tab w:val="num" w:pos="3600"/>
+        </w:tabs>
+        <w:ind w:left="3600" w:hanging="360"/>
+      </w:pPr>
+      <w:rPr>
+        <w:rFonts w:ascii="Wingdings" w:hAnsi="Wingdings" w:hint="default"/>
+        <w:sz w:val="20"/>
+      </w:rPr>
+    </w:lvl>
+    <w:lvl w:ilvl="5" w:tentative="1">
+      <w:start w:val="1"/>
+      <w:numFmt w:val="bullet"/>
+      <w:lvlText w:val=""/>
+      <w:lvlJc w:val="left"/>
+      <w:pPr>
+        <w:tabs>
+          <w:tab w:val="num" w:pos="4320"/>
+        </w:tabs>
+        <w:ind w:left="4320" w:hanging="360"/>
+      </w:pPr>
+      <w:rPr>
+        <w:rFonts w:ascii="Wingdings" w:hAnsi="Wingdings" w:hint="default"/>
+        <w:sz w:val="20"/>
+      </w:rPr>
+    </w:lvl>
+    <w:lvl w:ilvl="6" w:tentative="1">
+      <w:start w:val="1"/>
+      <w:numFmt w:val="bullet"/>
+      <w:lvlText w:val=""/>
+      <w:lvlJc w:val="left"/>
+      <w:pPr>
+        <w:tabs>
+          <w:tab w:val="num" w:pos="5040"/>
+        </w:tabs>
+        <w:ind w:left="5040" w:hanging="360"/>
+      </w:pPr>
+      <w:rPr>
+        <w:rFonts w:ascii="Wingdings" w:hAnsi="Wingdings" w:hint="default"/>
+        <w:sz w:val="20"/>
+      </w:rPr>
+    </w:lvl>
+    <w:lvl w:ilvl="7" w:tentative="1">
+      <w:start w:val="1"/>
+      <w:numFmt w:val="bullet"/>
+      <w:lvlText w:val=""/>
+      <w:lvlJc w:val="left"/>
+      <w:pPr>
+        <w:tabs>
+          <w:tab w:val="num" w:pos="5760"/>
+        </w:tabs>
+        <w:ind w:left="5760" w:hanging="360"/>
+      </w:pPr>
+      <w:rPr>
+        <w:rFonts w:ascii="Wingdings" w:hAnsi="Wingdings" w:hint="default"/>
+        <w:sz w:val="20"/>
+      </w:rPr>
+    </w:lvl>
+    <w:lvl w:ilvl="8" w:tentative="1">
+      <w:start w:val="1"/>
+      <w:numFmt w:val="bullet"/>
+      <w:lvlText w:val=""/>
+      <w:lvlJc w:val="left"/>
+      <w:pPr>
+        <w:tabs>
+          <w:tab w:val="num" w:pos="6480"/>
+        </w:tabs>
+        <w:ind w:left="6480" w:hanging="360"/>
+      </w:pPr>
+      <w:rPr>
+        <w:rFonts w:ascii="Wingdings" w:hAnsi="Wingdings" w:hint="default"/>
+        <w:sz w:val="20"/>
+      </w:rPr>
+    </w:lvl>
+  </w:abstractNum>
+  <w:abstractNum w:abstractNumId="22" w15:restartNumberingAfterBreak="0">
+    <w:nsid w:val="44E37FF4"/>
+    <w:multiLevelType w:val="multilevel"/>
+    <w:tmpl w:val="359292F2"/>
+    <w:lvl w:ilvl="0">
+      <w:start w:val="1"/>
+      <w:numFmt w:val="bullet"/>
+      <w:lvlText w:val=""/>
+      <w:lvlJc w:val="left"/>
+      <w:pPr>
+        <w:tabs>
+          <w:tab w:val="num" w:pos="720"/>
+        </w:tabs>
+        <w:ind w:left="720" w:hanging="360"/>
+      </w:pPr>
+      <w:rPr>
+        <w:rFonts w:ascii="Symbol" w:hAnsi="Symbol" w:hint="default"/>
+        <w:sz w:val="20"/>
+      </w:rPr>
+    </w:lvl>
+    <w:lvl w:ilvl="1" w:tentative="1">
+      <w:start w:val="1"/>
+      <w:numFmt w:val="bullet"/>
+      <w:lvlText w:val="o"/>
+      <w:lvlJc w:val="left"/>
+      <w:pPr>
+        <w:tabs>
+          <w:tab w:val="num" w:pos="1440"/>
+        </w:tabs>
+        <w:ind w:left="1440" w:hanging="360"/>
+      </w:pPr>
+      <w:rPr>
+        <w:rFonts w:ascii="Courier New" w:hAnsi="Courier New" w:hint="default"/>
+        <w:sz w:val="20"/>
+      </w:rPr>
+    </w:lvl>
+    <w:lvl w:ilvl="2" w:tentative="1">
+      <w:start w:val="1"/>
+      <w:numFmt w:val="bullet"/>
+      <w:lvlText w:val=""/>
+      <w:lvlJc w:val="left"/>
+      <w:pPr>
+        <w:tabs>
+          <w:tab w:val="num" w:pos="2160"/>
+        </w:tabs>
+        <w:ind w:left="2160" w:hanging="360"/>
+      </w:pPr>
+      <w:rPr>
+        <w:rFonts w:ascii="Wingdings" w:hAnsi="Wingdings" w:hint="default"/>
+        <w:sz w:val="20"/>
+      </w:rPr>
+    </w:lvl>
+    <w:lvl w:ilvl="3" w:tentative="1">
+      <w:start w:val="1"/>
+      <w:numFmt w:val="bullet"/>
+      <w:lvlText w:val=""/>
+      <w:lvlJc w:val="left"/>
+      <w:pPr>
+        <w:tabs>
+          <w:tab w:val="num" w:pos="2880"/>
+        </w:tabs>
+        <w:ind w:left="2880" w:hanging="360"/>
+      </w:pPr>
+      <w:rPr>
+        <w:rFonts w:ascii="Wingdings" w:hAnsi="Wingdings" w:hint="default"/>
+        <w:sz w:val="20"/>
+      </w:rPr>
+    </w:lvl>
+    <w:lvl w:ilvl="4" w:tentative="1">
+      <w:start w:val="1"/>
+      <w:numFmt w:val="bullet"/>
+      <w:lvlText w:val=""/>
+      <w:lvlJc w:val="left"/>
+      <w:pPr>
+        <w:tabs>
+          <w:tab w:val="num" w:pos="3600"/>
+        </w:tabs>
+        <w:ind w:left="3600" w:hanging="360"/>
+      </w:pPr>
+      <w:rPr>
+        <w:rFonts w:ascii="Wingdings" w:hAnsi="Wingdings" w:hint="default"/>
+        <w:sz w:val="20"/>
+      </w:rPr>
+    </w:lvl>
+    <w:lvl w:ilvl="5" w:tentative="1">
+      <w:start w:val="1"/>
+      <w:numFmt w:val="bullet"/>
+      <w:lvlText w:val=""/>
+      <w:lvlJc w:val="left"/>
+      <w:pPr>
+        <w:tabs>
+          <w:tab w:val="num" w:pos="4320"/>
+        </w:tabs>
+        <w:ind w:left="4320" w:hanging="360"/>
+      </w:pPr>
+      <w:rPr>
+        <w:rFonts w:ascii="Wingdings" w:hAnsi="Wingdings" w:hint="default"/>
+        <w:sz w:val="20"/>
+      </w:rPr>
+    </w:lvl>
+    <w:lvl w:ilvl="6" w:tentative="1">
+      <w:start w:val="1"/>
+      <w:numFmt w:val="bullet"/>
+      <w:lvlText w:val=""/>
+      <w:lvlJc w:val="left"/>
+      <w:pPr>
+        <w:tabs>
+          <w:tab w:val="num" w:pos="5040"/>
+        </w:tabs>
+        <w:ind w:left="5040" w:hanging="360"/>
+      </w:pPr>
+      <w:rPr>
+        <w:rFonts w:ascii="Wingdings" w:hAnsi="Wingdings" w:hint="default"/>
+        <w:sz w:val="20"/>
+      </w:rPr>
+    </w:lvl>
+    <w:lvl w:ilvl="7" w:tentative="1">
+      <w:start w:val="1"/>
+      <w:numFmt w:val="bullet"/>
+      <w:lvlText w:val=""/>
+      <w:lvlJc w:val="left"/>
+      <w:pPr>
+        <w:tabs>
+          <w:tab w:val="num" w:pos="5760"/>
+        </w:tabs>
+        <w:ind w:left="5760" w:hanging="360"/>
+      </w:pPr>
+      <w:rPr>
+        <w:rFonts w:ascii="Wingdings" w:hAnsi="Wingdings" w:hint="default"/>
+        <w:sz w:val="20"/>
+      </w:rPr>
+    </w:lvl>
+    <w:lvl w:ilvl="8" w:tentative="1">
+      <w:start w:val="1"/>
+      <w:numFmt w:val="bullet"/>
+      <w:lvlText w:val=""/>
+      <w:lvlJc w:val="left"/>
+      <w:pPr>
+        <w:tabs>
+          <w:tab w:val="num" w:pos="6480"/>
+        </w:tabs>
+        <w:ind w:left="6480" w:hanging="360"/>
+      </w:pPr>
+      <w:rPr>
+        <w:rFonts w:ascii="Wingdings" w:hAnsi="Wingdings" w:hint="default"/>
+        <w:sz w:val="20"/>
+      </w:rPr>
+    </w:lvl>
+  </w:abstractNum>
+  <w:abstractNum w:abstractNumId="23" w15:restartNumberingAfterBreak="0">
+    <w:nsid w:val="46196BBB"/>
+    <w:multiLevelType w:val="multilevel"/>
+    <w:tmpl w:val="7E920500"/>
+    <w:lvl w:ilvl="0">
+      <w:start w:val="1"/>
+      <w:numFmt w:val="bullet"/>
+      <w:lvlText w:val=""/>
+      <w:lvlJc w:val="left"/>
+      <w:pPr>
+        <w:tabs>
+          <w:tab w:val="num" w:pos="720"/>
+        </w:tabs>
+        <w:ind w:left="720" w:hanging="360"/>
+      </w:pPr>
+      <w:rPr>
+        <w:rFonts w:ascii="Symbol" w:hAnsi="Symbol" w:hint="default"/>
+        <w:sz w:val="20"/>
+      </w:rPr>
+    </w:lvl>
+    <w:lvl w:ilvl="1" w:tentative="1">
+      <w:start w:val="1"/>
+      <w:numFmt w:val="bullet"/>
+      <w:lvlText w:val="o"/>
+      <w:lvlJc w:val="left"/>
+      <w:pPr>
+        <w:tabs>
+          <w:tab w:val="num" w:pos="1440"/>
+        </w:tabs>
+        <w:ind w:left="1440" w:hanging="360"/>
+      </w:pPr>
+      <w:rPr>
+        <w:rFonts w:ascii="Courier New" w:hAnsi="Courier New" w:hint="default"/>
+        <w:sz w:val="20"/>
+      </w:rPr>
+    </w:lvl>
+    <w:lvl w:ilvl="2" w:tentative="1">
+      <w:start w:val="1"/>
+      <w:numFmt w:val="bullet"/>
+      <w:lvlText w:val=""/>
+      <w:lvlJc w:val="left"/>
+      <w:pPr>
+        <w:tabs>
+          <w:tab w:val="num" w:pos="2160"/>
+        </w:tabs>
+        <w:ind w:left="2160" w:hanging="360"/>
+      </w:pPr>
+      <w:rPr>
+        <w:rFonts w:ascii="Wingdings" w:hAnsi="Wingdings" w:hint="default"/>
+        <w:sz w:val="20"/>
+      </w:rPr>
+    </w:lvl>
+    <w:lvl w:ilvl="3" w:tentative="1">
+      <w:start w:val="1"/>
+      <w:numFmt w:val="bullet"/>
+      <w:lvlText w:val=""/>
+      <w:lvlJc w:val="left"/>
+      <w:pPr>
+        <w:tabs>
+          <w:tab w:val="num" w:pos="2880"/>
+        </w:tabs>
+        <w:ind w:left="2880" w:hanging="360"/>
+      </w:pPr>
+      <w:rPr>
+        <w:rFonts w:ascii="Wingdings" w:hAnsi="Wingdings" w:hint="default"/>
+        <w:sz w:val="20"/>
+      </w:rPr>
+    </w:lvl>
+    <w:lvl w:ilvl="4" w:tentative="1">
+      <w:start w:val="1"/>
+      <w:numFmt w:val="bullet"/>
+      <w:lvlText w:val=""/>
+      <w:lvlJc w:val="left"/>
+      <w:pPr>
+        <w:tabs>
+          <w:tab w:val="num" w:pos="3600"/>
+        </w:tabs>
+        <w:ind w:left="3600" w:hanging="360"/>
+      </w:pPr>
+      <w:rPr>
+        <w:rFonts w:ascii="Wingdings" w:hAnsi="Wingdings" w:hint="default"/>
+        <w:sz w:val="20"/>
+      </w:rPr>
+    </w:lvl>
+    <w:lvl w:ilvl="5" w:tentative="1">
+      <w:start w:val="1"/>
+      <w:numFmt w:val="bullet"/>
+      <w:lvlText w:val=""/>
+      <w:lvlJc w:val="left"/>
+      <w:pPr>
+        <w:tabs>
+          <w:tab w:val="num" w:pos="4320"/>
+        </w:tabs>
+        <w:ind w:left="4320" w:hanging="360"/>
+      </w:pPr>
+      <w:rPr>
+        <w:rFonts w:ascii="Wingdings" w:hAnsi="Wingdings" w:hint="default"/>
+        <w:sz w:val="20"/>
+      </w:rPr>
+    </w:lvl>
+    <w:lvl w:ilvl="6" w:tentative="1">
+      <w:start w:val="1"/>
+      <w:numFmt w:val="bullet"/>
+      <w:lvlText w:val=""/>
+      <w:lvlJc w:val="left"/>
+      <w:pPr>
+        <w:tabs>
+          <w:tab w:val="num" w:pos="5040"/>
+        </w:tabs>
+        <w:ind w:left="5040" w:hanging="360"/>
+      </w:pPr>
+      <w:rPr>
+        <w:rFonts w:ascii="Wingdings" w:hAnsi="Wingdings" w:hint="default"/>
+        <w:sz w:val="20"/>
+      </w:rPr>
+    </w:lvl>
+    <w:lvl w:ilvl="7" w:tentative="1">
+      <w:start w:val="1"/>
+      <w:numFmt w:val="bullet"/>
+      <w:lvlText w:val=""/>
+      <w:lvlJc w:val="left"/>
+      <w:pPr>
+        <w:tabs>
+          <w:tab w:val="num" w:pos="5760"/>
+        </w:tabs>
+        <w:ind w:left="5760" w:hanging="360"/>
+      </w:pPr>
+      <w:rPr>
+        <w:rFonts w:ascii="Wingdings" w:hAnsi="Wingdings" w:hint="default"/>
+        <w:sz w:val="20"/>
+      </w:rPr>
+    </w:lvl>
+    <w:lvl w:ilvl="8" w:tentative="1">
+      <w:start w:val="1"/>
+      <w:numFmt w:val="bullet"/>
+      <w:lvlText w:val=""/>
+      <w:lvlJc w:val="left"/>
+      <w:pPr>
+        <w:tabs>
+          <w:tab w:val="num" w:pos="6480"/>
+        </w:tabs>
+        <w:ind w:left="6480" w:hanging="360"/>
+      </w:pPr>
+      <w:rPr>
+        <w:rFonts w:ascii="Wingdings" w:hAnsi="Wingdings" w:hint="default"/>
+        <w:sz w:val="20"/>
+      </w:rPr>
+    </w:lvl>
+  </w:abstractNum>
+  <w:abstractNum w:abstractNumId="24" w15:restartNumberingAfterBreak="0">
+    <w:nsid w:val="48BE60A6"/>
+    <w:multiLevelType w:val="multilevel"/>
+    <w:tmpl w:val="F7BA3C8A"/>
+    <w:lvl w:ilvl="0">
+      <w:start w:val="1"/>
+      <w:numFmt w:val="bullet"/>
+      <w:lvlText w:val=""/>
+      <w:lvlJc w:val="left"/>
+      <w:pPr>
+        <w:tabs>
+          <w:tab w:val="num" w:pos="720"/>
+        </w:tabs>
+        <w:ind w:left="720" w:hanging="360"/>
+      </w:pPr>
+      <w:rPr>
+        <w:rFonts w:ascii="Symbol" w:hAnsi="Symbol" w:hint="default"/>
+        <w:sz w:val="20"/>
+      </w:rPr>
+    </w:lvl>
+    <w:lvl w:ilvl="1" w:tentative="1">
+      <w:start w:val="1"/>
+      <w:numFmt w:val="bullet"/>
+      <w:lvlText w:val="o"/>
+      <w:lvlJc w:val="left"/>
+      <w:pPr>
+        <w:tabs>
+          <w:tab w:val="num" w:pos="1440"/>
+        </w:tabs>
+        <w:ind w:left="1440" w:hanging="360"/>
+      </w:pPr>
+      <w:rPr>
+        <w:rFonts w:ascii="Courier New" w:hAnsi="Courier New" w:hint="default"/>
+        <w:sz w:val="20"/>
+      </w:rPr>
+    </w:lvl>
+    <w:lvl w:ilvl="2" w:tentative="1">
+      <w:start w:val="1"/>
+      <w:numFmt w:val="bullet"/>
+      <w:lvlText w:val=""/>
+      <w:lvlJc w:val="left"/>
+      <w:pPr>
+        <w:tabs>
+          <w:tab w:val="num" w:pos="2160"/>
+        </w:tabs>
+        <w:ind w:left="2160" w:hanging="360"/>
+      </w:pPr>
+      <w:rPr>
+        <w:rFonts w:ascii="Wingdings" w:hAnsi="Wingdings" w:hint="default"/>
+        <w:sz w:val="20"/>
+      </w:rPr>
+    </w:lvl>
+    <w:lvl w:ilvl="3" w:tentative="1">
+      <w:start w:val="1"/>
+      <w:numFmt w:val="bullet"/>
+      <w:lvlText w:val=""/>
+      <w:lvlJc w:val="left"/>
+      <w:pPr>
+        <w:tabs>
+          <w:tab w:val="num" w:pos="2880"/>
+        </w:tabs>
+        <w:ind w:left="2880" w:hanging="360"/>
+      </w:pPr>
+      <w:rPr>
+        <w:rFonts w:ascii="Wingdings" w:hAnsi="Wingdings" w:hint="default"/>
+        <w:sz w:val="20"/>
+      </w:rPr>
+    </w:lvl>
+    <w:lvl w:ilvl="4" w:tentative="1">
+      <w:start w:val="1"/>
+      <w:numFmt w:val="bullet"/>
+      <w:lvlText w:val=""/>
+      <w:lvlJc w:val="left"/>
+      <w:pPr>
+        <w:tabs>
+          <w:tab w:val="num" w:pos="3600"/>
+        </w:tabs>
+        <w:ind w:left="3600" w:hanging="360"/>
+      </w:pPr>
+      <w:rPr>
+        <w:rFonts w:ascii="Wingdings" w:hAnsi="Wingdings" w:hint="default"/>
+        <w:sz w:val="20"/>
+      </w:rPr>
+    </w:lvl>
+    <w:lvl w:ilvl="5" w:tentative="1">
+      <w:start w:val="1"/>
+      <w:numFmt w:val="bullet"/>
+      <w:lvlText w:val=""/>
+      <w:lvlJc w:val="left"/>
+      <w:pPr>
+        <w:tabs>
+          <w:tab w:val="num" w:pos="4320"/>
+        </w:tabs>
+        <w:ind w:left="4320" w:hanging="360"/>
+      </w:pPr>
+      <w:rPr>
+        <w:rFonts w:ascii="Wingdings" w:hAnsi="Wingdings" w:hint="default"/>
+        <w:sz w:val="20"/>
+      </w:rPr>
+    </w:lvl>
+    <w:lvl w:ilvl="6" w:tentative="1">
+      <w:start w:val="1"/>
+      <w:numFmt w:val="bullet"/>
+      <w:lvlText w:val=""/>
+      <w:lvlJc w:val="left"/>
+      <w:pPr>
+        <w:tabs>
+          <w:tab w:val="num" w:pos="5040"/>
+        </w:tabs>
+        <w:ind w:left="5040" w:hanging="360"/>
+      </w:pPr>
+      <w:rPr>
+        <w:rFonts w:ascii="Wingdings" w:hAnsi="Wingdings" w:hint="default"/>
+        <w:sz w:val="20"/>
+      </w:rPr>
+    </w:lvl>
+    <w:lvl w:ilvl="7" w:tentative="1">
+      <w:start w:val="1"/>
+      <w:numFmt w:val="bullet"/>
+      <w:lvlText w:val=""/>
+      <w:lvlJc w:val="left"/>
+      <w:pPr>
+        <w:tabs>
+          <w:tab w:val="num" w:pos="5760"/>
+        </w:tabs>
+        <w:ind w:left="5760" w:hanging="360"/>
+      </w:pPr>
+      <w:rPr>
+        <w:rFonts w:ascii="Wingdings" w:hAnsi="Wingdings" w:hint="default"/>
+        <w:sz w:val="20"/>
+      </w:rPr>
+    </w:lvl>
+    <w:lvl w:ilvl="8" w:tentative="1">
+      <w:start w:val="1"/>
+      <w:numFmt w:val="bullet"/>
+      <w:lvlText w:val=""/>
+      <w:lvlJc w:val="left"/>
+      <w:pPr>
+        <w:tabs>
+          <w:tab w:val="num" w:pos="6480"/>
+        </w:tabs>
+        <w:ind w:left="6480" w:hanging="360"/>
+      </w:pPr>
+      <w:rPr>
+        <w:rFonts w:ascii="Wingdings" w:hAnsi="Wingdings" w:hint="default"/>
+        <w:sz w:val="20"/>
+      </w:rPr>
+    </w:lvl>
+  </w:abstractNum>
+  <w:abstractNum w:abstractNumId="25" w15:restartNumberingAfterBreak="0">
+    <w:nsid w:val="4E991082"/>
+    <w:multiLevelType w:val="multilevel"/>
+    <w:tmpl w:val="E774130C"/>
     <w:lvl w:ilvl="0">
       <w:start w:val="1"/>
       <w:numFmt w:val="bullet"/>
@@ -13381,10 +17602,10 @@
       </w:rPr>
     </w:lvl>
   </w:abstractNum>
-  <w:abstractNum w:abstractNumId="13" w15:restartNumberingAfterBreak="0">
-    <w:nsid w:val="3C2A6602"/>
+  <w:abstractNum w:abstractNumId="26" w15:restartNumberingAfterBreak="0">
+    <w:nsid w:val="4EF71E42"/>
     <w:multiLevelType w:val="multilevel"/>
-    <w:tmpl w:val="51A46808"/>
+    <w:tmpl w:val="0BF869B0"/>
     <w:lvl w:ilvl="0">
       <w:start w:val="1"/>
       <w:numFmt w:val="bullet"/>
@@ -13401,6 +17622,304 @@
         <w:sz w:val="20"/>
       </w:rPr>
     </w:lvl>
+    <w:lvl w:ilvl="1" w:tentative="1">
+      <w:start w:val="1"/>
+      <w:numFmt w:val="bullet"/>
+      <w:lvlText w:val="o"/>
+      <w:lvlJc w:val="left"/>
+      <w:pPr>
+        <w:tabs>
+          <w:tab w:val="num" w:pos="1440"/>
+        </w:tabs>
+        <w:ind w:left="1440" w:hanging="360"/>
+      </w:pPr>
+      <w:rPr>
+        <w:rFonts w:ascii="Courier New" w:hAnsi="Courier New" w:hint="default"/>
+        <w:sz w:val="20"/>
+      </w:rPr>
+    </w:lvl>
+    <w:lvl w:ilvl="2" w:tentative="1">
+      <w:start w:val="1"/>
+      <w:numFmt w:val="bullet"/>
+      <w:lvlText w:val=""/>
+      <w:lvlJc w:val="left"/>
+      <w:pPr>
+        <w:tabs>
+          <w:tab w:val="num" w:pos="2160"/>
+        </w:tabs>
+        <w:ind w:left="2160" w:hanging="360"/>
+      </w:pPr>
+      <w:rPr>
+        <w:rFonts w:ascii="Wingdings" w:hAnsi="Wingdings" w:hint="default"/>
+        <w:sz w:val="20"/>
+      </w:rPr>
+    </w:lvl>
+    <w:lvl w:ilvl="3" w:tentative="1">
+      <w:start w:val="1"/>
+      <w:numFmt w:val="bullet"/>
+      <w:lvlText w:val=""/>
+      <w:lvlJc w:val="left"/>
+      <w:pPr>
+        <w:tabs>
+          <w:tab w:val="num" w:pos="2880"/>
+        </w:tabs>
+        <w:ind w:left="2880" w:hanging="360"/>
+      </w:pPr>
+      <w:rPr>
+        <w:rFonts w:ascii="Wingdings" w:hAnsi="Wingdings" w:hint="default"/>
+        <w:sz w:val="20"/>
+      </w:rPr>
+    </w:lvl>
+    <w:lvl w:ilvl="4" w:tentative="1">
+      <w:start w:val="1"/>
+      <w:numFmt w:val="bullet"/>
+      <w:lvlText w:val=""/>
+      <w:lvlJc w:val="left"/>
+      <w:pPr>
+        <w:tabs>
+          <w:tab w:val="num" w:pos="3600"/>
+        </w:tabs>
+        <w:ind w:left="3600" w:hanging="360"/>
+      </w:pPr>
+      <w:rPr>
+        <w:rFonts w:ascii="Wingdings" w:hAnsi="Wingdings" w:hint="default"/>
+        <w:sz w:val="20"/>
+      </w:rPr>
+    </w:lvl>
+    <w:lvl w:ilvl="5" w:tentative="1">
+      <w:start w:val="1"/>
+      <w:numFmt w:val="bullet"/>
+      <w:lvlText w:val=""/>
+      <w:lvlJc w:val="left"/>
+      <w:pPr>
+        <w:tabs>
+          <w:tab w:val="num" w:pos="4320"/>
+        </w:tabs>
+        <w:ind w:left="4320" w:hanging="360"/>
+      </w:pPr>
+      <w:rPr>
+        <w:rFonts w:ascii="Wingdings" w:hAnsi="Wingdings" w:hint="default"/>
+        <w:sz w:val="20"/>
+      </w:rPr>
+    </w:lvl>
+    <w:lvl w:ilvl="6" w:tentative="1">
+      <w:start w:val="1"/>
+      <w:numFmt w:val="bullet"/>
+      <w:lvlText w:val=""/>
+      <w:lvlJc w:val="left"/>
+      <w:pPr>
+        <w:tabs>
+          <w:tab w:val="num" w:pos="5040"/>
+        </w:tabs>
+        <w:ind w:left="5040" w:hanging="360"/>
+      </w:pPr>
+      <w:rPr>
+        <w:rFonts w:ascii="Wingdings" w:hAnsi="Wingdings" w:hint="default"/>
+        <w:sz w:val="20"/>
+      </w:rPr>
+    </w:lvl>
+    <w:lvl w:ilvl="7" w:tentative="1">
+      <w:start w:val="1"/>
+      <w:numFmt w:val="bullet"/>
+      <w:lvlText w:val=""/>
+      <w:lvlJc w:val="left"/>
+      <w:pPr>
+        <w:tabs>
+          <w:tab w:val="num" w:pos="5760"/>
+        </w:tabs>
+        <w:ind w:left="5760" w:hanging="360"/>
+      </w:pPr>
+      <w:rPr>
+        <w:rFonts w:ascii="Wingdings" w:hAnsi="Wingdings" w:hint="default"/>
+        <w:sz w:val="20"/>
+      </w:rPr>
+    </w:lvl>
+    <w:lvl w:ilvl="8" w:tentative="1">
+      <w:start w:val="1"/>
+      <w:numFmt w:val="bullet"/>
+      <w:lvlText w:val=""/>
+      <w:lvlJc w:val="left"/>
+      <w:pPr>
+        <w:tabs>
+          <w:tab w:val="num" w:pos="6480"/>
+        </w:tabs>
+        <w:ind w:left="6480" w:hanging="360"/>
+      </w:pPr>
+      <w:rPr>
+        <w:rFonts w:ascii="Wingdings" w:hAnsi="Wingdings" w:hint="default"/>
+        <w:sz w:val="20"/>
+      </w:rPr>
+    </w:lvl>
+  </w:abstractNum>
+  <w:abstractNum w:abstractNumId="27" w15:restartNumberingAfterBreak="0">
+    <w:nsid w:val="51B13B56"/>
+    <w:multiLevelType w:val="multilevel"/>
+    <w:tmpl w:val="2DAC9378"/>
+    <w:lvl w:ilvl="0">
+      <w:start w:val="1"/>
+      <w:numFmt w:val="bullet"/>
+      <w:lvlText w:val=""/>
+      <w:lvlJc w:val="left"/>
+      <w:pPr>
+        <w:tabs>
+          <w:tab w:val="num" w:pos="720"/>
+        </w:tabs>
+        <w:ind w:left="720" w:hanging="360"/>
+      </w:pPr>
+      <w:rPr>
+        <w:rFonts w:ascii="Symbol" w:hAnsi="Symbol" w:hint="default"/>
+        <w:sz w:val="20"/>
+      </w:rPr>
+    </w:lvl>
+    <w:lvl w:ilvl="1" w:tentative="1">
+      <w:start w:val="1"/>
+      <w:numFmt w:val="bullet"/>
+      <w:lvlText w:val="o"/>
+      <w:lvlJc w:val="left"/>
+      <w:pPr>
+        <w:tabs>
+          <w:tab w:val="num" w:pos="1440"/>
+        </w:tabs>
+        <w:ind w:left="1440" w:hanging="360"/>
+      </w:pPr>
+      <w:rPr>
+        <w:rFonts w:ascii="Courier New" w:hAnsi="Courier New" w:hint="default"/>
+        <w:sz w:val="20"/>
+      </w:rPr>
+    </w:lvl>
+    <w:lvl w:ilvl="2" w:tentative="1">
+      <w:start w:val="1"/>
+      <w:numFmt w:val="bullet"/>
+      <w:lvlText w:val=""/>
+      <w:lvlJc w:val="left"/>
+      <w:pPr>
+        <w:tabs>
+          <w:tab w:val="num" w:pos="2160"/>
+        </w:tabs>
+        <w:ind w:left="2160" w:hanging="360"/>
+      </w:pPr>
+      <w:rPr>
+        <w:rFonts w:ascii="Wingdings" w:hAnsi="Wingdings" w:hint="default"/>
+        <w:sz w:val="20"/>
+      </w:rPr>
+    </w:lvl>
+    <w:lvl w:ilvl="3" w:tentative="1">
+      <w:start w:val="1"/>
+      <w:numFmt w:val="bullet"/>
+      <w:lvlText w:val=""/>
+      <w:lvlJc w:val="left"/>
+      <w:pPr>
+        <w:tabs>
+          <w:tab w:val="num" w:pos="2880"/>
+        </w:tabs>
+        <w:ind w:left="2880" w:hanging="360"/>
+      </w:pPr>
+      <w:rPr>
+        <w:rFonts w:ascii="Wingdings" w:hAnsi="Wingdings" w:hint="default"/>
+        <w:sz w:val="20"/>
+      </w:rPr>
+    </w:lvl>
+    <w:lvl w:ilvl="4" w:tentative="1">
+      <w:start w:val="1"/>
+      <w:numFmt w:val="bullet"/>
+      <w:lvlText w:val=""/>
+      <w:lvlJc w:val="left"/>
+      <w:pPr>
+        <w:tabs>
+          <w:tab w:val="num" w:pos="3600"/>
+        </w:tabs>
+        <w:ind w:left="3600" w:hanging="360"/>
+      </w:pPr>
+      <w:rPr>
+        <w:rFonts w:ascii="Wingdings" w:hAnsi="Wingdings" w:hint="default"/>
+        <w:sz w:val="20"/>
+      </w:rPr>
+    </w:lvl>
+    <w:lvl w:ilvl="5" w:tentative="1">
+      <w:start w:val="1"/>
+      <w:numFmt w:val="bullet"/>
+      <w:lvlText w:val=""/>
+      <w:lvlJc w:val="left"/>
+      <w:pPr>
+        <w:tabs>
+          <w:tab w:val="num" w:pos="4320"/>
+        </w:tabs>
+        <w:ind w:left="4320" w:hanging="360"/>
+      </w:pPr>
+      <w:rPr>
+        <w:rFonts w:ascii="Wingdings" w:hAnsi="Wingdings" w:hint="default"/>
+        <w:sz w:val="20"/>
+      </w:rPr>
+    </w:lvl>
+    <w:lvl w:ilvl="6" w:tentative="1">
+      <w:start w:val="1"/>
+      <w:numFmt w:val="bullet"/>
+      <w:lvlText w:val=""/>
+      <w:lvlJc w:val="left"/>
+      <w:pPr>
+        <w:tabs>
+          <w:tab w:val="num" w:pos="5040"/>
+        </w:tabs>
+        <w:ind w:left="5040" w:hanging="360"/>
+      </w:pPr>
+      <w:rPr>
+        <w:rFonts w:ascii="Wingdings" w:hAnsi="Wingdings" w:hint="default"/>
+        <w:sz w:val="20"/>
+      </w:rPr>
+    </w:lvl>
+    <w:lvl w:ilvl="7" w:tentative="1">
+      <w:start w:val="1"/>
+      <w:numFmt w:val="bullet"/>
+      <w:lvlText w:val=""/>
+      <w:lvlJc w:val="left"/>
+      <w:pPr>
+        <w:tabs>
+          <w:tab w:val="num" w:pos="5760"/>
+        </w:tabs>
+        <w:ind w:left="5760" w:hanging="360"/>
+      </w:pPr>
+      <w:rPr>
+        <w:rFonts w:ascii="Wingdings" w:hAnsi="Wingdings" w:hint="default"/>
+        <w:sz w:val="20"/>
+      </w:rPr>
+    </w:lvl>
+    <w:lvl w:ilvl="8" w:tentative="1">
+      <w:start w:val="1"/>
+      <w:numFmt w:val="bullet"/>
+      <w:lvlText w:val=""/>
+      <w:lvlJc w:val="left"/>
+      <w:pPr>
+        <w:tabs>
+          <w:tab w:val="num" w:pos="6480"/>
+        </w:tabs>
+        <w:ind w:left="6480" w:hanging="360"/>
+      </w:pPr>
+      <w:rPr>
+        <w:rFonts w:ascii="Wingdings" w:hAnsi="Wingdings" w:hint="default"/>
+        <w:sz w:val="20"/>
+      </w:rPr>
+    </w:lvl>
+  </w:abstractNum>
+  <w:abstractNum w:abstractNumId="28" w15:restartNumberingAfterBreak="0">
+    <w:nsid w:val="54E1110B"/>
+    <w:multiLevelType w:val="multilevel"/>
+    <w:tmpl w:val="2C181166"/>
+    <w:lvl w:ilvl="0">
+      <w:start w:val="1"/>
+      <w:numFmt w:val="bullet"/>
+      <w:lvlText w:val=""/>
+      <w:lvlJc w:val="left"/>
+      <w:pPr>
+        <w:tabs>
+          <w:tab w:val="num" w:pos="720"/>
+        </w:tabs>
+        <w:ind w:left="720" w:hanging="360"/>
+      </w:pPr>
+      <w:rPr>
+        <w:rFonts w:ascii="Symbol" w:hAnsi="Symbol" w:hint="default"/>
+        <w:sz w:val="20"/>
+      </w:rPr>
+    </w:lvl>
     <w:lvl w:ilvl="1">
       <w:start w:val="1"/>
       <w:numFmt w:val="bullet"/>
@@ -13530,1053 +18049,10 @@
       </w:rPr>
     </w:lvl>
   </w:abstractNum>
-  <w:abstractNum w:abstractNumId="14" w15:restartNumberingAfterBreak="0">
-    <w:nsid w:val="3D744A4F"/>
+  <w:abstractNum w:abstractNumId="29" w15:restartNumberingAfterBreak="0">
+    <w:nsid w:val="5DD86250"/>
     <w:multiLevelType w:val="multilevel"/>
-    <w:tmpl w:val="E360A06C"/>
-    <w:lvl w:ilvl="0">
-      <w:start w:val="1"/>
-      <w:numFmt w:val="bullet"/>
-      <w:lvlText w:val=""/>
-      <w:lvlJc w:val="left"/>
-      <w:pPr>
-        <w:tabs>
-          <w:tab w:val="num" w:pos="720"/>
-        </w:tabs>
-        <w:ind w:left="720" w:hanging="360"/>
-      </w:pPr>
-      <w:rPr>
-        <w:rFonts w:ascii="Symbol" w:hAnsi="Symbol" w:hint="default"/>
-        <w:sz w:val="20"/>
-      </w:rPr>
-    </w:lvl>
-    <w:lvl w:ilvl="1">
-      <w:start w:val="1"/>
-      <w:numFmt w:val="bullet"/>
-      <w:lvlText w:val="o"/>
-      <w:lvlJc w:val="left"/>
-      <w:pPr>
-        <w:tabs>
-          <w:tab w:val="num" w:pos="1440"/>
-        </w:tabs>
-        <w:ind w:left="1440" w:hanging="360"/>
-      </w:pPr>
-      <w:rPr>
-        <w:rFonts w:ascii="Courier New" w:hAnsi="Courier New" w:hint="default"/>
-        <w:sz w:val="20"/>
-      </w:rPr>
-    </w:lvl>
-    <w:lvl w:ilvl="2" w:tentative="1">
-      <w:start w:val="1"/>
-      <w:numFmt w:val="bullet"/>
-      <w:lvlText w:val=""/>
-      <w:lvlJc w:val="left"/>
-      <w:pPr>
-        <w:tabs>
-          <w:tab w:val="num" w:pos="2160"/>
-        </w:tabs>
-        <w:ind w:left="2160" w:hanging="360"/>
-      </w:pPr>
-      <w:rPr>
-        <w:rFonts w:ascii="Wingdings" w:hAnsi="Wingdings" w:hint="default"/>
-        <w:sz w:val="20"/>
-      </w:rPr>
-    </w:lvl>
-    <w:lvl w:ilvl="3" w:tentative="1">
-      <w:start w:val="1"/>
-      <w:numFmt w:val="bullet"/>
-      <w:lvlText w:val=""/>
-      <w:lvlJc w:val="left"/>
-      <w:pPr>
-        <w:tabs>
-          <w:tab w:val="num" w:pos="2880"/>
-        </w:tabs>
-        <w:ind w:left="2880" w:hanging="360"/>
-      </w:pPr>
-      <w:rPr>
-        <w:rFonts w:ascii="Wingdings" w:hAnsi="Wingdings" w:hint="default"/>
-        <w:sz w:val="20"/>
-      </w:rPr>
-    </w:lvl>
-    <w:lvl w:ilvl="4" w:tentative="1">
-      <w:start w:val="1"/>
-      <w:numFmt w:val="bullet"/>
-      <w:lvlText w:val=""/>
-      <w:lvlJc w:val="left"/>
-      <w:pPr>
-        <w:tabs>
-          <w:tab w:val="num" w:pos="3600"/>
-        </w:tabs>
-        <w:ind w:left="3600" w:hanging="360"/>
-      </w:pPr>
-      <w:rPr>
-        <w:rFonts w:ascii="Wingdings" w:hAnsi="Wingdings" w:hint="default"/>
-        <w:sz w:val="20"/>
-      </w:rPr>
-    </w:lvl>
-    <w:lvl w:ilvl="5" w:tentative="1">
-      <w:start w:val="1"/>
-      <w:numFmt w:val="bullet"/>
-      <w:lvlText w:val=""/>
-      <w:lvlJc w:val="left"/>
-      <w:pPr>
-        <w:tabs>
-          <w:tab w:val="num" w:pos="4320"/>
-        </w:tabs>
-        <w:ind w:left="4320" w:hanging="360"/>
-      </w:pPr>
-      <w:rPr>
-        <w:rFonts w:ascii="Wingdings" w:hAnsi="Wingdings" w:hint="default"/>
-        <w:sz w:val="20"/>
-      </w:rPr>
-    </w:lvl>
-    <w:lvl w:ilvl="6" w:tentative="1">
-      <w:start w:val="1"/>
-      <w:numFmt w:val="bullet"/>
-      <w:lvlText w:val=""/>
-      <w:lvlJc w:val="left"/>
-      <w:pPr>
-        <w:tabs>
-          <w:tab w:val="num" w:pos="5040"/>
-        </w:tabs>
-        <w:ind w:left="5040" w:hanging="360"/>
-      </w:pPr>
-      <w:rPr>
-        <w:rFonts w:ascii="Wingdings" w:hAnsi="Wingdings" w:hint="default"/>
-        <w:sz w:val="20"/>
-      </w:rPr>
-    </w:lvl>
-    <w:lvl w:ilvl="7" w:tentative="1">
-      <w:start w:val="1"/>
-      <w:numFmt w:val="bullet"/>
-      <w:lvlText w:val=""/>
-      <w:lvlJc w:val="left"/>
-      <w:pPr>
-        <w:tabs>
-          <w:tab w:val="num" w:pos="5760"/>
-        </w:tabs>
-        <w:ind w:left="5760" w:hanging="360"/>
-      </w:pPr>
-      <w:rPr>
-        <w:rFonts w:ascii="Wingdings" w:hAnsi="Wingdings" w:hint="default"/>
-        <w:sz w:val="20"/>
-      </w:rPr>
-    </w:lvl>
-    <w:lvl w:ilvl="8" w:tentative="1">
-      <w:start w:val="1"/>
-      <w:numFmt w:val="bullet"/>
-      <w:lvlText w:val=""/>
-      <w:lvlJc w:val="left"/>
-      <w:pPr>
-        <w:tabs>
-          <w:tab w:val="num" w:pos="6480"/>
-        </w:tabs>
-        <w:ind w:left="6480" w:hanging="360"/>
-      </w:pPr>
-      <w:rPr>
-        <w:rFonts w:ascii="Wingdings" w:hAnsi="Wingdings" w:hint="default"/>
-        <w:sz w:val="20"/>
-      </w:rPr>
-    </w:lvl>
-  </w:abstractNum>
-  <w:abstractNum w:abstractNumId="15" w15:restartNumberingAfterBreak="0">
-    <w:nsid w:val="3EC2598C"/>
-    <w:multiLevelType w:val="multilevel"/>
-    <w:tmpl w:val="2370E610"/>
-    <w:lvl w:ilvl="0">
-      <w:start w:val="1"/>
-      <w:numFmt w:val="bullet"/>
-      <w:lvlText w:val=""/>
-      <w:lvlJc w:val="left"/>
-      <w:pPr>
-        <w:tabs>
-          <w:tab w:val="num" w:pos="720"/>
-        </w:tabs>
-        <w:ind w:left="720" w:hanging="360"/>
-      </w:pPr>
-      <w:rPr>
-        <w:rFonts w:ascii="Symbol" w:hAnsi="Symbol" w:hint="default"/>
-        <w:sz w:val="20"/>
-      </w:rPr>
-    </w:lvl>
-    <w:lvl w:ilvl="1" w:tentative="1">
-      <w:start w:val="1"/>
-      <w:numFmt w:val="bullet"/>
-      <w:lvlText w:val="o"/>
-      <w:lvlJc w:val="left"/>
-      <w:pPr>
-        <w:tabs>
-          <w:tab w:val="num" w:pos="1440"/>
-        </w:tabs>
-        <w:ind w:left="1440" w:hanging="360"/>
-      </w:pPr>
-      <w:rPr>
-        <w:rFonts w:ascii="Courier New" w:hAnsi="Courier New" w:hint="default"/>
-        <w:sz w:val="20"/>
-      </w:rPr>
-    </w:lvl>
-    <w:lvl w:ilvl="2" w:tentative="1">
-      <w:start w:val="1"/>
-      <w:numFmt w:val="bullet"/>
-      <w:lvlText w:val=""/>
-      <w:lvlJc w:val="left"/>
-      <w:pPr>
-        <w:tabs>
-          <w:tab w:val="num" w:pos="2160"/>
-        </w:tabs>
-        <w:ind w:left="2160" w:hanging="360"/>
-      </w:pPr>
-      <w:rPr>
-        <w:rFonts w:ascii="Wingdings" w:hAnsi="Wingdings" w:hint="default"/>
-        <w:sz w:val="20"/>
-      </w:rPr>
-    </w:lvl>
-    <w:lvl w:ilvl="3" w:tentative="1">
-      <w:start w:val="1"/>
-      <w:numFmt w:val="bullet"/>
-      <w:lvlText w:val=""/>
-      <w:lvlJc w:val="left"/>
-      <w:pPr>
-        <w:tabs>
-          <w:tab w:val="num" w:pos="2880"/>
-        </w:tabs>
-        <w:ind w:left="2880" w:hanging="360"/>
-      </w:pPr>
-      <w:rPr>
-        <w:rFonts w:ascii="Wingdings" w:hAnsi="Wingdings" w:hint="default"/>
-        <w:sz w:val="20"/>
-      </w:rPr>
-    </w:lvl>
-    <w:lvl w:ilvl="4" w:tentative="1">
-      <w:start w:val="1"/>
-      <w:numFmt w:val="bullet"/>
-      <w:lvlText w:val=""/>
-      <w:lvlJc w:val="left"/>
-      <w:pPr>
-        <w:tabs>
-          <w:tab w:val="num" w:pos="3600"/>
-        </w:tabs>
-        <w:ind w:left="3600" w:hanging="360"/>
-      </w:pPr>
-      <w:rPr>
-        <w:rFonts w:ascii="Wingdings" w:hAnsi="Wingdings" w:hint="default"/>
-        <w:sz w:val="20"/>
-      </w:rPr>
-    </w:lvl>
-    <w:lvl w:ilvl="5" w:tentative="1">
-      <w:start w:val="1"/>
-      <w:numFmt w:val="bullet"/>
-      <w:lvlText w:val=""/>
-      <w:lvlJc w:val="left"/>
-      <w:pPr>
-        <w:tabs>
-          <w:tab w:val="num" w:pos="4320"/>
-        </w:tabs>
-        <w:ind w:left="4320" w:hanging="360"/>
-      </w:pPr>
-      <w:rPr>
-        <w:rFonts w:ascii="Wingdings" w:hAnsi="Wingdings" w:hint="default"/>
-        <w:sz w:val="20"/>
-      </w:rPr>
-    </w:lvl>
-    <w:lvl w:ilvl="6" w:tentative="1">
-      <w:start w:val="1"/>
-      <w:numFmt w:val="bullet"/>
-      <w:lvlText w:val=""/>
-      <w:lvlJc w:val="left"/>
-      <w:pPr>
-        <w:tabs>
-          <w:tab w:val="num" w:pos="5040"/>
-        </w:tabs>
-        <w:ind w:left="5040" w:hanging="360"/>
-      </w:pPr>
-      <w:rPr>
-        <w:rFonts w:ascii="Wingdings" w:hAnsi="Wingdings" w:hint="default"/>
-        <w:sz w:val="20"/>
-      </w:rPr>
-    </w:lvl>
-    <w:lvl w:ilvl="7" w:tentative="1">
-      <w:start w:val="1"/>
-      <w:numFmt w:val="bullet"/>
-      <w:lvlText w:val=""/>
-      <w:lvlJc w:val="left"/>
-      <w:pPr>
-        <w:tabs>
-          <w:tab w:val="num" w:pos="5760"/>
-        </w:tabs>
-        <w:ind w:left="5760" w:hanging="360"/>
-      </w:pPr>
-      <w:rPr>
-        <w:rFonts w:ascii="Wingdings" w:hAnsi="Wingdings" w:hint="default"/>
-        <w:sz w:val="20"/>
-      </w:rPr>
-    </w:lvl>
-    <w:lvl w:ilvl="8" w:tentative="1">
-      <w:start w:val="1"/>
-      <w:numFmt w:val="bullet"/>
-      <w:lvlText w:val=""/>
-      <w:lvlJc w:val="left"/>
-      <w:pPr>
-        <w:tabs>
-          <w:tab w:val="num" w:pos="6480"/>
-        </w:tabs>
-        <w:ind w:left="6480" w:hanging="360"/>
-      </w:pPr>
-      <w:rPr>
-        <w:rFonts w:ascii="Wingdings" w:hAnsi="Wingdings" w:hint="default"/>
-        <w:sz w:val="20"/>
-      </w:rPr>
-    </w:lvl>
-  </w:abstractNum>
-  <w:abstractNum w:abstractNumId="16" w15:restartNumberingAfterBreak="0">
-    <w:nsid w:val="41C321BA"/>
-    <w:multiLevelType w:val="multilevel"/>
-    <w:tmpl w:val="3E4421DE"/>
-    <w:lvl w:ilvl="0">
-      <w:start w:val="1"/>
-      <w:numFmt w:val="bullet"/>
-      <w:lvlText w:val=""/>
-      <w:lvlJc w:val="left"/>
-      <w:pPr>
-        <w:tabs>
-          <w:tab w:val="num" w:pos="720"/>
-        </w:tabs>
-        <w:ind w:left="720" w:hanging="360"/>
-      </w:pPr>
-      <w:rPr>
-        <w:rFonts w:ascii="Symbol" w:hAnsi="Symbol" w:hint="default"/>
-        <w:sz w:val="20"/>
-      </w:rPr>
-    </w:lvl>
-    <w:lvl w:ilvl="1">
-      <w:start w:val="1"/>
-      <w:numFmt w:val="bullet"/>
-      <w:lvlText w:val="o"/>
-      <w:lvlJc w:val="left"/>
-      <w:pPr>
-        <w:tabs>
-          <w:tab w:val="num" w:pos="1440"/>
-        </w:tabs>
-        <w:ind w:left="1440" w:hanging="360"/>
-      </w:pPr>
-      <w:rPr>
-        <w:rFonts w:ascii="Courier New" w:hAnsi="Courier New" w:hint="default"/>
-        <w:sz w:val="20"/>
-      </w:rPr>
-    </w:lvl>
-    <w:lvl w:ilvl="2" w:tentative="1">
-      <w:start w:val="1"/>
-      <w:numFmt w:val="bullet"/>
-      <w:lvlText w:val=""/>
-      <w:lvlJc w:val="left"/>
-      <w:pPr>
-        <w:tabs>
-          <w:tab w:val="num" w:pos="2160"/>
-        </w:tabs>
-        <w:ind w:left="2160" w:hanging="360"/>
-      </w:pPr>
-      <w:rPr>
-        <w:rFonts w:ascii="Wingdings" w:hAnsi="Wingdings" w:hint="default"/>
-        <w:sz w:val="20"/>
-      </w:rPr>
-    </w:lvl>
-    <w:lvl w:ilvl="3" w:tentative="1">
-      <w:start w:val="1"/>
-      <w:numFmt w:val="bullet"/>
-      <w:lvlText w:val=""/>
-      <w:lvlJc w:val="left"/>
-      <w:pPr>
-        <w:tabs>
-          <w:tab w:val="num" w:pos="2880"/>
-        </w:tabs>
-        <w:ind w:left="2880" w:hanging="360"/>
-      </w:pPr>
-      <w:rPr>
-        <w:rFonts w:ascii="Wingdings" w:hAnsi="Wingdings" w:hint="default"/>
-        <w:sz w:val="20"/>
-      </w:rPr>
-    </w:lvl>
-    <w:lvl w:ilvl="4" w:tentative="1">
-      <w:start w:val="1"/>
-      <w:numFmt w:val="bullet"/>
-      <w:lvlText w:val=""/>
-      <w:lvlJc w:val="left"/>
-      <w:pPr>
-        <w:tabs>
-          <w:tab w:val="num" w:pos="3600"/>
-        </w:tabs>
-        <w:ind w:left="3600" w:hanging="360"/>
-      </w:pPr>
-      <w:rPr>
-        <w:rFonts w:ascii="Wingdings" w:hAnsi="Wingdings" w:hint="default"/>
-        <w:sz w:val="20"/>
-      </w:rPr>
-    </w:lvl>
-    <w:lvl w:ilvl="5" w:tentative="1">
-      <w:start w:val="1"/>
-      <w:numFmt w:val="bullet"/>
-      <w:lvlText w:val=""/>
-      <w:lvlJc w:val="left"/>
-      <w:pPr>
-        <w:tabs>
-          <w:tab w:val="num" w:pos="4320"/>
-        </w:tabs>
-        <w:ind w:left="4320" w:hanging="360"/>
-      </w:pPr>
-      <w:rPr>
-        <w:rFonts w:ascii="Wingdings" w:hAnsi="Wingdings" w:hint="default"/>
-        <w:sz w:val="20"/>
-      </w:rPr>
-    </w:lvl>
-    <w:lvl w:ilvl="6" w:tentative="1">
-      <w:start w:val="1"/>
-      <w:numFmt w:val="bullet"/>
-      <w:lvlText w:val=""/>
-      <w:lvlJc w:val="left"/>
-      <w:pPr>
-        <w:tabs>
-          <w:tab w:val="num" w:pos="5040"/>
-        </w:tabs>
-        <w:ind w:left="5040" w:hanging="360"/>
-      </w:pPr>
-      <w:rPr>
-        <w:rFonts w:ascii="Wingdings" w:hAnsi="Wingdings" w:hint="default"/>
-        <w:sz w:val="20"/>
-      </w:rPr>
-    </w:lvl>
-    <w:lvl w:ilvl="7" w:tentative="1">
-      <w:start w:val="1"/>
-      <w:numFmt w:val="bullet"/>
-      <w:lvlText w:val=""/>
-      <w:lvlJc w:val="left"/>
-      <w:pPr>
-        <w:tabs>
-          <w:tab w:val="num" w:pos="5760"/>
-        </w:tabs>
-        <w:ind w:left="5760" w:hanging="360"/>
-      </w:pPr>
-      <w:rPr>
-        <w:rFonts w:ascii="Wingdings" w:hAnsi="Wingdings" w:hint="default"/>
-        <w:sz w:val="20"/>
-      </w:rPr>
-    </w:lvl>
-    <w:lvl w:ilvl="8" w:tentative="1">
-      <w:start w:val="1"/>
-      <w:numFmt w:val="bullet"/>
-      <w:lvlText w:val=""/>
-      <w:lvlJc w:val="left"/>
-      <w:pPr>
-        <w:tabs>
-          <w:tab w:val="num" w:pos="6480"/>
-        </w:tabs>
-        <w:ind w:left="6480" w:hanging="360"/>
-      </w:pPr>
-      <w:rPr>
-        <w:rFonts w:ascii="Wingdings" w:hAnsi="Wingdings" w:hint="default"/>
-        <w:sz w:val="20"/>
-      </w:rPr>
-    </w:lvl>
-  </w:abstractNum>
-  <w:abstractNum w:abstractNumId="17" w15:restartNumberingAfterBreak="0">
-    <w:nsid w:val="436F2A41"/>
-    <w:multiLevelType w:val="multilevel"/>
-    <w:tmpl w:val="8F5AFF00"/>
-    <w:lvl w:ilvl="0">
-      <w:start w:val="1"/>
-      <w:numFmt w:val="bullet"/>
-      <w:lvlText w:val=""/>
-      <w:lvlJc w:val="left"/>
-      <w:pPr>
-        <w:tabs>
-          <w:tab w:val="num" w:pos="720"/>
-        </w:tabs>
-        <w:ind w:left="720" w:hanging="360"/>
-      </w:pPr>
-      <w:rPr>
-        <w:rFonts w:ascii="Symbol" w:hAnsi="Symbol" w:hint="default"/>
-        <w:sz w:val="20"/>
-      </w:rPr>
-    </w:lvl>
-    <w:lvl w:ilvl="1">
-      <w:start w:val="1"/>
-      <w:numFmt w:val="bullet"/>
-      <w:lvlText w:val="o"/>
-      <w:lvlJc w:val="left"/>
-      <w:pPr>
-        <w:tabs>
-          <w:tab w:val="num" w:pos="1440"/>
-        </w:tabs>
-        <w:ind w:left="1440" w:hanging="360"/>
-      </w:pPr>
-      <w:rPr>
-        <w:rFonts w:ascii="Courier New" w:hAnsi="Courier New" w:hint="default"/>
-        <w:sz w:val="20"/>
-      </w:rPr>
-    </w:lvl>
-    <w:lvl w:ilvl="2" w:tentative="1">
-      <w:start w:val="1"/>
-      <w:numFmt w:val="bullet"/>
-      <w:lvlText w:val=""/>
-      <w:lvlJc w:val="left"/>
-      <w:pPr>
-        <w:tabs>
-          <w:tab w:val="num" w:pos="2160"/>
-        </w:tabs>
-        <w:ind w:left="2160" w:hanging="360"/>
-      </w:pPr>
-      <w:rPr>
-        <w:rFonts w:ascii="Wingdings" w:hAnsi="Wingdings" w:hint="default"/>
-        <w:sz w:val="20"/>
-      </w:rPr>
-    </w:lvl>
-    <w:lvl w:ilvl="3" w:tentative="1">
-      <w:start w:val="1"/>
-      <w:numFmt w:val="bullet"/>
-      <w:lvlText w:val=""/>
-      <w:lvlJc w:val="left"/>
-      <w:pPr>
-        <w:tabs>
-          <w:tab w:val="num" w:pos="2880"/>
-        </w:tabs>
-        <w:ind w:left="2880" w:hanging="360"/>
-      </w:pPr>
-      <w:rPr>
-        <w:rFonts w:ascii="Wingdings" w:hAnsi="Wingdings" w:hint="default"/>
-        <w:sz w:val="20"/>
-      </w:rPr>
-    </w:lvl>
-    <w:lvl w:ilvl="4" w:tentative="1">
-      <w:start w:val="1"/>
-      <w:numFmt w:val="bullet"/>
-      <w:lvlText w:val=""/>
-      <w:lvlJc w:val="left"/>
-      <w:pPr>
-        <w:tabs>
-          <w:tab w:val="num" w:pos="3600"/>
-        </w:tabs>
-        <w:ind w:left="3600" w:hanging="360"/>
-      </w:pPr>
-      <w:rPr>
-        <w:rFonts w:ascii="Wingdings" w:hAnsi="Wingdings" w:hint="default"/>
-        <w:sz w:val="20"/>
-      </w:rPr>
-    </w:lvl>
-    <w:lvl w:ilvl="5" w:tentative="1">
-      <w:start w:val="1"/>
-      <w:numFmt w:val="bullet"/>
-      <w:lvlText w:val=""/>
-      <w:lvlJc w:val="left"/>
-      <w:pPr>
-        <w:tabs>
-          <w:tab w:val="num" w:pos="4320"/>
-        </w:tabs>
-        <w:ind w:left="4320" w:hanging="360"/>
-      </w:pPr>
-      <w:rPr>
-        <w:rFonts w:ascii="Wingdings" w:hAnsi="Wingdings" w:hint="default"/>
-        <w:sz w:val="20"/>
-      </w:rPr>
-    </w:lvl>
-    <w:lvl w:ilvl="6" w:tentative="1">
-      <w:start w:val="1"/>
-      <w:numFmt w:val="bullet"/>
-      <w:lvlText w:val=""/>
-      <w:lvlJc w:val="left"/>
-      <w:pPr>
-        <w:tabs>
-          <w:tab w:val="num" w:pos="5040"/>
-        </w:tabs>
-        <w:ind w:left="5040" w:hanging="360"/>
-      </w:pPr>
-      <w:rPr>
-        <w:rFonts w:ascii="Wingdings" w:hAnsi="Wingdings" w:hint="default"/>
-        <w:sz w:val="20"/>
-      </w:rPr>
-    </w:lvl>
-    <w:lvl w:ilvl="7" w:tentative="1">
-      <w:start w:val="1"/>
-      <w:numFmt w:val="bullet"/>
-      <w:lvlText w:val=""/>
-      <w:lvlJc w:val="left"/>
-      <w:pPr>
-        <w:tabs>
-          <w:tab w:val="num" w:pos="5760"/>
-        </w:tabs>
-        <w:ind w:left="5760" w:hanging="360"/>
-      </w:pPr>
-      <w:rPr>
-        <w:rFonts w:ascii="Wingdings" w:hAnsi="Wingdings" w:hint="default"/>
-        <w:sz w:val="20"/>
-      </w:rPr>
-    </w:lvl>
-    <w:lvl w:ilvl="8" w:tentative="1">
-      <w:start w:val="1"/>
-      <w:numFmt w:val="bullet"/>
-      <w:lvlText w:val=""/>
-      <w:lvlJc w:val="left"/>
-      <w:pPr>
-        <w:tabs>
-          <w:tab w:val="num" w:pos="6480"/>
-        </w:tabs>
-        <w:ind w:left="6480" w:hanging="360"/>
-      </w:pPr>
-      <w:rPr>
-        <w:rFonts w:ascii="Wingdings" w:hAnsi="Wingdings" w:hint="default"/>
-        <w:sz w:val="20"/>
-      </w:rPr>
-    </w:lvl>
-  </w:abstractNum>
-  <w:abstractNum w:abstractNumId="18" w15:restartNumberingAfterBreak="0">
-    <w:nsid w:val="4D311378"/>
-    <w:multiLevelType w:val="multilevel"/>
-    <w:tmpl w:val="4D3444D6"/>
-    <w:lvl w:ilvl="0">
-      <w:start w:val="1"/>
-      <w:numFmt w:val="bullet"/>
-      <w:lvlText w:val=""/>
-      <w:lvlJc w:val="left"/>
-      <w:pPr>
-        <w:tabs>
-          <w:tab w:val="num" w:pos="720"/>
-        </w:tabs>
-        <w:ind w:left="720" w:hanging="360"/>
-      </w:pPr>
-      <w:rPr>
-        <w:rFonts w:ascii="Symbol" w:hAnsi="Symbol" w:hint="default"/>
-        <w:sz w:val="20"/>
-      </w:rPr>
-    </w:lvl>
-    <w:lvl w:ilvl="1" w:tentative="1">
-      <w:start w:val="1"/>
-      <w:numFmt w:val="bullet"/>
-      <w:lvlText w:val="o"/>
-      <w:lvlJc w:val="left"/>
-      <w:pPr>
-        <w:tabs>
-          <w:tab w:val="num" w:pos="1440"/>
-        </w:tabs>
-        <w:ind w:left="1440" w:hanging="360"/>
-      </w:pPr>
-      <w:rPr>
-        <w:rFonts w:ascii="Courier New" w:hAnsi="Courier New" w:hint="default"/>
-        <w:sz w:val="20"/>
-      </w:rPr>
-    </w:lvl>
-    <w:lvl w:ilvl="2" w:tentative="1">
-      <w:start w:val="1"/>
-      <w:numFmt w:val="bullet"/>
-      <w:lvlText w:val=""/>
-      <w:lvlJc w:val="left"/>
-      <w:pPr>
-        <w:tabs>
-          <w:tab w:val="num" w:pos="2160"/>
-        </w:tabs>
-        <w:ind w:left="2160" w:hanging="360"/>
-      </w:pPr>
-      <w:rPr>
-        <w:rFonts w:ascii="Wingdings" w:hAnsi="Wingdings" w:hint="default"/>
-        <w:sz w:val="20"/>
-      </w:rPr>
-    </w:lvl>
-    <w:lvl w:ilvl="3" w:tentative="1">
-      <w:start w:val="1"/>
-      <w:numFmt w:val="bullet"/>
-      <w:lvlText w:val=""/>
-      <w:lvlJc w:val="left"/>
-      <w:pPr>
-        <w:tabs>
-          <w:tab w:val="num" w:pos="2880"/>
-        </w:tabs>
-        <w:ind w:left="2880" w:hanging="360"/>
-      </w:pPr>
-      <w:rPr>
-        <w:rFonts w:ascii="Wingdings" w:hAnsi="Wingdings" w:hint="default"/>
-        <w:sz w:val="20"/>
-      </w:rPr>
-    </w:lvl>
-    <w:lvl w:ilvl="4" w:tentative="1">
-      <w:start w:val="1"/>
-      <w:numFmt w:val="bullet"/>
-      <w:lvlText w:val=""/>
-      <w:lvlJc w:val="left"/>
-      <w:pPr>
-        <w:tabs>
-          <w:tab w:val="num" w:pos="3600"/>
-        </w:tabs>
-        <w:ind w:left="3600" w:hanging="360"/>
-      </w:pPr>
-      <w:rPr>
-        <w:rFonts w:ascii="Wingdings" w:hAnsi="Wingdings" w:hint="default"/>
-        <w:sz w:val="20"/>
-      </w:rPr>
-    </w:lvl>
-    <w:lvl w:ilvl="5" w:tentative="1">
-      <w:start w:val="1"/>
-      <w:numFmt w:val="bullet"/>
-      <w:lvlText w:val=""/>
-      <w:lvlJc w:val="left"/>
-      <w:pPr>
-        <w:tabs>
-          <w:tab w:val="num" w:pos="4320"/>
-        </w:tabs>
-        <w:ind w:left="4320" w:hanging="360"/>
-      </w:pPr>
-      <w:rPr>
-        <w:rFonts w:ascii="Wingdings" w:hAnsi="Wingdings" w:hint="default"/>
-        <w:sz w:val="20"/>
-      </w:rPr>
-    </w:lvl>
-    <w:lvl w:ilvl="6" w:tentative="1">
-      <w:start w:val="1"/>
-      <w:numFmt w:val="bullet"/>
-      <w:lvlText w:val=""/>
-      <w:lvlJc w:val="left"/>
-      <w:pPr>
-        <w:tabs>
-          <w:tab w:val="num" w:pos="5040"/>
-        </w:tabs>
-        <w:ind w:left="5040" w:hanging="360"/>
-      </w:pPr>
-      <w:rPr>
-        <w:rFonts w:ascii="Wingdings" w:hAnsi="Wingdings" w:hint="default"/>
-        <w:sz w:val="20"/>
-      </w:rPr>
-    </w:lvl>
-    <w:lvl w:ilvl="7" w:tentative="1">
-      <w:start w:val="1"/>
-      <w:numFmt w:val="bullet"/>
-      <w:lvlText w:val=""/>
-      <w:lvlJc w:val="left"/>
-      <w:pPr>
-        <w:tabs>
-          <w:tab w:val="num" w:pos="5760"/>
-        </w:tabs>
-        <w:ind w:left="5760" w:hanging="360"/>
-      </w:pPr>
-      <w:rPr>
-        <w:rFonts w:ascii="Wingdings" w:hAnsi="Wingdings" w:hint="default"/>
-        <w:sz w:val="20"/>
-      </w:rPr>
-    </w:lvl>
-    <w:lvl w:ilvl="8" w:tentative="1">
-      <w:start w:val="1"/>
-      <w:numFmt w:val="bullet"/>
-      <w:lvlText w:val=""/>
-      <w:lvlJc w:val="left"/>
-      <w:pPr>
-        <w:tabs>
-          <w:tab w:val="num" w:pos="6480"/>
-        </w:tabs>
-        <w:ind w:left="6480" w:hanging="360"/>
-      </w:pPr>
-      <w:rPr>
-        <w:rFonts w:ascii="Wingdings" w:hAnsi="Wingdings" w:hint="default"/>
-        <w:sz w:val="20"/>
-      </w:rPr>
-    </w:lvl>
-  </w:abstractNum>
-  <w:abstractNum w:abstractNumId="19" w15:restartNumberingAfterBreak="0">
-    <w:nsid w:val="4D9815B5"/>
-    <w:multiLevelType w:val="multilevel"/>
-    <w:tmpl w:val="C7383B80"/>
-    <w:lvl w:ilvl="0">
-      <w:start w:val="1"/>
-      <w:numFmt w:val="bullet"/>
-      <w:lvlText w:val=""/>
-      <w:lvlJc w:val="left"/>
-      <w:pPr>
-        <w:tabs>
-          <w:tab w:val="num" w:pos="720"/>
-        </w:tabs>
-        <w:ind w:left="720" w:hanging="360"/>
-      </w:pPr>
-      <w:rPr>
-        <w:rFonts w:ascii="Symbol" w:hAnsi="Symbol" w:hint="default"/>
-        <w:sz w:val="20"/>
-      </w:rPr>
-    </w:lvl>
-    <w:lvl w:ilvl="1" w:tentative="1">
-      <w:start w:val="1"/>
-      <w:numFmt w:val="bullet"/>
-      <w:lvlText w:val="o"/>
-      <w:lvlJc w:val="left"/>
-      <w:pPr>
-        <w:tabs>
-          <w:tab w:val="num" w:pos="1440"/>
-        </w:tabs>
-        <w:ind w:left="1440" w:hanging="360"/>
-      </w:pPr>
-      <w:rPr>
-        <w:rFonts w:ascii="Courier New" w:hAnsi="Courier New" w:hint="default"/>
-        <w:sz w:val="20"/>
-      </w:rPr>
-    </w:lvl>
-    <w:lvl w:ilvl="2" w:tentative="1">
-      <w:start w:val="1"/>
-      <w:numFmt w:val="bullet"/>
-      <w:lvlText w:val=""/>
-      <w:lvlJc w:val="left"/>
-      <w:pPr>
-        <w:tabs>
-          <w:tab w:val="num" w:pos="2160"/>
-        </w:tabs>
-        <w:ind w:left="2160" w:hanging="360"/>
-      </w:pPr>
-      <w:rPr>
-        <w:rFonts w:ascii="Wingdings" w:hAnsi="Wingdings" w:hint="default"/>
-        <w:sz w:val="20"/>
-      </w:rPr>
-    </w:lvl>
-    <w:lvl w:ilvl="3" w:tentative="1">
-      <w:start w:val="1"/>
-      <w:numFmt w:val="bullet"/>
-      <w:lvlText w:val=""/>
-      <w:lvlJc w:val="left"/>
-      <w:pPr>
-        <w:tabs>
-          <w:tab w:val="num" w:pos="2880"/>
-        </w:tabs>
-        <w:ind w:left="2880" w:hanging="360"/>
-      </w:pPr>
-      <w:rPr>
-        <w:rFonts w:ascii="Wingdings" w:hAnsi="Wingdings" w:hint="default"/>
-        <w:sz w:val="20"/>
-      </w:rPr>
-    </w:lvl>
-    <w:lvl w:ilvl="4" w:tentative="1">
-      <w:start w:val="1"/>
-      <w:numFmt w:val="bullet"/>
-      <w:lvlText w:val=""/>
-      <w:lvlJc w:val="left"/>
-      <w:pPr>
-        <w:tabs>
-          <w:tab w:val="num" w:pos="3600"/>
-        </w:tabs>
-        <w:ind w:left="3600" w:hanging="360"/>
-      </w:pPr>
-      <w:rPr>
-        <w:rFonts w:ascii="Wingdings" w:hAnsi="Wingdings" w:hint="default"/>
-        <w:sz w:val="20"/>
-      </w:rPr>
-    </w:lvl>
-    <w:lvl w:ilvl="5" w:tentative="1">
-      <w:start w:val="1"/>
-      <w:numFmt w:val="bullet"/>
-      <w:lvlText w:val=""/>
-      <w:lvlJc w:val="left"/>
-      <w:pPr>
-        <w:tabs>
-          <w:tab w:val="num" w:pos="4320"/>
-        </w:tabs>
-        <w:ind w:left="4320" w:hanging="360"/>
-      </w:pPr>
-      <w:rPr>
-        <w:rFonts w:ascii="Wingdings" w:hAnsi="Wingdings" w:hint="default"/>
-        <w:sz w:val="20"/>
-      </w:rPr>
-    </w:lvl>
-    <w:lvl w:ilvl="6" w:tentative="1">
-      <w:start w:val="1"/>
-      <w:numFmt w:val="bullet"/>
-      <w:lvlText w:val=""/>
-      <w:lvlJc w:val="left"/>
-      <w:pPr>
-        <w:tabs>
-          <w:tab w:val="num" w:pos="5040"/>
-        </w:tabs>
-        <w:ind w:left="5040" w:hanging="360"/>
-      </w:pPr>
-      <w:rPr>
-        <w:rFonts w:ascii="Wingdings" w:hAnsi="Wingdings" w:hint="default"/>
-        <w:sz w:val="20"/>
-      </w:rPr>
-    </w:lvl>
-    <w:lvl w:ilvl="7" w:tentative="1">
-      <w:start w:val="1"/>
-      <w:numFmt w:val="bullet"/>
-      <w:lvlText w:val=""/>
-      <w:lvlJc w:val="left"/>
-      <w:pPr>
-        <w:tabs>
-          <w:tab w:val="num" w:pos="5760"/>
-        </w:tabs>
-        <w:ind w:left="5760" w:hanging="360"/>
-      </w:pPr>
-      <w:rPr>
-        <w:rFonts w:ascii="Wingdings" w:hAnsi="Wingdings" w:hint="default"/>
-        <w:sz w:val="20"/>
-      </w:rPr>
-    </w:lvl>
-    <w:lvl w:ilvl="8" w:tentative="1">
-      <w:start w:val="1"/>
-      <w:numFmt w:val="bullet"/>
-      <w:lvlText w:val=""/>
-      <w:lvlJc w:val="left"/>
-      <w:pPr>
-        <w:tabs>
-          <w:tab w:val="num" w:pos="6480"/>
-        </w:tabs>
-        <w:ind w:left="6480" w:hanging="360"/>
-      </w:pPr>
-      <w:rPr>
-        <w:rFonts w:ascii="Wingdings" w:hAnsi="Wingdings" w:hint="default"/>
-        <w:sz w:val="20"/>
-      </w:rPr>
-    </w:lvl>
-  </w:abstractNum>
-  <w:abstractNum w:abstractNumId="20" w15:restartNumberingAfterBreak="0">
-    <w:nsid w:val="50785E00"/>
-    <w:multiLevelType w:val="multilevel"/>
-    <w:tmpl w:val="CB3C708E"/>
-    <w:lvl w:ilvl="0">
-      <w:start w:val="1"/>
-      <w:numFmt w:val="bullet"/>
-      <w:lvlText w:val=""/>
-      <w:lvlJc w:val="left"/>
-      <w:pPr>
-        <w:tabs>
-          <w:tab w:val="num" w:pos="720"/>
-        </w:tabs>
-        <w:ind w:left="720" w:hanging="360"/>
-      </w:pPr>
-      <w:rPr>
-        <w:rFonts w:ascii="Symbol" w:hAnsi="Symbol" w:hint="default"/>
-        <w:sz w:val="20"/>
-      </w:rPr>
-    </w:lvl>
-    <w:lvl w:ilvl="1" w:tentative="1">
-      <w:start w:val="1"/>
-      <w:numFmt w:val="bullet"/>
-      <w:lvlText w:val="o"/>
-      <w:lvlJc w:val="left"/>
-      <w:pPr>
-        <w:tabs>
-          <w:tab w:val="num" w:pos="1440"/>
-        </w:tabs>
-        <w:ind w:left="1440" w:hanging="360"/>
-      </w:pPr>
-      <w:rPr>
-        <w:rFonts w:ascii="Courier New" w:hAnsi="Courier New" w:hint="default"/>
-        <w:sz w:val="20"/>
-      </w:rPr>
-    </w:lvl>
-    <w:lvl w:ilvl="2" w:tentative="1">
-      <w:start w:val="1"/>
-      <w:numFmt w:val="bullet"/>
-      <w:lvlText w:val=""/>
-      <w:lvlJc w:val="left"/>
-      <w:pPr>
-        <w:tabs>
-          <w:tab w:val="num" w:pos="2160"/>
-        </w:tabs>
-        <w:ind w:left="2160" w:hanging="360"/>
-      </w:pPr>
-      <w:rPr>
-        <w:rFonts w:ascii="Wingdings" w:hAnsi="Wingdings" w:hint="default"/>
-        <w:sz w:val="20"/>
-      </w:rPr>
-    </w:lvl>
-    <w:lvl w:ilvl="3" w:tentative="1">
-      <w:start w:val="1"/>
-      <w:numFmt w:val="bullet"/>
-      <w:lvlText w:val=""/>
-      <w:lvlJc w:val="left"/>
-      <w:pPr>
-        <w:tabs>
-          <w:tab w:val="num" w:pos="2880"/>
-        </w:tabs>
-        <w:ind w:left="2880" w:hanging="360"/>
-      </w:pPr>
-      <w:rPr>
-        <w:rFonts w:ascii="Wingdings" w:hAnsi="Wingdings" w:hint="default"/>
-        <w:sz w:val="20"/>
-      </w:rPr>
-    </w:lvl>
-    <w:lvl w:ilvl="4" w:tentative="1">
-      <w:start w:val="1"/>
-      <w:numFmt w:val="bullet"/>
-      <w:lvlText w:val=""/>
-      <w:lvlJc w:val="left"/>
-      <w:pPr>
-        <w:tabs>
-          <w:tab w:val="num" w:pos="3600"/>
-        </w:tabs>
-        <w:ind w:left="3600" w:hanging="360"/>
-      </w:pPr>
-      <w:rPr>
-        <w:rFonts w:ascii="Wingdings" w:hAnsi="Wingdings" w:hint="default"/>
-        <w:sz w:val="20"/>
-      </w:rPr>
-    </w:lvl>
-    <w:lvl w:ilvl="5" w:tentative="1">
-      <w:start w:val="1"/>
-      <w:numFmt w:val="bullet"/>
-      <w:lvlText w:val=""/>
-      <w:lvlJc w:val="left"/>
-      <w:pPr>
-        <w:tabs>
-          <w:tab w:val="num" w:pos="4320"/>
-        </w:tabs>
-        <w:ind w:left="4320" w:hanging="360"/>
-      </w:pPr>
-      <w:rPr>
-        <w:rFonts w:ascii="Wingdings" w:hAnsi="Wingdings" w:hint="default"/>
-        <w:sz w:val="20"/>
-      </w:rPr>
-    </w:lvl>
-    <w:lvl w:ilvl="6" w:tentative="1">
-      <w:start w:val="1"/>
-      <w:numFmt w:val="bullet"/>
-      <w:lvlText w:val=""/>
-      <w:lvlJc w:val="left"/>
-      <w:pPr>
-        <w:tabs>
-          <w:tab w:val="num" w:pos="5040"/>
-        </w:tabs>
-        <w:ind w:left="5040" w:hanging="360"/>
-      </w:pPr>
-      <w:rPr>
-        <w:rFonts w:ascii="Wingdings" w:hAnsi="Wingdings" w:hint="default"/>
-        <w:sz w:val="20"/>
-      </w:rPr>
-    </w:lvl>
-    <w:lvl w:ilvl="7" w:tentative="1">
-      <w:start w:val="1"/>
-      <w:numFmt w:val="bullet"/>
-      <w:lvlText w:val=""/>
-      <w:lvlJc w:val="left"/>
-      <w:pPr>
-        <w:tabs>
-          <w:tab w:val="num" w:pos="5760"/>
-        </w:tabs>
-        <w:ind w:left="5760" w:hanging="360"/>
-      </w:pPr>
-      <w:rPr>
-        <w:rFonts w:ascii="Wingdings" w:hAnsi="Wingdings" w:hint="default"/>
-        <w:sz w:val="20"/>
-      </w:rPr>
-    </w:lvl>
-    <w:lvl w:ilvl="8" w:tentative="1">
-      <w:start w:val="1"/>
-      <w:numFmt w:val="bullet"/>
-      <w:lvlText w:val=""/>
-      <w:lvlJc w:val="left"/>
-      <w:pPr>
-        <w:tabs>
-          <w:tab w:val="num" w:pos="6480"/>
-        </w:tabs>
-        <w:ind w:left="6480" w:hanging="360"/>
-      </w:pPr>
-      <w:rPr>
-        <w:rFonts w:ascii="Wingdings" w:hAnsi="Wingdings" w:hint="default"/>
-        <w:sz w:val="20"/>
-      </w:rPr>
-    </w:lvl>
-  </w:abstractNum>
-  <w:abstractNum w:abstractNumId="21" w15:restartNumberingAfterBreak="0">
-    <w:nsid w:val="582D7DFB"/>
-    <w:multiLevelType w:val="multilevel"/>
-    <w:tmpl w:val="D50262EE"/>
+    <w:tmpl w:val="EB3638C0"/>
     <w:lvl w:ilvl="0">
       <w:start w:val="1"/>
       <w:numFmt w:val="bullet"/>
@@ -14718,14 +18194,14 @@
       </w:rPr>
     </w:lvl>
   </w:abstractNum>
-  <w:abstractNum w:abstractNumId="22" w15:restartNumberingAfterBreak="0">
-    <w:nsid w:val="5B907785"/>
+  <w:abstractNum w:abstractNumId="30" w15:restartNumberingAfterBreak="0">
+    <w:nsid w:val="62F76503"/>
     <w:multiLevelType w:val="multilevel"/>
-    <w:tmpl w:val="1C88CEFA"/>
+    <w:tmpl w:val="D23CF336"/>
     <w:lvl w:ilvl="0">
       <w:start w:val="1"/>
-      <w:numFmt w:val="decimal"/>
-      <w:lvlText w:val="%1."/>
+      <w:numFmt w:val="bullet"/>
+      <w:lvlText w:val=""/>
       <w:lvlJc w:val="left"/>
       <w:pPr>
         <w:tabs>
@@ -14733,8 +18209,310 @@
         </w:tabs>
         <w:ind w:left="720" w:hanging="360"/>
       </w:pPr>
+      <w:rPr>
+        <w:rFonts w:ascii="Symbol" w:hAnsi="Symbol" w:hint="default"/>
+        <w:sz w:val="20"/>
+      </w:rPr>
     </w:lvl>
     <w:lvl w:ilvl="1" w:tentative="1">
+      <w:start w:val="1"/>
+      <w:numFmt w:val="bullet"/>
+      <w:lvlText w:val="o"/>
+      <w:lvlJc w:val="left"/>
+      <w:pPr>
+        <w:tabs>
+          <w:tab w:val="num" w:pos="1440"/>
+        </w:tabs>
+        <w:ind w:left="1440" w:hanging="360"/>
+      </w:pPr>
+      <w:rPr>
+        <w:rFonts w:ascii="Courier New" w:hAnsi="Courier New" w:hint="default"/>
+        <w:sz w:val="20"/>
+      </w:rPr>
+    </w:lvl>
+    <w:lvl w:ilvl="2" w:tentative="1">
+      <w:start w:val="1"/>
+      <w:numFmt w:val="bullet"/>
+      <w:lvlText w:val=""/>
+      <w:lvlJc w:val="left"/>
+      <w:pPr>
+        <w:tabs>
+          <w:tab w:val="num" w:pos="2160"/>
+        </w:tabs>
+        <w:ind w:left="2160" w:hanging="360"/>
+      </w:pPr>
+      <w:rPr>
+        <w:rFonts w:ascii="Wingdings" w:hAnsi="Wingdings" w:hint="default"/>
+        <w:sz w:val="20"/>
+      </w:rPr>
+    </w:lvl>
+    <w:lvl w:ilvl="3" w:tentative="1">
+      <w:start w:val="1"/>
+      <w:numFmt w:val="bullet"/>
+      <w:lvlText w:val=""/>
+      <w:lvlJc w:val="left"/>
+      <w:pPr>
+        <w:tabs>
+          <w:tab w:val="num" w:pos="2880"/>
+        </w:tabs>
+        <w:ind w:left="2880" w:hanging="360"/>
+      </w:pPr>
+      <w:rPr>
+        <w:rFonts w:ascii="Wingdings" w:hAnsi="Wingdings" w:hint="default"/>
+        <w:sz w:val="20"/>
+      </w:rPr>
+    </w:lvl>
+    <w:lvl w:ilvl="4" w:tentative="1">
+      <w:start w:val="1"/>
+      <w:numFmt w:val="bullet"/>
+      <w:lvlText w:val=""/>
+      <w:lvlJc w:val="left"/>
+      <w:pPr>
+        <w:tabs>
+          <w:tab w:val="num" w:pos="3600"/>
+        </w:tabs>
+        <w:ind w:left="3600" w:hanging="360"/>
+      </w:pPr>
+      <w:rPr>
+        <w:rFonts w:ascii="Wingdings" w:hAnsi="Wingdings" w:hint="default"/>
+        <w:sz w:val="20"/>
+      </w:rPr>
+    </w:lvl>
+    <w:lvl w:ilvl="5" w:tentative="1">
+      <w:start w:val="1"/>
+      <w:numFmt w:val="bullet"/>
+      <w:lvlText w:val=""/>
+      <w:lvlJc w:val="left"/>
+      <w:pPr>
+        <w:tabs>
+          <w:tab w:val="num" w:pos="4320"/>
+        </w:tabs>
+        <w:ind w:left="4320" w:hanging="360"/>
+      </w:pPr>
+      <w:rPr>
+        <w:rFonts w:ascii="Wingdings" w:hAnsi="Wingdings" w:hint="default"/>
+        <w:sz w:val="20"/>
+      </w:rPr>
+    </w:lvl>
+    <w:lvl w:ilvl="6" w:tentative="1">
+      <w:start w:val="1"/>
+      <w:numFmt w:val="bullet"/>
+      <w:lvlText w:val=""/>
+      <w:lvlJc w:val="left"/>
+      <w:pPr>
+        <w:tabs>
+          <w:tab w:val="num" w:pos="5040"/>
+        </w:tabs>
+        <w:ind w:left="5040" w:hanging="360"/>
+      </w:pPr>
+      <w:rPr>
+        <w:rFonts w:ascii="Wingdings" w:hAnsi="Wingdings" w:hint="default"/>
+        <w:sz w:val="20"/>
+      </w:rPr>
+    </w:lvl>
+    <w:lvl w:ilvl="7" w:tentative="1">
+      <w:start w:val="1"/>
+      <w:numFmt w:val="bullet"/>
+      <w:lvlText w:val=""/>
+      <w:lvlJc w:val="left"/>
+      <w:pPr>
+        <w:tabs>
+          <w:tab w:val="num" w:pos="5760"/>
+        </w:tabs>
+        <w:ind w:left="5760" w:hanging="360"/>
+      </w:pPr>
+      <w:rPr>
+        <w:rFonts w:ascii="Wingdings" w:hAnsi="Wingdings" w:hint="default"/>
+        <w:sz w:val="20"/>
+      </w:rPr>
+    </w:lvl>
+    <w:lvl w:ilvl="8" w:tentative="1">
+      <w:start w:val="1"/>
+      <w:numFmt w:val="bullet"/>
+      <w:lvlText w:val=""/>
+      <w:lvlJc w:val="left"/>
+      <w:pPr>
+        <w:tabs>
+          <w:tab w:val="num" w:pos="6480"/>
+        </w:tabs>
+        <w:ind w:left="6480" w:hanging="360"/>
+      </w:pPr>
+      <w:rPr>
+        <w:rFonts w:ascii="Wingdings" w:hAnsi="Wingdings" w:hint="default"/>
+        <w:sz w:val="20"/>
+      </w:rPr>
+    </w:lvl>
+  </w:abstractNum>
+  <w:abstractNum w:abstractNumId="31" w15:restartNumberingAfterBreak="0">
+    <w:nsid w:val="640A1784"/>
+    <w:multiLevelType w:val="multilevel"/>
+    <w:tmpl w:val="B0DEC850"/>
+    <w:lvl w:ilvl="0">
+      <w:start w:val="1"/>
+      <w:numFmt w:val="bullet"/>
+      <w:lvlText w:val=""/>
+      <w:lvlJc w:val="left"/>
+      <w:pPr>
+        <w:tabs>
+          <w:tab w:val="num" w:pos="720"/>
+        </w:tabs>
+        <w:ind w:left="720" w:hanging="360"/>
+      </w:pPr>
+      <w:rPr>
+        <w:rFonts w:ascii="Symbol" w:hAnsi="Symbol" w:hint="default"/>
+        <w:sz w:val="20"/>
+      </w:rPr>
+    </w:lvl>
+    <w:lvl w:ilvl="1">
+      <w:start w:val="1"/>
+      <w:numFmt w:val="bullet"/>
+      <w:lvlText w:val="o"/>
+      <w:lvlJc w:val="left"/>
+      <w:pPr>
+        <w:tabs>
+          <w:tab w:val="num" w:pos="1440"/>
+        </w:tabs>
+        <w:ind w:left="1440" w:hanging="360"/>
+      </w:pPr>
+      <w:rPr>
+        <w:rFonts w:ascii="Courier New" w:hAnsi="Courier New" w:hint="default"/>
+        <w:sz w:val="20"/>
+      </w:rPr>
+    </w:lvl>
+    <w:lvl w:ilvl="2" w:tentative="1">
+      <w:start w:val="1"/>
+      <w:numFmt w:val="bullet"/>
+      <w:lvlText w:val=""/>
+      <w:lvlJc w:val="left"/>
+      <w:pPr>
+        <w:tabs>
+          <w:tab w:val="num" w:pos="2160"/>
+        </w:tabs>
+        <w:ind w:left="2160" w:hanging="360"/>
+      </w:pPr>
+      <w:rPr>
+        <w:rFonts w:ascii="Wingdings" w:hAnsi="Wingdings" w:hint="default"/>
+        <w:sz w:val="20"/>
+      </w:rPr>
+    </w:lvl>
+    <w:lvl w:ilvl="3" w:tentative="1">
+      <w:start w:val="1"/>
+      <w:numFmt w:val="bullet"/>
+      <w:lvlText w:val=""/>
+      <w:lvlJc w:val="left"/>
+      <w:pPr>
+        <w:tabs>
+          <w:tab w:val="num" w:pos="2880"/>
+        </w:tabs>
+        <w:ind w:left="2880" w:hanging="360"/>
+      </w:pPr>
+      <w:rPr>
+        <w:rFonts w:ascii="Wingdings" w:hAnsi="Wingdings" w:hint="default"/>
+        <w:sz w:val="20"/>
+      </w:rPr>
+    </w:lvl>
+    <w:lvl w:ilvl="4" w:tentative="1">
+      <w:start w:val="1"/>
+      <w:numFmt w:val="bullet"/>
+      <w:lvlText w:val=""/>
+      <w:lvlJc w:val="left"/>
+      <w:pPr>
+        <w:tabs>
+          <w:tab w:val="num" w:pos="3600"/>
+        </w:tabs>
+        <w:ind w:left="3600" w:hanging="360"/>
+      </w:pPr>
+      <w:rPr>
+        <w:rFonts w:ascii="Wingdings" w:hAnsi="Wingdings" w:hint="default"/>
+        <w:sz w:val="20"/>
+      </w:rPr>
+    </w:lvl>
+    <w:lvl w:ilvl="5" w:tentative="1">
+      <w:start w:val="1"/>
+      <w:numFmt w:val="bullet"/>
+      <w:lvlText w:val=""/>
+      <w:lvlJc w:val="left"/>
+      <w:pPr>
+        <w:tabs>
+          <w:tab w:val="num" w:pos="4320"/>
+        </w:tabs>
+        <w:ind w:left="4320" w:hanging="360"/>
+      </w:pPr>
+      <w:rPr>
+        <w:rFonts w:ascii="Wingdings" w:hAnsi="Wingdings" w:hint="default"/>
+        <w:sz w:val="20"/>
+      </w:rPr>
+    </w:lvl>
+    <w:lvl w:ilvl="6" w:tentative="1">
+      <w:start w:val="1"/>
+      <w:numFmt w:val="bullet"/>
+      <w:lvlText w:val=""/>
+      <w:lvlJc w:val="left"/>
+      <w:pPr>
+        <w:tabs>
+          <w:tab w:val="num" w:pos="5040"/>
+        </w:tabs>
+        <w:ind w:left="5040" w:hanging="360"/>
+      </w:pPr>
+      <w:rPr>
+        <w:rFonts w:ascii="Wingdings" w:hAnsi="Wingdings" w:hint="default"/>
+        <w:sz w:val="20"/>
+      </w:rPr>
+    </w:lvl>
+    <w:lvl w:ilvl="7" w:tentative="1">
+      <w:start w:val="1"/>
+      <w:numFmt w:val="bullet"/>
+      <w:lvlText w:val=""/>
+      <w:lvlJc w:val="left"/>
+      <w:pPr>
+        <w:tabs>
+          <w:tab w:val="num" w:pos="5760"/>
+        </w:tabs>
+        <w:ind w:left="5760" w:hanging="360"/>
+      </w:pPr>
+      <w:rPr>
+        <w:rFonts w:ascii="Wingdings" w:hAnsi="Wingdings" w:hint="default"/>
+        <w:sz w:val="20"/>
+      </w:rPr>
+    </w:lvl>
+    <w:lvl w:ilvl="8" w:tentative="1">
+      <w:start w:val="1"/>
+      <w:numFmt w:val="bullet"/>
+      <w:lvlText w:val=""/>
+      <w:lvlJc w:val="left"/>
+      <w:pPr>
+        <w:tabs>
+          <w:tab w:val="num" w:pos="6480"/>
+        </w:tabs>
+        <w:ind w:left="6480" w:hanging="360"/>
+      </w:pPr>
+      <w:rPr>
+        <w:rFonts w:ascii="Wingdings" w:hAnsi="Wingdings" w:hint="default"/>
+        <w:sz w:val="20"/>
+      </w:rPr>
+    </w:lvl>
+  </w:abstractNum>
+  <w:abstractNum w:abstractNumId="32" w15:restartNumberingAfterBreak="0">
+    <w:nsid w:val="67601573"/>
+    <w:multiLevelType w:val="multilevel"/>
+    <w:tmpl w:val="35883072"/>
+    <w:lvl w:ilvl="0">
+      <w:start w:val="1"/>
+      <w:numFmt w:val="bullet"/>
+      <w:lvlText w:val=""/>
+      <w:lvlJc w:val="left"/>
+      <w:pPr>
+        <w:tabs>
+          <w:tab w:val="num" w:pos="720"/>
+        </w:tabs>
+        <w:ind w:left="720" w:hanging="360"/>
+      </w:pPr>
+      <w:rPr>
+        <w:rFonts w:ascii="Symbol" w:hAnsi="Symbol" w:hint="default"/>
+        <w:sz w:val="20"/>
+      </w:rPr>
+    </w:lvl>
+    <w:lvl w:ilvl="1">
       <w:start w:val="1"/>
       <w:numFmt w:val="decimal"/>
       <w:lvlText w:val="%2."/>
@@ -14748,8 +18526,8 @@
     </w:lvl>
     <w:lvl w:ilvl="2" w:tentative="1">
       <w:start w:val="1"/>
-      <w:numFmt w:val="decimal"/>
-      <w:lvlText w:val="%3."/>
+      <w:numFmt w:val="bullet"/>
+      <w:lvlText w:val=""/>
       <w:lvlJc w:val="left"/>
       <w:pPr>
         <w:tabs>
@@ -14757,11 +18535,15 @@
         </w:tabs>
         <w:ind w:left="2160" w:hanging="360"/>
       </w:pPr>
+      <w:rPr>
+        <w:rFonts w:ascii="Wingdings" w:hAnsi="Wingdings" w:hint="default"/>
+        <w:sz w:val="20"/>
+      </w:rPr>
     </w:lvl>
     <w:lvl w:ilvl="3" w:tentative="1">
       <w:start w:val="1"/>
-      <w:numFmt w:val="decimal"/>
-      <w:lvlText w:val="%4."/>
+      <w:numFmt w:val="bullet"/>
+      <w:lvlText w:val=""/>
       <w:lvlJc w:val="left"/>
       <w:pPr>
         <w:tabs>
@@ -14769,11 +18551,15 @@
         </w:tabs>
         <w:ind w:left="2880" w:hanging="360"/>
       </w:pPr>
+      <w:rPr>
+        <w:rFonts w:ascii="Wingdings" w:hAnsi="Wingdings" w:hint="default"/>
+        <w:sz w:val="20"/>
+      </w:rPr>
     </w:lvl>
     <w:lvl w:ilvl="4" w:tentative="1">
       <w:start w:val="1"/>
-      <w:numFmt w:val="decimal"/>
-      <w:lvlText w:val="%5."/>
+      <w:numFmt w:val="bullet"/>
+      <w:lvlText w:val=""/>
       <w:lvlJc w:val="left"/>
       <w:pPr>
         <w:tabs>
@@ -14781,11 +18567,15 @@
         </w:tabs>
         <w:ind w:left="3600" w:hanging="360"/>
       </w:pPr>
+      <w:rPr>
+        <w:rFonts w:ascii="Wingdings" w:hAnsi="Wingdings" w:hint="default"/>
+        <w:sz w:val="20"/>
+      </w:rPr>
     </w:lvl>
     <w:lvl w:ilvl="5" w:tentative="1">
       <w:start w:val="1"/>
-      <w:numFmt w:val="decimal"/>
-      <w:lvlText w:val="%6."/>
+      <w:numFmt w:val="bullet"/>
+      <w:lvlText w:val=""/>
       <w:lvlJc w:val="left"/>
       <w:pPr>
         <w:tabs>
@@ -14793,11 +18583,15 @@
         </w:tabs>
         <w:ind w:left="4320" w:hanging="360"/>
       </w:pPr>
+      <w:rPr>
+        <w:rFonts w:ascii="Wingdings" w:hAnsi="Wingdings" w:hint="default"/>
+        <w:sz w:val="20"/>
+      </w:rPr>
     </w:lvl>
     <w:lvl w:ilvl="6" w:tentative="1">
       <w:start w:val="1"/>
-      <w:numFmt w:val="decimal"/>
-      <w:lvlText w:val="%7."/>
+      <w:numFmt w:val="bullet"/>
+      <w:lvlText w:val=""/>
       <w:lvlJc w:val="left"/>
       <w:pPr>
         <w:tabs>
@@ -14805,11 +18599,15 @@
         </w:tabs>
         <w:ind w:left="5040" w:hanging="360"/>
       </w:pPr>
+      <w:rPr>
+        <w:rFonts w:ascii="Wingdings" w:hAnsi="Wingdings" w:hint="default"/>
+        <w:sz w:val="20"/>
+      </w:rPr>
     </w:lvl>
     <w:lvl w:ilvl="7" w:tentative="1">
       <w:start w:val="1"/>
-      <w:numFmt w:val="decimal"/>
-      <w:lvlText w:val="%8."/>
+      <w:numFmt w:val="bullet"/>
+      <w:lvlText w:val=""/>
       <w:lvlJc w:val="left"/>
       <w:pPr>
         <w:tabs>
@@ -14817,11 +18615,15 @@
         </w:tabs>
         <w:ind w:left="5760" w:hanging="360"/>
       </w:pPr>
+      <w:rPr>
+        <w:rFonts w:ascii="Wingdings" w:hAnsi="Wingdings" w:hint="default"/>
+        <w:sz w:val="20"/>
+      </w:rPr>
     </w:lvl>
     <w:lvl w:ilvl="8" w:tentative="1">
       <w:start w:val="1"/>
-      <w:numFmt w:val="decimal"/>
-      <w:lvlText w:val="%9."/>
+      <w:numFmt w:val="bullet"/>
+      <w:lvlText w:val=""/>
       <w:lvlJc w:val="left"/>
       <w:pPr>
         <w:tabs>
@@ -14829,12 +18631,463 @@
         </w:tabs>
         <w:ind w:left="6480" w:hanging="360"/>
       </w:pPr>
+      <w:rPr>
+        <w:rFonts w:ascii="Wingdings" w:hAnsi="Wingdings" w:hint="default"/>
+        <w:sz w:val="20"/>
+      </w:rPr>
     </w:lvl>
   </w:abstractNum>
-  <w:abstractNum w:abstractNumId="23" w15:restartNumberingAfterBreak="0">
-    <w:nsid w:val="5C893C34"/>
+  <w:abstractNum w:abstractNumId="33" w15:restartNumberingAfterBreak="0">
+    <w:nsid w:val="6D4D64BD"/>
     <w:multiLevelType w:val="multilevel"/>
-    <w:tmpl w:val="BC0A3C82"/>
+    <w:tmpl w:val="C020375A"/>
+    <w:lvl w:ilvl="0">
+      <w:start w:val="1"/>
+      <w:numFmt w:val="bullet"/>
+      <w:lvlText w:val=""/>
+      <w:lvlJc w:val="left"/>
+      <w:pPr>
+        <w:tabs>
+          <w:tab w:val="num" w:pos="720"/>
+        </w:tabs>
+        <w:ind w:left="720" w:hanging="360"/>
+      </w:pPr>
+      <w:rPr>
+        <w:rFonts w:ascii="Symbol" w:hAnsi="Symbol" w:hint="default"/>
+        <w:sz w:val="20"/>
+      </w:rPr>
+    </w:lvl>
+    <w:lvl w:ilvl="1" w:tentative="1">
+      <w:start w:val="1"/>
+      <w:numFmt w:val="bullet"/>
+      <w:lvlText w:val="o"/>
+      <w:lvlJc w:val="left"/>
+      <w:pPr>
+        <w:tabs>
+          <w:tab w:val="num" w:pos="1440"/>
+        </w:tabs>
+        <w:ind w:left="1440" w:hanging="360"/>
+      </w:pPr>
+      <w:rPr>
+        <w:rFonts w:ascii="Courier New" w:hAnsi="Courier New" w:hint="default"/>
+        <w:sz w:val="20"/>
+      </w:rPr>
+    </w:lvl>
+    <w:lvl w:ilvl="2" w:tentative="1">
+      <w:start w:val="1"/>
+      <w:numFmt w:val="bullet"/>
+      <w:lvlText w:val=""/>
+      <w:lvlJc w:val="left"/>
+      <w:pPr>
+        <w:tabs>
+          <w:tab w:val="num" w:pos="2160"/>
+        </w:tabs>
+        <w:ind w:left="2160" w:hanging="360"/>
+      </w:pPr>
+      <w:rPr>
+        <w:rFonts w:ascii="Wingdings" w:hAnsi="Wingdings" w:hint="default"/>
+        <w:sz w:val="20"/>
+      </w:rPr>
+    </w:lvl>
+    <w:lvl w:ilvl="3" w:tentative="1">
+      <w:start w:val="1"/>
+      <w:numFmt w:val="bullet"/>
+      <w:lvlText w:val=""/>
+      <w:lvlJc w:val="left"/>
+      <w:pPr>
+        <w:tabs>
+          <w:tab w:val="num" w:pos="2880"/>
+        </w:tabs>
+        <w:ind w:left="2880" w:hanging="360"/>
+      </w:pPr>
+      <w:rPr>
+        <w:rFonts w:ascii="Wingdings" w:hAnsi="Wingdings" w:hint="default"/>
+        <w:sz w:val="20"/>
+      </w:rPr>
+    </w:lvl>
+    <w:lvl w:ilvl="4" w:tentative="1">
+      <w:start w:val="1"/>
+      <w:numFmt w:val="bullet"/>
+      <w:lvlText w:val=""/>
+      <w:lvlJc w:val="left"/>
+      <w:pPr>
+        <w:tabs>
+          <w:tab w:val="num" w:pos="3600"/>
+        </w:tabs>
+        <w:ind w:left="3600" w:hanging="360"/>
+      </w:pPr>
+      <w:rPr>
+        <w:rFonts w:ascii="Wingdings" w:hAnsi="Wingdings" w:hint="default"/>
+        <w:sz w:val="20"/>
+      </w:rPr>
+    </w:lvl>
+    <w:lvl w:ilvl="5" w:tentative="1">
+      <w:start w:val="1"/>
+      <w:numFmt w:val="bullet"/>
+      <w:lvlText w:val=""/>
+      <w:lvlJc w:val="left"/>
+      <w:pPr>
+        <w:tabs>
+          <w:tab w:val="num" w:pos="4320"/>
+        </w:tabs>
+        <w:ind w:left="4320" w:hanging="360"/>
+      </w:pPr>
+      <w:rPr>
+        <w:rFonts w:ascii="Wingdings" w:hAnsi="Wingdings" w:hint="default"/>
+        <w:sz w:val="20"/>
+      </w:rPr>
+    </w:lvl>
+    <w:lvl w:ilvl="6" w:tentative="1">
+      <w:start w:val="1"/>
+      <w:numFmt w:val="bullet"/>
+      <w:lvlText w:val=""/>
+      <w:lvlJc w:val="left"/>
+      <w:pPr>
+        <w:tabs>
+          <w:tab w:val="num" w:pos="5040"/>
+        </w:tabs>
+        <w:ind w:left="5040" w:hanging="360"/>
+      </w:pPr>
+      <w:rPr>
+        <w:rFonts w:ascii="Wingdings" w:hAnsi="Wingdings" w:hint="default"/>
+        <w:sz w:val="20"/>
+      </w:rPr>
+    </w:lvl>
+    <w:lvl w:ilvl="7" w:tentative="1">
+      <w:start w:val="1"/>
+      <w:numFmt w:val="bullet"/>
+      <w:lvlText w:val=""/>
+      <w:lvlJc w:val="left"/>
+      <w:pPr>
+        <w:tabs>
+          <w:tab w:val="num" w:pos="5760"/>
+        </w:tabs>
+        <w:ind w:left="5760" w:hanging="360"/>
+      </w:pPr>
+      <w:rPr>
+        <w:rFonts w:ascii="Wingdings" w:hAnsi="Wingdings" w:hint="default"/>
+        <w:sz w:val="20"/>
+      </w:rPr>
+    </w:lvl>
+    <w:lvl w:ilvl="8" w:tentative="1">
+      <w:start w:val="1"/>
+      <w:numFmt w:val="bullet"/>
+      <w:lvlText w:val=""/>
+      <w:lvlJc w:val="left"/>
+      <w:pPr>
+        <w:tabs>
+          <w:tab w:val="num" w:pos="6480"/>
+        </w:tabs>
+        <w:ind w:left="6480" w:hanging="360"/>
+      </w:pPr>
+      <w:rPr>
+        <w:rFonts w:ascii="Wingdings" w:hAnsi="Wingdings" w:hint="default"/>
+        <w:sz w:val="20"/>
+      </w:rPr>
+    </w:lvl>
+  </w:abstractNum>
+  <w:abstractNum w:abstractNumId="34" w15:restartNumberingAfterBreak="0">
+    <w:nsid w:val="71701BC6"/>
+    <w:multiLevelType w:val="multilevel"/>
+    <w:tmpl w:val="6810AE60"/>
+    <w:lvl w:ilvl="0">
+      <w:start w:val="1"/>
+      <w:numFmt w:val="bullet"/>
+      <w:lvlText w:val=""/>
+      <w:lvlJc w:val="left"/>
+      <w:pPr>
+        <w:tabs>
+          <w:tab w:val="num" w:pos="720"/>
+        </w:tabs>
+        <w:ind w:left="720" w:hanging="360"/>
+      </w:pPr>
+      <w:rPr>
+        <w:rFonts w:ascii="Symbol" w:hAnsi="Symbol" w:hint="default"/>
+        <w:sz w:val="20"/>
+      </w:rPr>
+    </w:lvl>
+    <w:lvl w:ilvl="1">
+      <w:start w:val="1"/>
+      <w:numFmt w:val="bullet"/>
+      <w:lvlText w:val="o"/>
+      <w:lvlJc w:val="left"/>
+      <w:pPr>
+        <w:tabs>
+          <w:tab w:val="num" w:pos="1440"/>
+        </w:tabs>
+        <w:ind w:left="1440" w:hanging="360"/>
+      </w:pPr>
+      <w:rPr>
+        <w:rFonts w:ascii="Courier New" w:hAnsi="Courier New" w:hint="default"/>
+        <w:sz w:val="20"/>
+      </w:rPr>
+    </w:lvl>
+    <w:lvl w:ilvl="2" w:tentative="1">
+      <w:start w:val="1"/>
+      <w:numFmt w:val="bullet"/>
+      <w:lvlText w:val=""/>
+      <w:lvlJc w:val="left"/>
+      <w:pPr>
+        <w:tabs>
+          <w:tab w:val="num" w:pos="2160"/>
+        </w:tabs>
+        <w:ind w:left="2160" w:hanging="360"/>
+      </w:pPr>
+      <w:rPr>
+        <w:rFonts w:ascii="Wingdings" w:hAnsi="Wingdings" w:hint="default"/>
+        <w:sz w:val="20"/>
+      </w:rPr>
+    </w:lvl>
+    <w:lvl w:ilvl="3" w:tentative="1">
+      <w:start w:val="1"/>
+      <w:numFmt w:val="bullet"/>
+      <w:lvlText w:val=""/>
+      <w:lvlJc w:val="left"/>
+      <w:pPr>
+        <w:tabs>
+          <w:tab w:val="num" w:pos="2880"/>
+        </w:tabs>
+        <w:ind w:left="2880" w:hanging="360"/>
+      </w:pPr>
+      <w:rPr>
+        <w:rFonts w:ascii="Wingdings" w:hAnsi="Wingdings" w:hint="default"/>
+        <w:sz w:val="20"/>
+      </w:rPr>
+    </w:lvl>
+    <w:lvl w:ilvl="4" w:tentative="1">
+      <w:start w:val="1"/>
+      <w:numFmt w:val="bullet"/>
+      <w:lvlText w:val=""/>
+      <w:lvlJc w:val="left"/>
+      <w:pPr>
+        <w:tabs>
+          <w:tab w:val="num" w:pos="3600"/>
+        </w:tabs>
+        <w:ind w:left="3600" w:hanging="360"/>
+      </w:pPr>
+      <w:rPr>
+        <w:rFonts w:ascii="Wingdings" w:hAnsi="Wingdings" w:hint="default"/>
+        <w:sz w:val="20"/>
+      </w:rPr>
+    </w:lvl>
+    <w:lvl w:ilvl="5" w:tentative="1">
+      <w:start w:val="1"/>
+      <w:numFmt w:val="bullet"/>
+      <w:lvlText w:val=""/>
+      <w:lvlJc w:val="left"/>
+      <w:pPr>
+        <w:tabs>
+          <w:tab w:val="num" w:pos="4320"/>
+        </w:tabs>
+        <w:ind w:left="4320" w:hanging="360"/>
+      </w:pPr>
+      <w:rPr>
+        <w:rFonts w:ascii="Wingdings" w:hAnsi="Wingdings" w:hint="default"/>
+        <w:sz w:val="20"/>
+      </w:rPr>
+    </w:lvl>
+    <w:lvl w:ilvl="6" w:tentative="1">
+      <w:start w:val="1"/>
+      <w:numFmt w:val="bullet"/>
+      <w:lvlText w:val=""/>
+      <w:lvlJc w:val="left"/>
+      <w:pPr>
+        <w:tabs>
+          <w:tab w:val="num" w:pos="5040"/>
+        </w:tabs>
+        <w:ind w:left="5040" w:hanging="360"/>
+      </w:pPr>
+      <w:rPr>
+        <w:rFonts w:ascii="Wingdings" w:hAnsi="Wingdings" w:hint="default"/>
+        <w:sz w:val="20"/>
+      </w:rPr>
+    </w:lvl>
+    <w:lvl w:ilvl="7" w:tentative="1">
+      <w:start w:val="1"/>
+      <w:numFmt w:val="bullet"/>
+      <w:lvlText w:val=""/>
+      <w:lvlJc w:val="left"/>
+      <w:pPr>
+        <w:tabs>
+          <w:tab w:val="num" w:pos="5760"/>
+        </w:tabs>
+        <w:ind w:left="5760" w:hanging="360"/>
+      </w:pPr>
+      <w:rPr>
+        <w:rFonts w:ascii="Wingdings" w:hAnsi="Wingdings" w:hint="default"/>
+        <w:sz w:val="20"/>
+      </w:rPr>
+    </w:lvl>
+    <w:lvl w:ilvl="8" w:tentative="1">
+      <w:start w:val="1"/>
+      <w:numFmt w:val="bullet"/>
+      <w:lvlText w:val=""/>
+      <w:lvlJc w:val="left"/>
+      <w:pPr>
+        <w:tabs>
+          <w:tab w:val="num" w:pos="6480"/>
+        </w:tabs>
+        <w:ind w:left="6480" w:hanging="360"/>
+      </w:pPr>
+      <w:rPr>
+        <w:rFonts w:ascii="Wingdings" w:hAnsi="Wingdings" w:hint="default"/>
+        <w:sz w:val="20"/>
+      </w:rPr>
+    </w:lvl>
+  </w:abstractNum>
+  <w:abstractNum w:abstractNumId="35" w15:restartNumberingAfterBreak="0">
+    <w:nsid w:val="74A364AA"/>
+    <w:multiLevelType w:val="multilevel"/>
+    <w:tmpl w:val="49FA73E2"/>
+    <w:lvl w:ilvl="0">
+      <w:start w:val="1"/>
+      <w:numFmt w:val="bullet"/>
+      <w:lvlText w:val=""/>
+      <w:lvlJc w:val="left"/>
+      <w:pPr>
+        <w:tabs>
+          <w:tab w:val="num" w:pos="720"/>
+        </w:tabs>
+        <w:ind w:left="720" w:hanging="360"/>
+      </w:pPr>
+      <w:rPr>
+        <w:rFonts w:ascii="Symbol" w:hAnsi="Symbol" w:hint="default"/>
+        <w:sz w:val="20"/>
+      </w:rPr>
+    </w:lvl>
+    <w:lvl w:ilvl="1" w:tentative="1">
+      <w:start w:val="1"/>
+      <w:numFmt w:val="bullet"/>
+      <w:lvlText w:val="o"/>
+      <w:lvlJc w:val="left"/>
+      <w:pPr>
+        <w:tabs>
+          <w:tab w:val="num" w:pos="1440"/>
+        </w:tabs>
+        <w:ind w:left="1440" w:hanging="360"/>
+      </w:pPr>
+      <w:rPr>
+        <w:rFonts w:ascii="Courier New" w:hAnsi="Courier New" w:hint="default"/>
+        <w:sz w:val="20"/>
+      </w:rPr>
+    </w:lvl>
+    <w:lvl w:ilvl="2" w:tentative="1">
+      <w:start w:val="1"/>
+      <w:numFmt w:val="bullet"/>
+      <w:lvlText w:val=""/>
+      <w:lvlJc w:val="left"/>
+      <w:pPr>
+        <w:tabs>
+          <w:tab w:val="num" w:pos="2160"/>
+        </w:tabs>
+        <w:ind w:left="2160" w:hanging="360"/>
+      </w:pPr>
+      <w:rPr>
+        <w:rFonts w:ascii="Wingdings" w:hAnsi="Wingdings" w:hint="default"/>
+        <w:sz w:val="20"/>
+      </w:rPr>
+    </w:lvl>
+    <w:lvl w:ilvl="3" w:tentative="1">
+      <w:start w:val="1"/>
+      <w:numFmt w:val="bullet"/>
+      <w:lvlText w:val=""/>
+      <w:lvlJc w:val="left"/>
+      <w:pPr>
+        <w:tabs>
+          <w:tab w:val="num" w:pos="2880"/>
+        </w:tabs>
+        <w:ind w:left="2880" w:hanging="360"/>
+      </w:pPr>
+      <w:rPr>
+        <w:rFonts w:ascii="Wingdings" w:hAnsi="Wingdings" w:hint="default"/>
+        <w:sz w:val="20"/>
+      </w:rPr>
+    </w:lvl>
+    <w:lvl w:ilvl="4" w:tentative="1">
+      <w:start w:val="1"/>
+      <w:numFmt w:val="bullet"/>
+      <w:lvlText w:val=""/>
+      <w:lvlJc w:val="left"/>
+      <w:pPr>
+        <w:tabs>
+          <w:tab w:val="num" w:pos="3600"/>
+        </w:tabs>
+        <w:ind w:left="3600" w:hanging="360"/>
+      </w:pPr>
+      <w:rPr>
+        <w:rFonts w:ascii="Wingdings" w:hAnsi="Wingdings" w:hint="default"/>
+        <w:sz w:val="20"/>
+      </w:rPr>
+    </w:lvl>
+    <w:lvl w:ilvl="5" w:tentative="1">
+      <w:start w:val="1"/>
+      <w:numFmt w:val="bullet"/>
+      <w:lvlText w:val=""/>
+      <w:lvlJc w:val="left"/>
+      <w:pPr>
+        <w:tabs>
+          <w:tab w:val="num" w:pos="4320"/>
+        </w:tabs>
+        <w:ind w:left="4320" w:hanging="360"/>
+      </w:pPr>
+      <w:rPr>
+        <w:rFonts w:ascii="Wingdings" w:hAnsi="Wingdings" w:hint="default"/>
+        <w:sz w:val="20"/>
+      </w:rPr>
+    </w:lvl>
+    <w:lvl w:ilvl="6" w:tentative="1">
+      <w:start w:val="1"/>
+      <w:numFmt w:val="bullet"/>
+      <w:lvlText w:val=""/>
+      <w:lvlJc w:val="left"/>
+      <w:pPr>
+        <w:tabs>
+          <w:tab w:val="num" w:pos="5040"/>
+        </w:tabs>
+        <w:ind w:left="5040" w:hanging="360"/>
+      </w:pPr>
+      <w:rPr>
+        <w:rFonts w:ascii="Wingdings" w:hAnsi="Wingdings" w:hint="default"/>
+        <w:sz w:val="20"/>
+      </w:rPr>
+    </w:lvl>
+    <w:lvl w:ilvl="7" w:tentative="1">
+      <w:start w:val="1"/>
+      <w:numFmt w:val="bullet"/>
+      <w:lvlText w:val=""/>
+      <w:lvlJc w:val="left"/>
+      <w:pPr>
+        <w:tabs>
+          <w:tab w:val="num" w:pos="5760"/>
+        </w:tabs>
+        <w:ind w:left="5760" w:hanging="360"/>
+      </w:pPr>
+      <w:rPr>
+        <w:rFonts w:ascii="Wingdings" w:hAnsi="Wingdings" w:hint="default"/>
+        <w:sz w:val="20"/>
+      </w:rPr>
+    </w:lvl>
+    <w:lvl w:ilvl="8" w:tentative="1">
+      <w:start w:val="1"/>
+      <w:numFmt w:val="bullet"/>
+      <w:lvlText w:val=""/>
+      <w:lvlJc w:val="left"/>
+      <w:pPr>
+        <w:tabs>
+          <w:tab w:val="num" w:pos="6480"/>
+        </w:tabs>
+        <w:ind w:left="6480" w:hanging="360"/>
+      </w:pPr>
+      <w:rPr>
+        <w:rFonts w:ascii="Wingdings" w:hAnsi="Wingdings" w:hint="default"/>
+        <w:sz w:val="20"/>
+      </w:rPr>
+    </w:lvl>
+  </w:abstractNum>
+  <w:abstractNum w:abstractNumId="36" w15:restartNumberingAfterBreak="0">
+    <w:nsid w:val="76085865"/>
+    <w:multiLevelType w:val="multilevel"/>
+    <w:tmpl w:val="A2DC46E2"/>
     <w:lvl w:ilvl="0">
       <w:start w:val="1"/>
       <w:numFmt w:val="bullet"/>
@@ -14976,10 +19229,10 @@
       </w:rPr>
     </w:lvl>
   </w:abstractNum>
-  <w:abstractNum w:abstractNumId="24" w15:restartNumberingAfterBreak="0">
-    <w:nsid w:val="5D7466EB"/>
+  <w:abstractNum w:abstractNumId="37" w15:restartNumberingAfterBreak="0">
+    <w:nsid w:val="7F5002B5"/>
     <w:multiLevelType w:val="multilevel"/>
-    <w:tmpl w:val="437EA182"/>
+    <w:tmpl w:val="1D0A8E76"/>
     <w:lvl w:ilvl="0">
       <w:start w:val="1"/>
       <w:numFmt w:val="bullet"/>
@@ -15011,743 +19264,6 @@
         <w:rFonts w:ascii="Courier New" w:hAnsi="Courier New" w:hint="default"/>
         <w:sz w:val="20"/>
       </w:rPr>
-    </w:lvl>
-    <w:lvl w:ilvl="2">
-      <w:start w:val="1"/>
-      <w:numFmt w:val="bullet"/>
-      <w:lvlText w:val=""/>
-      <w:lvlJc w:val="left"/>
-      <w:pPr>
-        <w:tabs>
-          <w:tab w:val="num" w:pos="2160"/>
-        </w:tabs>
-        <w:ind w:left="2160" w:hanging="360"/>
-      </w:pPr>
-      <w:rPr>
-        <w:rFonts w:ascii="Wingdings" w:hAnsi="Wingdings" w:hint="default"/>
-        <w:sz w:val="20"/>
-      </w:rPr>
-    </w:lvl>
-    <w:lvl w:ilvl="3" w:tentative="1">
-      <w:start w:val="1"/>
-      <w:numFmt w:val="bullet"/>
-      <w:lvlText w:val=""/>
-      <w:lvlJc w:val="left"/>
-      <w:pPr>
-        <w:tabs>
-          <w:tab w:val="num" w:pos="2880"/>
-        </w:tabs>
-        <w:ind w:left="2880" w:hanging="360"/>
-      </w:pPr>
-      <w:rPr>
-        <w:rFonts w:ascii="Wingdings" w:hAnsi="Wingdings" w:hint="default"/>
-        <w:sz w:val="20"/>
-      </w:rPr>
-    </w:lvl>
-    <w:lvl w:ilvl="4" w:tentative="1">
-      <w:start w:val="1"/>
-      <w:numFmt w:val="bullet"/>
-      <w:lvlText w:val=""/>
-      <w:lvlJc w:val="left"/>
-      <w:pPr>
-        <w:tabs>
-          <w:tab w:val="num" w:pos="3600"/>
-        </w:tabs>
-        <w:ind w:left="3600" w:hanging="360"/>
-      </w:pPr>
-      <w:rPr>
-        <w:rFonts w:ascii="Wingdings" w:hAnsi="Wingdings" w:hint="default"/>
-        <w:sz w:val="20"/>
-      </w:rPr>
-    </w:lvl>
-    <w:lvl w:ilvl="5" w:tentative="1">
-      <w:start w:val="1"/>
-      <w:numFmt w:val="bullet"/>
-      <w:lvlText w:val=""/>
-      <w:lvlJc w:val="left"/>
-      <w:pPr>
-        <w:tabs>
-          <w:tab w:val="num" w:pos="4320"/>
-        </w:tabs>
-        <w:ind w:left="4320" w:hanging="360"/>
-      </w:pPr>
-      <w:rPr>
-        <w:rFonts w:ascii="Wingdings" w:hAnsi="Wingdings" w:hint="default"/>
-        <w:sz w:val="20"/>
-      </w:rPr>
-    </w:lvl>
-    <w:lvl w:ilvl="6" w:tentative="1">
-      <w:start w:val="1"/>
-      <w:numFmt w:val="bullet"/>
-      <w:lvlText w:val=""/>
-      <w:lvlJc w:val="left"/>
-      <w:pPr>
-        <w:tabs>
-          <w:tab w:val="num" w:pos="5040"/>
-        </w:tabs>
-        <w:ind w:left="5040" w:hanging="360"/>
-      </w:pPr>
-      <w:rPr>
-        <w:rFonts w:ascii="Wingdings" w:hAnsi="Wingdings" w:hint="default"/>
-        <w:sz w:val="20"/>
-      </w:rPr>
-    </w:lvl>
-    <w:lvl w:ilvl="7" w:tentative="1">
-      <w:start w:val="1"/>
-      <w:numFmt w:val="bullet"/>
-      <w:lvlText w:val=""/>
-      <w:lvlJc w:val="left"/>
-      <w:pPr>
-        <w:tabs>
-          <w:tab w:val="num" w:pos="5760"/>
-        </w:tabs>
-        <w:ind w:left="5760" w:hanging="360"/>
-      </w:pPr>
-      <w:rPr>
-        <w:rFonts w:ascii="Wingdings" w:hAnsi="Wingdings" w:hint="default"/>
-        <w:sz w:val="20"/>
-      </w:rPr>
-    </w:lvl>
-    <w:lvl w:ilvl="8" w:tentative="1">
-      <w:start w:val="1"/>
-      <w:numFmt w:val="bullet"/>
-      <w:lvlText w:val=""/>
-      <w:lvlJc w:val="left"/>
-      <w:pPr>
-        <w:tabs>
-          <w:tab w:val="num" w:pos="6480"/>
-        </w:tabs>
-        <w:ind w:left="6480" w:hanging="360"/>
-      </w:pPr>
-      <w:rPr>
-        <w:rFonts w:ascii="Wingdings" w:hAnsi="Wingdings" w:hint="default"/>
-        <w:sz w:val="20"/>
-      </w:rPr>
-    </w:lvl>
-  </w:abstractNum>
-  <w:abstractNum w:abstractNumId="25" w15:restartNumberingAfterBreak="0">
-    <w:nsid w:val="62191430"/>
-    <w:multiLevelType w:val="multilevel"/>
-    <w:tmpl w:val="6FD24A02"/>
-    <w:lvl w:ilvl="0">
-      <w:start w:val="1"/>
-      <w:numFmt w:val="bullet"/>
-      <w:lvlText w:val=""/>
-      <w:lvlJc w:val="left"/>
-      <w:pPr>
-        <w:tabs>
-          <w:tab w:val="num" w:pos="720"/>
-        </w:tabs>
-        <w:ind w:left="720" w:hanging="360"/>
-      </w:pPr>
-      <w:rPr>
-        <w:rFonts w:ascii="Symbol" w:hAnsi="Symbol" w:hint="default"/>
-        <w:sz w:val="20"/>
-      </w:rPr>
-    </w:lvl>
-    <w:lvl w:ilvl="1">
-      <w:start w:val="1"/>
-      <w:numFmt w:val="bullet"/>
-      <w:lvlText w:val="o"/>
-      <w:lvlJc w:val="left"/>
-      <w:pPr>
-        <w:tabs>
-          <w:tab w:val="num" w:pos="1440"/>
-        </w:tabs>
-        <w:ind w:left="1440" w:hanging="360"/>
-      </w:pPr>
-      <w:rPr>
-        <w:rFonts w:ascii="Courier New" w:hAnsi="Courier New" w:hint="default"/>
-        <w:sz w:val="20"/>
-      </w:rPr>
-    </w:lvl>
-    <w:lvl w:ilvl="2" w:tentative="1">
-      <w:start w:val="1"/>
-      <w:numFmt w:val="bullet"/>
-      <w:lvlText w:val=""/>
-      <w:lvlJc w:val="left"/>
-      <w:pPr>
-        <w:tabs>
-          <w:tab w:val="num" w:pos="2160"/>
-        </w:tabs>
-        <w:ind w:left="2160" w:hanging="360"/>
-      </w:pPr>
-      <w:rPr>
-        <w:rFonts w:ascii="Wingdings" w:hAnsi="Wingdings" w:hint="default"/>
-        <w:sz w:val="20"/>
-      </w:rPr>
-    </w:lvl>
-    <w:lvl w:ilvl="3" w:tentative="1">
-      <w:start w:val="1"/>
-      <w:numFmt w:val="bullet"/>
-      <w:lvlText w:val=""/>
-      <w:lvlJc w:val="left"/>
-      <w:pPr>
-        <w:tabs>
-          <w:tab w:val="num" w:pos="2880"/>
-        </w:tabs>
-        <w:ind w:left="2880" w:hanging="360"/>
-      </w:pPr>
-      <w:rPr>
-        <w:rFonts w:ascii="Wingdings" w:hAnsi="Wingdings" w:hint="default"/>
-        <w:sz w:val="20"/>
-      </w:rPr>
-    </w:lvl>
-    <w:lvl w:ilvl="4" w:tentative="1">
-      <w:start w:val="1"/>
-      <w:numFmt w:val="bullet"/>
-      <w:lvlText w:val=""/>
-      <w:lvlJc w:val="left"/>
-      <w:pPr>
-        <w:tabs>
-          <w:tab w:val="num" w:pos="3600"/>
-        </w:tabs>
-        <w:ind w:left="3600" w:hanging="360"/>
-      </w:pPr>
-      <w:rPr>
-        <w:rFonts w:ascii="Wingdings" w:hAnsi="Wingdings" w:hint="default"/>
-        <w:sz w:val="20"/>
-      </w:rPr>
-    </w:lvl>
-    <w:lvl w:ilvl="5" w:tentative="1">
-      <w:start w:val="1"/>
-      <w:numFmt w:val="bullet"/>
-      <w:lvlText w:val=""/>
-      <w:lvlJc w:val="left"/>
-      <w:pPr>
-        <w:tabs>
-          <w:tab w:val="num" w:pos="4320"/>
-        </w:tabs>
-        <w:ind w:left="4320" w:hanging="360"/>
-      </w:pPr>
-      <w:rPr>
-        <w:rFonts w:ascii="Wingdings" w:hAnsi="Wingdings" w:hint="default"/>
-        <w:sz w:val="20"/>
-      </w:rPr>
-    </w:lvl>
-    <w:lvl w:ilvl="6" w:tentative="1">
-      <w:start w:val="1"/>
-      <w:numFmt w:val="bullet"/>
-      <w:lvlText w:val=""/>
-      <w:lvlJc w:val="left"/>
-      <w:pPr>
-        <w:tabs>
-          <w:tab w:val="num" w:pos="5040"/>
-        </w:tabs>
-        <w:ind w:left="5040" w:hanging="360"/>
-      </w:pPr>
-      <w:rPr>
-        <w:rFonts w:ascii="Wingdings" w:hAnsi="Wingdings" w:hint="default"/>
-        <w:sz w:val="20"/>
-      </w:rPr>
-    </w:lvl>
-    <w:lvl w:ilvl="7" w:tentative="1">
-      <w:start w:val="1"/>
-      <w:numFmt w:val="bullet"/>
-      <w:lvlText w:val=""/>
-      <w:lvlJc w:val="left"/>
-      <w:pPr>
-        <w:tabs>
-          <w:tab w:val="num" w:pos="5760"/>
-        </w:tabs>
-        <w:ind w:left="5760" w:hanging="360"/>
-      </w:pPr>
-      <w:rPr>
-        <w:rFonts w:ascii="Wingdings" w:hAnsi="Wingdings" w:hint="default"/>
-        <w:sz w:val="20"/>
-      </w:rPr>
-    </w:lvl>
-    <w:lvl w:ilvl="8" w:tentative="1">
-      <w:start w:val="1"/>
-      <w:numFmt w:val="bullet"/>
-      <w:lvlText w:val=""/>
-      <w:lvlJc w:val="left"/>
-      <w:pPr>
-        <w:tabs>
-          <w:tab w:val="num" w:pos="6480"/>
-        </w:tabs>
-        <w:ind w:left="6480" w:hanging="360"/>
-      </w:pPr>
-      <w:rPr>
-        <w:rFonts w:ascii="Wingdings" w:hAnsi="Wingdings" w:hint="default"/>
-        <w:sz w:val="20"/>
-      </w:rPr>
-    </w:lvl>
-  </w:abstractNum>
-  <w:abstractNum w:abstractNumId="26" w15:restartNumberingAfterBreak="0">
-    <w:nsid w:val="6388138C"/>
-    <w:multiLevelType w:val="multilevel"/>
-    <w:tmpl w:val="07BC1D36"/>
-    <w:lvl w:ilvl="0">
-      <w:start w:val="1"/>
-      <w:numFmt w:val="bullet"/>
-      <w:lvlText w:val=""/>
-      <w:lvlJc w:val="left"/>
-      <w:pPr>
-        <w:tabs>
-          <w:tab w:val="num" w:pos="720"/>
-        </w:tabs>
-        <w:ind w:left="720" w:hanging="360"/>
-      </w:pPr>
-      <w:rPr>
-        <w:rFonts w:ascii="Symbol" w:hAnsi="Symbol" w:hint="default"/>
-        <w:sz w:val="20"/>
-      </w:rPr>
-    </w:lvl>
-    <w:lvl w:ilvl="1">
-      <w:start w:val="1"/>
-      <w:numFmt w:val="decimal"/>
-      <w:lvlText w:val="%2."/>
-      <w:lvlJc w:val="left"/>
-      <w:pPr>
-        <w:tabs>
-          <w:tab w:val="num" w:pos="1440"/>
-        </w:tabs>
-        <w:ind w:left="1440" w:hanging="360"/>
-      </w:pPr>
-    </w:lvl>
-    <w:lvl w:ilvl="2" w:tentative="1">
-      <w:start w:val="1"/>
-      <w:numFmt w:val="bullet"/>
-      <w:lvlText w:val=""/>
-      <w:lvlJc w:val="left"/>
-      <w:pPr>
-        <w:tabs>
-          <w:tab w:val="num" w:pos="2160"/>
-        </w:tabs>
-        <w:ind w:left="2160" w:hanging="360"/>
-      </w:pPr>
-      <w:rPr>
-        <w:rFonts w:ascii="Wingdings" w:hAnsi="Wingdings" w:hint="default"/>
-        <w:sz w:val="20"/>
-      </w:rPr>
-    </w:lvl>
-    <w:lvl w:ilvl="3" w:tentative="1">
-      <w:start w:val="1"/>
-      <w:numFmt w:val="bullet"/>
-      <w:lvlText w:val=""/>
-      <w:lvlJc w:val="left"/>
-      <w:pPr>
-        <w:tabs>
-          <w:tab w:val="num" w:pos="2880"/>
-        </w:tabs>
-        <w:ind w:left="2880" w:hanging="360"/>
-      </w:pPr>
-      <w:rPr>
-        <w:rFonts w:ascii="Wingdings" w:hAnsi="Wingdings" w:hint="default"/>
-        <w:sz w:val="20"/>
-      </w:rPr>
-    </w:lvl>
-    <w:lvl w:ilvl="4" w:tentative="1">
-      <w:start w:val="1"/>
-      <w:numFmt w:val="bullet"/>
-      <w:lvlText w:val=""/>
-      <w:lvlJc w:val="left"/>
-      <w:pPr>
-        <w:tabs>
-          <w:tab w:val="num" w:pos="3600"/>
-        </w:tabs>
-        <w:ind w:left="3600" w:hanging="360"/>
-      </w:pPr>
-      <w:rPr>
-        <w:rFonts w:ascii="Wingdings" w:hAnsi="Wingdings" w:hint="default"/>
-        <w:sz w:val="20"/>
-      </w:rPr>
-    </w:lvl>
-    <w:lvl w:ilvl="5" w:tentative="1">
-      <w:start w:val="1"/>
-      <w:numFmt w:val="bullet"/>
-      <w:lvlText w:val=""/>
-      <w:lvlJc w:val="left"/>
-      <w:pPr>
-        <w:tabs>
-          <w:tab w:val="num" w:pos="4320"/>
-        </w:tabs>
-        <w:ind w:left="4320" w:hanging="360"/>
-      </w:pPr>
-      <w:rPr>
-        <w:rFonts w:ascii="Wingdings" w:hAnsi="Wingdings" w:hint="default"/>
-        <w:sz w:val="20"/>
-      </w:rPr>
-    </w:lvl>
-    <w:lvl w:ilvl="6" w:tentative="1">
-      <w:start w:val="1"/>
-      <w:numFmt w:val="bullet"/>
-      <w:lvlText w:val=""/>
-      <w:lvlJc w:val="left"/>
-      <w:pPr>
-        <w:tabs>
-          <w:tab w:val="num" w:pos="5040"/>
-        </w:tabs>
-        <w:ind w:left="5040" w:hanging="360"/>
-      </w:pPr>
-      <w:rPr>
-        <w:rFonts w:ascii="Wingdings" w:hAnsi="Wingdings" w:hint="default"/>
-        <w:sz w:val="20"/>
-      </w:rPr>
-    </w:lvl>
-    <w:lvl w:ilvl="7" w:tentative="1">
-      <w:start w:val="1"/>
-      <w:numFmt w:val="bullet"/>
-      <w:lvlText w:val=""/>
-      <w:lvlJc w:val="left"/>
-      <w:pPr>
-        <w:tabs>
-          <w:tab w:val="num" w:pos="5760"/>
-        </w:tabs>
-        <w:ind w:left="5760" w:hanging="360"/>
-      </w:pPr>
-      <w:rPr>
-        <w:rFonts w:ascii="Wingdings" w:hAnsi="Wingdings" w:hint="default"/>
-        <w:sz w:val="20"/>
-      </w:rPr>
-    </w:lvl>
-    <w:lvl w:ilvl="8" w:tentative="1">
-      <w:start w:val="1"/>
-      <w:numFmt w:val="bullet"/>
-      <w:lvlText w:val=""/>
-      <w:lvlJc w:val="left"/>
-      <w:pPr>
-        <w:tabs>
-          <w:tab w:val="num" w:pos="6480"/>
-        </w:tabs>
-        <w:ind w:left="6480" w:hanging="360"/>
-      </w:pPr>
-      <w:rPr>
-        <w:rFonts w:ascii="Wingdings" w:hAnsi="Wingdings" w:hint="default"/>
-        <w:sz w:val="20"/>
-      </w:rPr>
-    </w:lvl>
-  </w:abstractNum>
-  <w:abstractNum w:abstractNumId="27" w15:restartNumberingAfterBreak="0">
-    <w:nsid w:val="6B404299"/>
-    <w:multiLevelType w:val="multilevel"/>
-    <w:tmpl w:val="53E883D2"/>
-    <w:lvl w:ilvl="0">
-      <w:start w:val="1"/>
-      <w:numFmt w:val="bullet"/>
-      <w:lvlText w:val=""/>
-      <w:lvlJc w:val="left"/>
-      <w:pPr>
-        <w:tabs>
-          <w:tab w:val="num" w:pos="720"/>
-        </w:tabs>
-        <w:ind w:left="720" w:hanging="360"/>
-      </w:pPr>
-      <w:rPr>
-        <w:rFonts w:ascii="Symbol" w:hAnsi="Symbol" w:hint="default"/>
-        <w:sz w:val="20"/>
-      </w:rPr>
-    </w:lvl>
-    <w:lvl w:ilvl="1" w:tentative="1">
-      <w:start w:val="1"/>
-      <w:numFmt w:val="bullet"/>
-      <w:lvlText w:val="o"/>
-      <w:lvlJc w:val="left"/>
-      <w:pPr>
-        <w:tabs>
-          <w:tab w:val="num" w:pos="1440"/>
-        </w:tabs>
-        <w:ind w:left="1440" w:hanging="360"/>
-      </w:pPr>
-      <w:rPr>
-        <w:rFonts w:ascii="Courier New" w:hAnsi="Courier New" w:hint="default"/>
-        <w:sz w:val="20"/>
-      </w:rPr>
-    </w:lvl>
-    <w:lvl w:ilvl="2" w:tentative="1">
-      <w:start w:val="1"/>
-      <w:numFmt w:val="bullet"/>
-      <w:lvlText w:val=""/>
-      <w:lvlJc w:val="left"/>
-      <w:pPr>
-        <w:tabs>
-          <w:tab w:val="num" w:pos="2160"/>
-        </w:tabs>
-        <w:ind w:left="2160" w:hanging="360"/>
-      </w:pPr>
-      <w:rPr>
-        <w:rFonts w:ascii="Wingdings" w:hAnsi="Wingdings" w:hint="default"/>
-        <w:sz w:val="20"/>
-      </w:rPr>
-    </w:lvl>
-    <w:lvl w:ilvl="3" w:tentative="1">
-      <w:start w:val="1"/>
-      <w:numFmt w:val="bullet"/>
-      <w:lvlText w:val=""/>
-      <w:lvlJc w:val="left"/>
-      <w:pPr>
-        <w:tabs>
-          <w:tab w:val="num" w:pos="2880"/>
-        </w:tabs>
-        <w:ind w:left="2880" w:hanging="360"/>
-      </w:pPr>
-      <w:rPr>
-        <w:rFonts w:ascii="Wingdings" w:hAnsi="Wingdings" w:hint="default"/>
-        <w:sz w:val="20"/>
-      </w:rPr>
-    </w:lvl>
-    <w:lvl w:ilvl="4" w:tentative="1">
-      <w:start w:val="1"/>
-      <w:numFmt w:val="bullet"/>
-      <w:lvlText w:val=""/>
-      <w:lvlJc w:val="left"/>
-      <w:pPr>
-        <w:tabs>
-          <w:tab w:val="num" w:pos="3600"/>
-        </w:tabs>
-        <w:ind w:left="3600" w:hanging="360"/>
-      </w:pPr>
-      <w:rPr>
-        <w:rFonts w:ascii="Wingdings" w:hAnsi="Wingdings" w:hint="default"/>
-        <w:sz w:val="20"/>
-      </w:rPr>
-    </w:lvl>
-    <w:lvl w:ilvl="5" w:tentative="1">
-      <w:start w:val="1"/>
-      <w:numFmt w:val="bullet"/>
-      <w:lvlText w:val=""/>
-      <w:lvlJc w:val="left"/>
-      <w:pPr>
-        <w:tabs>
-          <w:tab w:val="num" w:pos="4320"/>
-        </w:tabs>
-        <w:ind w:left="4320" w:hanging="360"/>
-      </w:pPr>
-      <w:rPr>
-        <w:rFonts w:ascii="Wingdings" w:hAnsi="Wingdings" w:hint="default"/>
-        <w:sz w:val="20"/>
-      </w:rPr>
-    </w:lvl>
-    <w:lvl w:ilvl="6" w:tentative="1">
-      <w:start w:val="1"/>
-      <w:numFmt w:val="bullet"/>
-      <w:lvlText w:val=""/>
-      <w:lvlJc w:val="left"/>
-      <w:pPr>
-        <w:tabs>
-          <w:tab w:val="num" w:pos="5040"/>
-        </w:tabs>
-        <w:ind w:left="5040" w:hanging="360"/>
-      </w:pPr>
-      <w:rPr>
-        <w:rFonts w:ascii="Wingdings" w:hAnsi="Wingdings" w:hint="default"/>
-        <w:sz w:val="20"/>
-      </w:rPr>
-    </w:lvl>
-    <w:lvl w:ilvl="7" w:tentative="1">
-      <w:start w:val="1"/>
-      <w:numFmt w:val="bullet"/>
-      <w:lvlText w:val=""/>
-      <w:lvlJc w:val="left"/>
-      <w:pPr>
-        <w:tabs>
-          <w:tab w:val="num" w:pos="5760"/>
-        </w:tabs>
-        <w:ind w:left="5760" w:hanging="360"/>
-      </w:pPr>
-      <w:rPr>
-        <w:rFonts w:ascii="Wingdings" w:hAnsi="Wingdings" w:hint="default"/>
-        <w:sz w:val="20"/>
-      </w:rPr>
-    </w:lvl>
-    <w:lvl w:ilvl="8" w:tentative="1">
-      <w:start w:val="1"/>
-      <w:numFmt w:val="bullet"/>
-      <w:lvlText w:val=""/>
-      <w:lvlJc w:val="left"/>
-      <w:pPr>
-        <w:tabs>
-          <w:tab w:val="num" w:pos="6480"/>
-        </w:tabs>
-        <w:ind w:left="6480" w:hanging="360"/>
-      </w:pPr>
-      <w:rPr>
-        <w:rFonts w:ascii="Wingdings" w:hAnsi="Wingdings" w:hint="default"/>
-        <w:sz w:val="20"/>
-      </w:rPr>
-    </w:lvl>
-  </w:abstractNum>
-  <w:abstractNum w:abstractNumId="28" w15:restartNumberingAfterBreak="0">
-    <w:nsid w:val="6CDE55B2"/>
-    <w:multiLevelType w:val="multilevel"/>
-    <w:tmpl w:val="C3C26798"/>
-    <w:lvl w:ilvl="0">
-      <w:start w:val="1"/>
-      <w:numFmt w:val="bullet"/>
-      <w:lvlText w:val=""/>
-      <w:lvlJc w:val="left"/>
-      <w:pPr>
-        <w:tabs>
-          <w:tab w:val="num" w:pos="720"/>
-        </w:tabs>
-        <w:ind w:left="720" w:hanging="360"/>
-      </w:pPr>
-      <w:rPr>
-        <w:rFonts w:ascii="Symbol" w:hAnsi="Symbol" w:hint="default"/>
-        <w:sz w:val="20"/>
-      </w:rPr>
-    </w:lvl>
-    <w:lvl w:ilvl="1" w:tentative="1">
-      <w:start w:val="1"/>
-      <w:numFmt w:val="bullet"/>
-      <w:lvlText w:val="o"/>
-      <w:lvlJc w:val="left"/>
-      <w:pPr>
-        <w:tabs>
-          <w:tab w:val="num" w:pos="1440"/>
-        </w:tabs>
-        <w:ind w:left="1440" w:hanging="360"/>
-      </w:pPr>
-      <w:rPr>
-        <w:rFonts w:ascii="Courier New" w:hAnsi="Courier New" w:hint="default"/>
-        <w:sz w:val="20"/>
-      </w:rPr>
-    </w:lvl>
-    <w:lvl w:ilvl="2" w:tentative="1">
-      <w:start w:val="1"/>
-      <w:numFmt w:val="bullet"/>
-      <w:lvlText w:val=""/>
-      <w:lvlJc w:val="left"/>
-      <w:pPr>
-        <w:tabs>
-          <w:tab w:val="num" w:pos="2160"/>
-        </w:tabs>
-        <w:ind w:left="2160" w:hanging="360"/>
-      </w:pPr>
-      <w:rPr>
-        <w:rFonts w:ascii="Wingdings" w:hAnsi="Wingdings" w:hint="default"/>
-        <w:sz w:val="20"/>
-      </w:rPr>
-    </w:lvl>
-    <w:lvl w:ilvl="3" w:tentative="1">
-      <w:start w:val="1"/>
-      <w:numFmt w:val="bullet"/>
-      <w:lvlText w:val=""/>
-      <w:lvlJc w:val="left"/>
-      <w:pPr>
-        <w:tabs>
-          <w:tab w:val="num" w:pos="2880"/>
-        </w:tabs>
-        <w:ind w:left="2880" w:hanging="360"/>
-      </w:pPr>
-      <w:rPr>
-        <w:rFonts w:ascii="Wingdings" w:hAnsi="Wingdings" w:hint="default"/>
-        <w:sz w:val="20"/>
-      </w:rPr>
-    </w:lvl>
-    <w:lvl w:ilvl="4" w:tentative="1">
-      <w:start w:val="1"/>
-      <w:numFmt w:val="bullet"/>
-      <w:lvlText w:val=""/>
-      <w:lvlJc w:val="left"/>
-      <w:pPr>
-        <w:tabs>
-          <w:tab w:val="num" w:pos="3600"/>
-        </w:tabs>
-        <w:ind w:left="3600" w:hanging="360"/>
-      </w:pPr>
-      <w:rPr>
-        <w:rFonts w:ascii="Wingdings" w:hAnsi="Wingdings" w:hint="default"/>
-        <w:sz w:val="20"/>
-      </w:rPr>
-    </w:lvl>
-    <w:lvl w:ilvl="5" w:tentative="1">
-      <w:start w:val="1"/>
-      <w:numFmt w:val="bullet"/>
-      <w:lvlText w:val=""/>
-      <w:lvlJc w:val="left"/>
-      <w:pPr>
-        <w:tabs>
-          <w:tab w:val="num" w:pos="4320"/>
-        </w:tabs>
-        <w:ind w:left="4320" w:hanging="360"/>
-      </w:pPr>
-      <w:rPr>
-        <w:rFonts w:ascii="Wingdings" w:hAnsi="Wingdings" w:hint="default"/>
-        <w:sz w:val="20"/>
-      </w:rPr>
-    </w:lvl>
-    <w:lvl w:ilvl="6" w:tentative="1">
-      <w:start w:val="1"/>
-      <w:numFmt w:val="bullet"/>
-      <w:lvlText w:val=""/>
-      <w:lvlJc w:val="left"/>
-      <w:pPr>
-        <w:tabs>
-          <w:tab w:val="num" w:pos="5040"/>
-        </w:tabs>
-        <w:ind w:left="5040" w:hanging="360"/>
-      </w:pPr>
-      <w:rPr>
-        <w:rFonts w:ascii="Wingdings" w:hAnsi="Wingdings" w:hint="default"/>
-        <w:sz w:val="20"/>
-      </w:rPr>
-    </w:lvl>
-    <w:lvl w:ilvl="7" w:tentative="1">
-      <w:start w:val="1"/>
-      <w:numFmt w:val="bullet"/>
-      <w:lvlText w:val=""/>
-      <w:lvlJc w:val="left"/>
-      <w:pPr>
-        <w:tabs>
-          <w:tab w:val="num" w:pos="5760"/>
-        </w:tabs>
-        <w:ind w:left="5760" w:hanging="360"/>
-      </w:pPr>
-      <w:rPr>
-        <w:rFonts w:ascii="Wingdings" w:hAnsi="Wingdings" w:hint="default"/>
-        <w:sz w:val="20"/>
-      </w:rPr>
-    </w:lvl>
-    <w:lvl w:ilvl="8" w:tentative="1">
-      <w:start w:val="1"/>
-      <w:numFmt w:val="bullet"/>
-      <w:lvlText w:val=""/>
-      <w:lvlJc w:val="left"/>
-      <w:pPr>
-        <w:tabs>
-          <w:tab w:val="num" w:pos="6480"/>
-        </w:tabs>
-        <w:ind w:left="6480" w:hanging="360"/>
-      </w:pPr>
-      <w:rPr>
-        <w:rFonts w:ascii="Wingdings" w:hAnsi="Wingdings" w:hint="default"/>
-        <w:sz w:val="20"/>
-      </w:rPr>
-    </w:lvl>
-  </w:abstractNum>
-  <w:abstractNum w:abstractNumId="29" w15:restartNumberingAfterBreak="0">
-    <w:nsid w:val="7AAE3690"/>
-    <w:multiLevelType w:val="multilevel"/>
-    <w:tmpl w:val="DDB04C04"/>
-    <w:lvl w:ilvl="0">
-      <w:start w:val="1"/>
-      <w:numFmt w:val="bullet"/>
-      <w:lvlText w:val=""/>
-      <w:lvlJc w:val="left"/>
-      <w:pPr>
-        <w:tabs>
-          <w:tab w:val="num" w:pos="720"/>
-        </w:tabs>
-        <w:ind w:left="720" w:hanging="360"/>
-      </w:pPr>
-      <w:rPr>
-        <w:rFonts w:ascii="Symbol" w:hAnsi="Symbol" w:hint="default"/>
-        <w:sz w:val="20"/>
-      </w:rPr>
-    </w:lvl>
-    <w:lvl w:ilvl="1">
-      <w:start w:val="1"/>
-      <w:numFmt w:val="decimal"/>
-      <w:lvlText w:val="%2."/>
-      <w:lvlJc w:val="left"/>
-      <w:pPr>
-        <w:tabs>
-          <w:tab w:val="num" w:pos="1440"/>
-        </w:tabs>
-        <w:ind w:left="1440" w:hanging="360"/>
-      </w:pPr>
     </w:lvl>
     <w:lvl w:ilvl="2" w:tentative="1">
       <w:start w:val="1"/>
@@ -15863,94 +19379,118 @@
     </w:lvl>
   </w:abstractNum>
   <w:num w:numId="1">
+    <w:abstractNumId w:val="31"/>
+  </w:num>
+  <w:num w:numId="2">
+    <w:abstractNumId w:val="11"/>
+  </w:num>
+  <w:num w:numId="3">
+    <w:abstractNumId w:val="17"/>
+  </w:num>
+  <w:num w:numId="4">
+    <w:abstractNumId w:val="10"/>
+  </w:num>
+  <w:num w:numId="5">
+    <w:abstractNumId w:val="3"/>
+  </w:num>
+  <w:num w:numId="6">
+    <w:abstractNumId w:val="16"/>
+  </w:num>
+  <w:num w:numId="7">
+    <w:abstractNumId w:val="34"/>
+  </w:num>
+  <w:num w:numId="8">
+    <w:abstractNumId w:val="12"/>
+  </w:num>
+  <w:num w:numId="9">
+    <w:abstractNumId w:val="28"/>
+  </w:num>
+  <w:num w:numId="10">
+    <w:abstractNumId w:val="36"/>
+  </w:num>
+  <w:num w:numId="11">
+    <w:abstractNumId w:val="5"/>
+  </w:num>
+  <w:num w:numId="12">
+    <w:abstractNumId w:val="25"/>
+  </w:num>
+  <w:num w:numId="13">
+    <w:abstractNumId w:val="37"/>
+  </w:num>
+  <w:num w:numId="14">
+    <w:abstractNumId w:val="32"/>
+  </w:num>
+  <w:num w:numId="15">
+    <w:abstractNumId w:val="1"/>
+  </w:num>
+  <w:num w:numId="16">
+    <w:abstractNumId w:val="19"/>
+  </w:num>
+  <w:num w:numId="17">
+    <w:abstractNumId w:val="8"/>
+  </w:num>
+  <w:num w:numId="18">
+    <w:abstractNumId w:val="29"/>
+  </w:num>
+  <w:num w:numId="19">
+    <w:abstractNumId w:val="26"/>
+  </w:num>
+  <w:num w:numId="20">
     <w:abstractNumId w:val="0"/>
   </w:num>
-  <w:num w:numId="2">
-    <w:abstractNumId w:val="8"/>
+  <w:num w:numId="21">
+    <w:abstractNumId w:val="33"/>
   </w:num>
-  <w:num w:numId="3">
-    <w:abstractNumId w:val="20"/>
+  <w:num w:numId="22">
+    <w:abstractNumId w:val="15"/>
   </w:num>
-  <w:num w:numId="4">
-    <w:abstractNumId w:val="16"/>
-  </w:num>
-  <w:num w:numId="5">
+  <w:num w:numId="23">
     <w:abstractNumId w:val="23"/>
   </w:num>
-  <w:num w:numId="6">
-    <w:abstractNumId w:val="10"/>
+  <w:num w:numId="24">
+    <w:abstractNumId w:val="24"/>
   </w:num>
-  <w:num w:numId="7">
-    <w:abstractNumId w:val="14"/>
-  </w:num>
-  <w:num w:numId="8">
-    <w:abstractNumId w:val="29"/>
-  </w:num>
-  <w:num w:numId="9">
-    <w:abstractNumId w:val="25"/>
-  </w:num>
-  <w:num w:numId="10">
+  <w:num w:numId="25">
     <w:abstractNumId w:val="21"/>
   </w:num>
-  <w:num w:numId="11">
-    <w:abstractNumId w:val="6"/>
+  <w:num w:numId="26">
+    <w:abstractNumId w:val="30"/>
   </w:num>
-  <w:num w:numId="12">
-    <w:abstractNumId w:val="26"/>
-  </w:num>
-  <w:num w:numId="13">
-    <w:abstractNumId w:val="4"/>
-  </w:num>
-  <w:num w:numId="14">
-    <w:abstractNumId w:val="3"/>
-  </w:num>
-  <w:num w:numId="15">
-    <w:abstractNumId w:val="13"/>
-  </w:num>
-  <w:num w:numId="16">
-    <w:abstractNumId w:val="24"/>
-  </w:num>
-  <w:num w:numId="17">
-    <w:abstractNumId w:val="17"/>
-  </w:num>
-  <w:num w:numId="18">
-    <w:abstractNumId w:val="12"/>
-  </w:num>
-  <w:num w:numId="19">
-    <w:abstractNumId w:val="28"/>
-  </w:num>
-  <w:num w:numId="20">
-    <w:abstractNumId w:val="22"/>
-  </w:num>
-  <w:num w:numId="21">
-    <w:abstractNumId w:val="1"/>
-  </w:num>
-  <w:num w:numId="22">
-    <w:abstractNumId w:val="2"/>
-  </w:num>
-  <w:num w:numId="23">
-    <w:abstractNumId w:val="11"/>
-  </w:num>
-  <w:num w:numId="24">
-    <w:abstractNumId w:val="19"/>
-  </w:num>
-  <w:num w:numId="25">
-    <w:abstractNumId w:val="27"/>
-  </w:num>
-  <w:num w:numId="26">
+  <w:num w:numId="27">
     <w:abstractNumId w:val="18"/>
   </w:num>
-  <w:num w:numId="27">
-    <w:abstractNumId w:val="15"/>
-  </w:num>
   <w:num w:numId="28">
-    <w:abstractNumId w:val="5"/>
+    <w:abstractNumId w:val="35"/>
   </w:num>
   <w:num w:numId="29">
-    <w:abstractNumId w:val="9"/>
+    <w:abstractNumId w:val="14"/>
   </w:num>
   <w:num w:numId="30">
     <w:abstractNumId w:val="7"/>
+  </w:num>
+  <w:num w:numId="31">
+    <w:abstractNumId w:val="27"/>
+  </w:num>
+  <w:num w:numId="32">
+    <w:abstractNumId w:val="6"/>
+  </w:num>
+  <w:num w:numId="33">
+    <w:abstractNumId w:val="13"/>
+  </w:num>
+  <w:num w:numId="34">
+    <w:abstractNumId w:val="20"/>
+  </w:num>
+  <w:num w:numId="35">
+    <w:abstractNumId w:val="2"/>
+  </w:num>
+  <w:num w:numId="36">
+    <w:abstractNumId w:val="22"/>
+  </w:num>
+  <w:num w:numId="37">
+    <w:abstractNumId w:val="9"/>
+  </w:num>
+  <w:num w:numId="38">
+    <w:abstractNumId w:val="4"/>
   </w:num>
 </w:numbering>
 </file>
